--- a/Data Structure/DSA with Array and String.docx
+++ b/Data Structure/DSA with Array and String.docx
@@ -14,6 +14,322 @@
           <w:b/>
           <w:bCs/>
         </w:rPr>
+        <w:t xml:space="preserve">Data Types </w:t>
+      </w:r>
+    </w:p>
+    <w:p>
+      <w:pPr>
+        <w:rPr>
+          <w:b/>
+          <w:bCs/>
+        </w:rPr>
+      </w:pPr>
+    </w:p>
+    <w:p>
+      <w:pPr>
+        <w:rPr>
+          <w:b/>
+          <w:bCs/>
+        </w:rPr>
+      </w:pPr>
+      <w:r>
+        <w:rPr>
+          <w:b/>
+          <w:bCs/>
+        </w:rPr>
+        <w:t xml:space="preserve">Primitive Types </w:t>
+      </w:r>
+    </w:p>
+    <w:p>
+      <w:pPr>
+        <w:pStyle w:val="ListParagraph"/>
+        <w:numPr>
+          <w:ilvl w:val="0"/>
+          <w:numId w:val="32"/>
+        </w:numPr>
+      </w:pPr>
+      <w:r>
+        <w:t xml:space="preserve">Byte </w:t>
+      </w:r>
+    </w:p>
+    <w:p>
+      <w:pPr>
+        <w:pStyle w:val="ListParagraph"/>
+        <w:numPr>
+          <w:ilvl w:val="0"/>
+          <w:numId w:val="32"/>
+        </w:numPr>
+      </w:pPr>
+      <w:r>
+        <w:t xml:space="preserve">Short </w:t>
+      </w:r>
+    </w:p>
+    <w:p>
+      <w:pPr>
+        <w:pStyle w:val="ListParagraph"/>
+        <w:numPr>
+          <w:ilvl w:val="0"/>
+          <w:numId w:val="32"/>
+        </w:numPr>
+      </w:pPr>
+      <w:r>
+        <w:t xml:space="preserve">Int </w:t>
+      </w:r>
+    </w:p>
+    <w:p>
+      <w:pPr>
+        <w:pStyle w:val="ListParagraph"/>
+        <w:numPr>
+          <w:ilvl w:val="0"/>
+          <w:numId w:val="32"/>
+        </w:numPr>
+      </w:pPr>
+      <w:r>
+        <w:t xml:space="preserve">Long </w:t>
+      </w:r>
+    </w:p>
+    <w:p>
+      <w:pPr>
+        <w:pStyle w:val="ListParagraph"/>
+        <w:numPr>
+          <w:ilvl w:val="0"/>
+          <w:numId w:val="32"/>
+        </w:numPr>
+      </w:pPr>
+      <w:r>
+        <w:t xml:space="preserve">Float </w:t>
+      </w:r>
+    </w:p>
+    <w:p>
+      <w:pPr>
+        <w:pStyle w:val="ListParagraph"/>
+        <w:numPr>
+          <w:ilvl w:val="0"/>
+          <w:numId w:val="32"/>
+        </w:numPr>
+      </w:pPr>
+      <w:r>
+        <w:t xml:space="preserve">Double </w:t>
+      </w:r>
+    </w:p>
+    <w:p>
+      <w:pPr>
+        <w:pStyle w:val="ListParagraph"/>
+        <w:numPr>
+          <w:ilvl w:val="0"/>
+          <w:numId w:val="32"/>
+        </w:numPr>
+      </w:pPr>
+      <w:r>
+        <w:t xml:space="preserve">Char </w:t>
+      </w:r>
+    </w:p>
+    <w:p>
+      <w:pPr>
+        <w:pStyle w:val="ListParagraph"/>
+        <w:numPr>
+          <w:ilvl w:val="0"/>
+          <w:numId w:val="32"/>
+        </w:numPr>
+      </w:pPr>
+      <w:r>
+        <w:t xml:space="preserve">Boolean </w:t>
+      </w:r>
+    </w:p>
+    <w:p>
+      <w:pPr>
+        <w:ind w:left="360"/>
+      </w:pPr>
+      <w:r>
+        <w:t xml:space="preserve">It is </w:t>
+      </w:r>
+      <w:proofErr w:type="gramStart"/>
+      <w:r>
+        <w:t>use</w:t>
+      </w:r>
+      <w:proofErr w:type="gramEnd"/>
+      <w:r>
+        <w:t xml:space="preserve"> to store single value</w:t>
+      </w:r>
+    </w:p>
+    <w:p/>
+    <w:p>
+      <w:r>
+        <w:t xml:space="preserve">Reference data </w:t>
+      </w:r>
+      <w:proofErr w:type="gramStart"/>
+      <w:r>
+        <w:t>types :</w:t>
+      </w:r>
+      <w:proofErr w:type="gramEnd"/>
+      <w:r>
+        <w:t xml:space="preserve"> it is </w:t>
+      </w:r>
+      <w:proofErr w:type="gramStart"/>
+      <w:r>
+        <w:t>use</w:t>
+      </w:r>
+      <w:proofErr w:type="gramEnd"/>
+      <w:r>
+        <w:t xml:space="preserve"> to store value as well as reference of another data types. </w:t>
+      </w:r>
+    </w:p>
+    <w:p/>
+    <w:p>
+      <w:pPr>
+        <w:pStyle w:val="ListParagraph"/>
+        <w:numPr>
+          <w:ilvl w:val="0"/>
+          <w:numId w:val="33"/>
+        </w:numPr>
+      </w:pPr>
+      <w:r>
+        <w:t xml:space="preserve">Linear data structure </w:t>
+      </w:r>
+    </w:p>
+    <w:p>
+      <w:pPr>
+        <w:pStyle w:val="ListParagraph"/>
+      </w:pPr>
+      <w:r>
+        <w:t xml:space="preserve">It </w:t>
+      </w:r>
+      <w:proofErr w:type="gramStart"/>
+      <w:r>
+        <w:t>store</w:t>
+      </w:r>
+      <w:proofErr w:type="gramEnd"/>
+      <w:r>
+        <w:t xml:space="preserve"> the data in sequence </w:t>
+      </w:r>
+    </w:p>
+    <w:p>
+      <w:pPr>
+        <w:pStyle w:val="ListParagraph"/>
+      </w:pPr>
+      <w:r>
+        <w:rPr>
+          <w:highlight w:val="yellow"/>
+        </w:rPr>
+        <w:t>Array,</w:t>
+      </w:r>
+      <w:r>
+        <w:t xml:space="preserve"> </w:t>
+      </w:r>
+      <w:proofErr w:type="spellStart"/>
+      <w:proofErr w:type="gramStart"/>
+      <w:r>
+        <w:t>pre defined</w:t>
+      </w:r>
+      <w:proofErr w:type="spellEnd"/>
+      <w:proofErr w:type="gramEnd"/>
+      <w:r>
+        <w:t xml:space="preserve"> or user defined classes like String, interface, </w:t>
+      </w:r>
+      <w:proofErr w:type="spellStart"/>
+      <w:r>
+        <w:t>enum</w:t>
+      </w:r>
+      <w:proofErr w:type="spellEnd"/>
+      <w:r>
+        <w:t xml:space="preserve"> etc</w:t>
+      </w:r>
+    </w:p>
+    <w:p>
+      <w:pPr>
+        <w:pStyle w:val="ListParagraph"/>
+      </w:pPr>
+      <w:r>
+        <w:t xml:space="preserve">Stack </w:t>
+      </w:r>
+    </w:p>
+    <w:p>
+      <w:pPr>
+        <w:pStyle w:val="ListParagraph"/>
+      </w:pPr>
+      <w:r>
+        <w:t xml:space="preserve">Queue </w:t>
+      </w:r>
+    </w:p>
+    <w:p>
+      <w:pPr>
+        <w:pStyle w:val="ListParagraph"/>
+      </w:pPr>
+      <w:r>
+        <w:t xml:space="preserve">LinkedList </w:t>
+      </w:r>
+    </w:p>
+    <w:p>
+      <w:pPr>
+        <w:pStyle w:val="ListParagraph"/>
+      </w:pPr>
+    </w:p>
+    <w:p>
+      <w:pPr>
+        <w:pStyle w:val="ListParagraph"/>
+        <w:numPr>
+          <w:ilvl w:val="0"/>
+          <w:numId w:val="33"/>
+        </w:numPr>
+      </w:pPr>
+      <w:proofErr w:type="gramStart"/>
+      <w:r>
+        <w:t>Non linear</w:t>
+      </w:r>
+      <w:proofErr w:type="gramEnd"/>
+      <w:r>
+        <w:t xml:space="preserve"> data structure  </w:t>
+      </w:r>
+    </w:p>
+    <w:p>
+      <w:pPr>
+        <w:pStyle w:val="ListParagraph"/>
+      </w:pPr>
+      <w:r>
+        <w:t xml:space="preserve">It </w:t>
+      </w:r>
+      <w:proofErr w:type="gramStart"/>
+      <w:r>
+        <w:t>store</w:t>
+      </w:r>
+      <w:proofErr w:type="gramEnd"/>
+      <w:r>
+        <w:t xml:space="preserve"> data not in sequence order.</w:t>
+      </w:r>
+    </w:p>
+    <w:p>
+      <w:pPr>
+        <w:pStyle w:val="ListParagraph"/>
+      </w:pPr>
+      <w:r>
+        <w:t xml:space="preserve">Tree </w:t>
+      </w:r>
+    </w:p>
+    <w:p>
+      <w:pPr>
+        <w:pStyle w:val="ListParagraph"/>
+      </w:pPr>
+      <w:r>
+        <w:t xml:space="preserve">Graph  </w:t>
+      </w:r>
+    </w:p>
+    <w:p>
+      <w:pPr>
+        <w:pStyle w:val="ListParagraph"/>
+      </w:pPr>
+    </w:p>
+    <w:p>
+      <w:pPr>
+        <w:rPr>
+          <w:b/>
+          <w:bCs/>
+        </w:rPr>
+      </w:pPr>
+      <w:r>
+        <w:rPr>
+          <w:b/>
+          <w:bCs/>
+        </w:rPr>
         <w:t>MODULE 1 – ARRAY (CORE LINEAR DATA STRUCTURE)</w:t>
       </w:r>
     </w:p>
@@ -119,6 +435,7 @@
         </w:numPr>
       </w:pPr>
       <w:r>
+        <w:lastRenderedPageBreak/>
         <w:t xml:space="preserve">Size is </w:t>
       </w:r>
       <w:r>
@@ -167,8 +484,69 @@
     </w:p>
     <w:p>
       <w:r>
-        <w:t>int[] arr = new int[5];</w:t>
-      </w:r>
+        <w:t xml:space="preserve">Int </w:t>
+      </w:r>
+      <w:proofErr w:type="spellStart"/>
+      <w:proofErr w:type="gramStart"/>
+      <w:r>
+        <w:t>num</w:t>
+      </w:r>
+      <w:proofErr w:type="spellEnd"/>
+      <w:r>
+        <w:t>[</w:t>
+      </w:r>
+      <w:proofErr w:type="gramEnd"/>
+      <w:r>
+        <w:t>]</w:t>
+      </w:r>
+      <w:proofErr w:type="gramStart"/>
+      <w:r>
+        <w:t>={</w:t>
+      </w:r>
+      <w:proofErr w:type="gramEnd"/>
+      <w:r>
+        <w:t>10,20,30,40,50}</w:t>
+      </w:r>
+    </w:p>
+    <w:p>
+      <w:proofErr w:type="gramStart"/>
+      <w:r>
+        <w:t>int[</w:t>
+      </w:r>
+      <w:proofErr w:type="gramEnd"/>
+      <w:r>
+        <w:t xml:space="preserve">] </w:t>
+      </w:r>
+      <w:proofErr w:type="spellStart"/>
+      <w:r>
+        <w:t>arr</w:t>
+      </w:r>
+      <w:proofErr w:type="spellEnd"/>
+      <w:r>
+        <w:t xml:space="preserve"> = </w:t>
+      </w:r>
+      <w:r>
+        <w:rPr>
+          <w:highlight w:val="yellow"/>
+        </w:rPr>
+        <w:t>new</w:t>
+      </w:r>
+      <w:r>
+        <w:t xml:space="preserve"> </w:t>
+      </w:r>
+      <w:proofErr w:type="gramStart"/>
+      <w:r>
+        <w:t>int[</w:t>
+      </w:r>
+      <w:proofErr w:type="gramEnd"/>
+      <w:r>
+        <w:t>5</w:t>
+      </w:r>
+      <w:proofErr w:type="gramStart"/>
+      <w:r>
+        <w:t>];</w:t>
+      </w:r>
+      <w:proofErr w:type="gramEnd"/>
     </w:p>
     <w:p>
       <w:r>
@@ -177,13 +555,58 @@
     </w:p>
     <w:p>
       <w:r>
-        <w:t>Index →  0   1   2   3   4</w:t>
-      </w:r>
-    </w:p>
-    <w:p>
-      <w:r>
-        <w:t>Value → [ ] [ ] [ ] [ ] [ ]</w:t>
-      </w:r>
+        <w:t xml:space="preserve">Index </w:t>
+      </w:r>
+      <w:proofErr w:type="gramStart"/>
+      <w:r>
+        <w:t>→  0</w:t>
+      </w:r>
+      <w:proofErr w:type="gramEnd"/>
+      <w:r>
+        <w:t xml:space="preserve">   1   2   3   4</w:t>
+      </w:r>
+    </w:p>
+    <w:p>
+      <w:r>
+        <w:t xml:space="preserve">Value → </w:t>
+      </w:r>
+      <w:proofErr w:type="gramStart"/>
+      <w:r>
+        <w:t>[ ]</w:t>
+      </w:r>
+      <w:proofErr w:type="gramEnd"/>
+      <w:r>
+        <w:t xml:space="preserve"> </w:t>
+      </w:r>
+      <w:proofErr w:type="gramStart"/>
+      <w:r>
+        <w:t>[ ]</w:t>
+      </w:r>
+      <w:proofErr w:type="gramEnd"/>
+      <w:r>
+        <w:t xml:space="preserve"> </w:t>
+      </w:r>
+      <w:proofErr w:type="gramStart"/>
+      <w:r>
+        <w:t>[ ]</w:t>
+      </w:r>
+      <w:proofErr w:type="gramEnd"/>
+      <w:r>
+        <w:t xml:space="preserve"> </w:t>
+      </w:r>
+      <w:proofErr w:type="gramStart"/>
+      <w:r>
+        <w:t>[ ]</w:t>
+      </w:r>
+      <w:proofErr w:type="gramEnd"/>
+      <w:r>
+        <w:t xml:space="preserve"> </w:t>
+      </w:r>
+      <w:proofErr w:type="gramStart"/>
+      <w:r>
+        <w:t>[ ]</w:t>
+      </w:r>
+      <w:proofErr w:type="gramEnd"/>
     </w:p>
     <w:p>
       <w:pPr>
@@ -223,7 +646,30 @@
     </w:p>
     <w:p>
       <w:r>
-        <w:t>Arrays support O(1) random access due to contiguous memory.</w:t>
+        <w:t xml:space="preserve">Arrays support </w:t>
+      </w:r>
+      <w:proofErr w:type="gramStart"/>
+      <w:r>
+        <w:rPr>
+          <w:highlight w:val="yellow"/>
+        </w:rPr>
+        <w:t>O(</w:t>
+      </w:r>
+      <w:proofErr w:type="gramEnd"/>
+      <w:r>
+        <w:rPr>
+          <w:highlight w:val="yellow"/>
+        </w:rPr>
+        <w:t>1</w:t>
+      </w:r>
+      <w:r>
+        <w:rPr>
+          <w:highlight w:val="yellow"/>
+        </w:rPr>
+        <w:t>)</w:t>
+      </w:r>
+      <w:r>
+        <w:t xml:space="preserve"> random access due to contiguous memory.</w:t>
       </w:r>
     </w:p>
     <w:p>
@@ -271,9 +717,35 @@
       </w:r>
     </w:p>
     <w:p>
-      <w:r>
-        <w:t>int[] arr = new int[5];</w:t>
-      </w:r>
+      <w:proofErr w:type="gramStart"/>
+      <w:r>
+        <w:t>int[</w:t>
+      </w:r>
+      <w:proofErr w:type="gramEnd"/>
+      <w:r>
+        <w:t xml:space="preserve">] </w:t>
+      </w:r>
+      <w:proofErr w:type="spellStart"/>
+      <w:r>
+        <w:t>arr</w:t>
+      </w:r>
+      <w:proofErr w:type="spellEnd"/>
+      <w:r>
+        <w:t xml:space="preserve"> = new </w:t>
+      </w:r>
+      <w:proofErr w:type="gramStart"/>
+      <w:r>
+        <w:t>int[</w:t>
+      </w:r>
+      <w:proofErr w:type="gramEnd"/>
+      <w:r>
+        <w:t>5</w:t>
+      </w:r>
+      <w:proofErr w:type="gramStart"/>
+      <w:r>
+        <w:t>];</w:t>
+      </w:r>
+      <w:proofErr w:type="gramEnd"/>
     </w:p>
     <w:p>
       <w:pPr>
@@ -299,7 +771,6 @@
     </w:p>
     <w:p>
       <w:r>
-        <w:lastRenderedPageBreak/>
         <w:pict w14:anchorId="50EE3839">
           <v:rect id="_x0000_i1029" style="width:0;height:1.5pt" o:hralign="center" o:hrstd="t" o:hr="t" fillcolor="#a0a0a0" stroked="f"/>
         </w:pict>
@@ -363,6 +834,7 @@
     </w:p>
     <w:p>
       <w:r>
+        <w:lastRenderedPageBreak/>
         <w:pict w14:anchorId="4FD0C7A9">
           <v:rect id="_x0000_i1031" style="width:0;height:1.5pt" o:hralign="center" o:hrstd="t" o:hr="t" fillcolor="#a0a0a0" stroked="f"/>
         </w:pict>
@@ -380,7 +852,15 @@
           <w:b/>
           <w:bCs/>
         </w:rPr>
-        <w:t>4.1 Traversal</w:t>
+        <w:t xml:space="preserve">4.1 </w:t>
+      </w:r>
+      <w:r>
+        <w:rPr>
+          <w:b/>
+          <w:bCs/>
+          <w:highlight w:val="yellow"/>
+        </w:rPr>
+        <w:t>Traversal</w:t>
       </w:r>
     </w:p>
     <w:p>
@@ -426,18 +906,97 @@
     </w:p>
     <w:p>
       <w:r>
-        <w:t>void traverse(int[] arr) {</w:t>
-      </w:r>
-    </w:p>
-    <w:p>
-      <w:r>
-        <w:t xml:space="preserve">    for (int i = 0; i &lt; arr.length; i++) {</w:t>
-      </w:r>
-    </w:p>
-    <w:p>
-      <w:r>
-        <w:t xml:space="preserve">        System.out.print(arr[i] + " ");</w:t>
-      </w:r>
+        <w:t>void traverse(</w:t>
+      </w:r>
+      <w:proofErr w:type="gramStart"/>
+      <w:r>
+        <w:t>int[</w:t>
+      </w:r>
+      <w:proofErr w:type="gramEnd"/>
+      <w:r>
+        <w:t xml:space="preserve">] </w:t>
+      </w:r>
+      <w:proofErr w:type="spellStart"/>
+      <w:r>
+        <w:t>arr</w:t>
+      </w:r>
+      <w:proofErr w:type="spellEnd"/>
+      <w:r>
+        <w:t>) {</w:t>
+      </w:r>
+    </w:p>
+    <w:p>
+      <w:r>
+        <w:t xml:space="preserve">    for (int </w:t>
+      </w:r>
+      <w:proofErr w:type="spellStart"/>
+      <w:r>
+        <w:t>i</w:t>
+      </w:r>
+      <w:proofErr w:type="spellEnd"/>
+      <w:r>
+        <w:t xml:space="preserve"> = 0; </w:t>
+      </w:r>
+      <w:proofErr w:type="spellStart"/>
+      <w:r>
+        <w:t>i</w:t>
+      </w:r>
+      <w:proofErr w:type="spellEnd"/>
+      <w:r>
+        <w:t xml:space="preserve"> &lt; </w:t>
+      </w:r>
+      <w:proofErr w:type="spellStart"/>
+      <w:proofErr w:type="gramStart"/>
+      <w:r>
+        <w:t>arr.length</w:t>
+      </w:r>
+      <w:proofErr w:type="spellEnd"/>
+      <w:proofErr w:type="gramEnd"/>
+      <w:r>
+        <w:t xml:space="preserve">; </w:t>
+      </w:r>
+      <w:proofErr w:type="spellStart"/>
+      <w:r>
+        <w:t>i</w:t>
+      </w:r>
+      <w:proofErr w:type="spellEnd"/>
+      <w:r>
+        <w:t>++) {</w:t>
+      </w:r>
+    </w:p>
+    <w:p>
+      <w:r>
+        <w:t xml:space="preserve">        </w:t>
+      </w:r>
+      <w:proofErr w:type="spellStart"/>
+      <w:r>
+        <w:t>System.out.print</w:t>
+      </w:r>
+      <w:proofErr w:type="spellEnd"/>
+      <w:r>
+        <w:t>(</w:t>
+      </w:r>
+      <w:proofErr w:type="spellStart"/>
+      <w:r>
+        <w:t>arr</w:t>
+      </w:r>
+      <w:proofErr w:type="spellEnd"/>
+      <w:r>
+        <w:t>[</w:t>
+      </w:r>
+      <w:proofErr w:type="spellStart"/>
+      <w:r>
+        <w:t>i</w:t>
+      </w:r>
+      <w:proofErr w:type="spellEnd"/>
+      <w:r>
+        <w:t>] + " "</w:t>
+      </w:r>
+      <w:proofErr w:type="gramStart"/>
+      <w:r>
+        <w:t>);</w:t>
+      </w:r>
+      <w:proofErr w:type="gramEnd"/>
     </w:p>
     <w:p>
       <w:r>
@@ -513,25 +1072,160 @@
       </w:r>
     </w:p>
     <w:p>
-      <w:r>
-        <w:t>int[] insertAtEnd(int[] arr, int value) {</w:t>
-      </w:r>
-    </w:p>
-    <w:p>
-      <w:r>
-        <w:t xml:space="preserve">    int[] newArr = new int[arr.length + 1];</w:t>
-      </w:r>
+      <w:proofErr w:type="gramStart"/>
+      <w:r>
+        <w:t>int[</w:t>
+      </w:r>
+      <w:proofErr w:type="gramEnd"/>
+      <w:r>
+        <w:t xml:space="preserve">] </w:t>
+      </w:r>
+      <w:proofErr w:type="spellStart"/>
+      <w:r>
+        <w:t>insertAtEnd</w:t>
+      </w:r>
+      <w:proofErr w:type="spellEnd"/>
+      <w:r>
+        <w:t>(</w:t>
+      </w:r>
+      <w:proofErr w:type="gramStart"/>
+      <w:r>
+        <w:t>int[</w:t>
+      </w:r>
+      <w:proofErr w:type="gramEnd"/>
+      <w:r>
+        <w:t>] arr, int value) {</w:t>
+      </w:r>
+    </w:p>
+    <w:p>
+      <w:r>
+        <w:t xml:space="preserve">    </w:t>
+      </w:r>
+      <w:proofErr w:type="gramStart"/>
+      <w:r>
+        <w:t>int[</w:t>
+      </w:r>
+      <w:proofErr w:type="gramEnd"/>
+      <w:r>
+        <w:t xml:space="preserve">] </w:t>
+      </w:r>
+      <w:proofErr w:type="spellStart"/>
+      <w:r>
+        <w:t>newArr</w:t>
+      </w:r>
+      <w:proofErr w:type="spellEnd"/>
+      <w:r>
+        <w:t xml:space="preserve"> = new </w:t>
+      </w:r>
+      <w:proofErr w:type="gramStart"/>
+      <w:r>
+        <w:t>int[</w:t>
+      </w:r>
+      <w:proofErr w:type="spellStart"/>
+      <w:r>
+        <w:t>arr.length</w:t>
+      </w:r>
+      <w:proofErr w:type="spellEnd"/>
+      <w:proofErr w:type="gramEnd"/>
+      <w:r>
+        <w:t xml:space="preserve"> + 1</w:t>
+      </w:r>
+      <w:proofErr w:type="gramStart"/>
+      <w:r>
+        <w:t>];</w:t>
+      </w:r>
+      <w:proofErr w:type="gramEnd"/>
     </w:p>
     <w:p/>
     <w:p>
       <w:r>
-        <w:t xml:space="preserve">    for (int i = 0; i &lt; arr.length; i++) {</w:t>
-      </w:r>
-    </w:p>
-    <w:p>
-      <w:r>
-        <w:t xml:space="preserve">        newArr[i] = arr[i];</w:t>
-      </w:r>
+        <w:t xml:space="preserve">    for (int </w:t>
+      </w:r>
+      <w:proofErr w:type="spellStart"/>
+      <w:r>
+        <w:t>i</w:t>
+      </w:r>
+      <w:proofErr w:type="spellEnd"/>
+      <w:r>
+        <w:t xml:space="preserve"> = 0; </w:t>
+      </w:r>
+      <w:proofErr w:type="spellStart"/>
+      <w:r>
+        <w:t>i</w:t>
+      </w:r>
+      <w:proofErr w:type="spellEnd"/>
+      <w:r>
+        <w:t xml:space="preserve"> &lt; </w:t>
+      </w:r>
+      <w:proofErr w:type="spellStart"/>
+      <w:proofErr w:type="gramStart"/>
+      <w:r>
+        <w:t>arr.length</w:t>
+      </w:r>
+      <w:proofErr w:type="spellEnd"/>
+      <w:proofErr w:type="gramEnd"/>
+      <w:r>
+        <w:t xml:space="preserve">; </w:t>
+      </w:r>
+      <w:proofErr w:type="spellStart"/>
+      <w:r>
+        <w:t>i</w:t>
+      </w:r>
+      <w:proofErr w:type="spellEnd"/>
+      <w:r>
+        <w:t>++) {</w:t>
+      </w:r>
+      <w:r>
+        <w:tab/>
+      </w:r>
+      <w:r>
+        <w:tab/>
+        <w:t xml:space="preserve">copy to </w:t>
+      </w:r>
+      <w:proofErr w:type="spellStart"/>
+      <w:r>
+        <w:t>newArr</w:t>
+      </w:r>
+      <w:proofErr w:type="spellEnd"/>
+    </w:p>
+    <w:p>
+      <w:r>
+        <w:t xml:space="preserve">        </w:t>
+      </w:r>
+      <w:proofErr w:type="spellStart"/>
+      <w:r>
+        <w:t>newArr</w:t>
+      </w:r>
+      <w:proofErr w:type="spellEnd"/>
+      <w:r>
+        <w:t>[</w:t>
+      </w:r>
+      <w:proofErr w:type="spellStart"/>
+      <w:r>
+        <w:t>i</w:t>
+      </w:r>
+      <w:proofErr w:type="spellEnd"/>
+      <w:r>
+        <w:t xml:space="preserve">] = </w:t>
+      </w:r>
+      <w:proofErr w:type="spellStart"/>
+      <w:r>
+        <w:t>arr</w:t>
+      </w:r>
+      <w:proofErr w:type="spellEnd"/>
+      <w:r>
+        <w:t>[</w:t>
+      </w:r>
+      <w:proofErr w:type="spellStart"/>
+      <w:r>
+        <w:t>i</w:t>
+      </w:r>
+      <w:proofErr w:type="spellEnd"/>
+      <w:proofErr w:type="gramStart"/>
+      <w:r>
+        <w:t>];</w:t>
+      </w:r>
+      <w:proofErr w:type="gramEnd"/>
     </w:p>
     <w:p>
       <w:r>
@@ -541,14 +1235,51 @@
     <w:p/>
     <w:p>
       <w:r>
-        <w:lastRenderedPageBreak/>
-        <w:t xml:space="preserve">    newArr[arr.length] = value;</w:t>
-      </w:r>
-    </w:p>
-    <w:p>
-      <w:r>
-        <w:t xml:space="preserve">    return newArr;</w:t>
-      </w:r>
+        <w:t xml:space="preserve">    </w:t>
+      </w:r>
+      <w:proofErr w:type="spellStart"/>
+      <w:r>
+        <w:t>newArr</w:t>
+      </w:r>
+      <w:proofErr w:type="spellEnd"/>
+      <w:r>
+        <w:t>[</w:t>
+      </w:r>
+      <w:proofErr w:type="spellStart"/>
+      <w:proofErr w:type="gramStart"/>
+      <w:r>
+        <w:t>arr.length</w:t>
+      </w:r>
+      <w:proofErr w:type="spellEnd"/>
+      <w:proofErr w:type="gramEnd"/>
+      <w:r>
+        <w:t>] = value;</w:t>
+      </w:r>
+      <w:r>
+        <w:tab/>
+      </w:r>
+      <w:r>
+        <w:tab/>
+      </w:r>
+      <w:r>
+        <w:tab/>
+        <w:t xml:space="preserve">then add new value at last </w:t>
+      </w:r>
+    </w:p>
+    <w:p>
+      <w:r>
+        <w:t xml:space="preserve">    return </w:t>
+      </w:r>
+      <w:proofErr w:type="spellStart"/>
+      <w:proofErr w:type="gramStart"/>
+      <w:r>
+        <w:t>newArr</w:t>
+      </w:r>
+      <w:proofErr w:type="spellEnd"/>
+      <w:r>
+        <w:t>;</w:t>
+      </w:r>
+      <w:proofErr w:type="gramEnd"/>
     </w:p>
     <w:p>
       <w:r>
@@ -596,62 +1327,361 @@
           <w:b/>
           <w:bCs/>
         </w:rPr>
+        <w:lastRenderedPageBreak/>
         <w:t>Insert at Position</w:t>
       </w:r>
     </w:p>
     <w:p>
-      <w:r>
-        <w:t>int[] insertAtPos(int[] arr, int pos, int value) {</w:t>
-      </w:r>
-    </w:p>
-    <w:p>
-      <w:r>
-        <w:t xml:space="preserve">    int[] newArr = new int[arr.length + 1];</w:t>
-      </w:r>
-    </w:p>
-    <w:p/>
-    <w:p>
-      <w:r>
-        <w:t xml:space="preserve">    for (int i = 0; i &lt; pos; i++) {</w:t>
-      </w:r>
-    </w:p>
-    <w:p>
-      <w:r>
-        <w:t xml:space="preserve">        newArr[i] = arr[i];</w:t>
-      </w:r>
+      <w:pPr>
+        <w:rPr>
+          <w:b/>
+          <w:bCs/>
+        </w:rPr>
+      </w:pPr>
+      <w:r>
+        <w:rPr>
+          <w:b/>
+          <w:bCs/>
+        </w:rPr>
+        <w:t xml:space="preserve">// int </w:t>
+      </w:r>
+      <w:proofErr w:type="spellStart"/>
+      <w:proofErr w:type="gramStart"/>
+      <w:r>
+        <w:rPr>
+          <w:b/>
+          <w:bCs/>
+        </w:rPr>
+        <w:t>num</w:t>
+      </w:r>
+      <w:proofErr w:type="spellEnd"/>
+      <w:r>
+        <w:rPr>
+          <w:b/>
+          <w:bCs/>
+        </w:rPr>
+        <w:t>[</w:t>
+      </w:r>
+      <w:proofErr w:type="gramEnd"/>
+      <w:r>
+        <w:rPr>
+          <w:b/>
+          <w:bCs/>
+        </w:rPr>
+        <w:t>]</w:t>
+      </w:r>
+      <w:proofErr w:type="gramStart"/>
+      <w:r>
+        <w:rPr>
+          <w:b/>
+          <w:bCs/>
+        </w:rPr>
+        <w:t>={</w:t>
+      </w:r>
+      <w:proofErr w:type="gramEnd"/>
+      <w:r>
+        <w:rPr>
+          <w:b/>
+          <w:bCs/>
+        </w:rPr>
+        <w:t>10,20,30,40,50}</w:t>
+      </w:r>
+      <w:r>
+        <w:rPr>
+          <w:b/>
+          <w:bCs/>
+        </w:rPr>
+        <w:tab/>
+        <w:t>0,1,2,3,4</w:t>
+      </w:r>
+    </w:p>
+    <w:p>
+      <w:proofErr w:type="gramStart"/>
+      <w:r>
+        <w:t>int[</w:t>
+      </w:r>
+      <w:proofErr w:type="gramEnd"/>
+      <w:r>
+        <w:t xml:space="preserve">] </w:t>
+      </w:r>
+      <w:proofErr w:type="spellStart"/>
+      <w:r>
+        <w:t>insertAtPos</w:t>
+      </w:r>
+      <w:proofErr w:type="spellEnd"/>
+      <w:r>
+        <w:t>(</w:t>
+      </w:r>
+      <w:proofErr w:type="gramStart"/>
+      <w:r>
+        <w:t>int[</w:t>
+      </w:r>
+      <w:proofErr w:type="gramEnd"/>
+      <w:r>
+        <w:t xml:space="preserve">] </w:t>
+      </w:r>
+      <w:proofErr w:type="spellStart"/>
+      <w:r>
+        <w:t>arr</w:t>
+      </w:r>
+      <w:proofErr w:type="spellEnd"/>
+      <w:r>
+        <w:t xml:space="preserve">, int </w:t>
+      </w:r>
+      <w:proofErr w:type="spellStart"/>
+      <w:r>
+        <w:t>pos</w:t>
+      </w:r>
+      <w:proofErr w:type="spellEnd"/>
+      <w:r>
+        <w:t>, int value) {</w:t>
+      </w:r>
+    </w:p>
+    <w:p>
+      <w:r>
+        <w:t xml:space="preserve">    </w:t>
+      </w:r>
+      <w:proofErr w:type="gramStart"/>
+      <w:r>
+        <w:t>int[</w:t>
+      </w:r>
+      <w:proofErr w:type="gramEnd"/>
+      <w:r>
+        <w:t xml:space="preserve">] </w:t>
+      </w:r>
+      <w:proofErr w:type="spellStart"/>
+      <w:r>
+        <w:t>newArr</w:t>
+      </w:r>
+      <w:proofErr w:type="spellEnd"/>
+      <w:r>
+        <w:t xml:space="preserve"> = new </w:t>
+      </w:r>
+      <w:proofErr w:type="gramStart"/>
+      <w:r>
+        <w:t>int[</w:t>
+      </w:r>
+      <w:proofErr w:type="spellStart"/>
+      <w:r>
+        <w:t>arr.length</w:t>
+      </w:r>
+      <w:proofErr w:type="spellEnd"/>
+      <w:proofErr w:type="gramEnd"/>
+      <w:r>
+        <w:t xml:space="preserve"> + 1</w:t>
+      </w:r>
+      <w:proofErr w:type="gramStart"/>
+      <w:r>
+        <w:t>];</w:t>
+      </w:r>
+      <w:proofErr w:type="gramEnd"/>
+    </w:p>
+    <w:p>
+      <w:r>
+        <w:t xml:space="preserve">    for (int </w:t>
+      </w:r>
+      <w:proofErr w:type="spellStart"/>
+      <w:r>
+        <w:t>i</w:t>
+      </w:r>
+      <w:proofErr w:type="spellEnd"/>
+      <w:r>
+        <w:t xml:space="preserve"> = 0; </w:t>
+      </w:r>
+      <w:proofErr w:type="spellStart"/>
+      <w:r>
+        <w:t>i</w:t>
+      </w:r>
+      <w:proofErr w:type="spellEnd"/>
+      <w:r>
+        <w:t xml:space="preserve"> &lt; </w:t>
+      </w:r>
+      <w:proofErr w:type="spellStart"/>
+      <w:r>
+        <w:t>pos</w:t>
+      </w:r>
+      <w:proofErr w:type="spellEnd"/>
+      <w:r>
+        <w:t>; i++) {</w:t>
+      </w:r>
+    </w:p>
+    <w:p>
+      <w:r>
+        <w:t xml:space="preserve">        </w:t>
+      </w:r>
+      <w:proofErr w:type="spellStart"/>
+      <w:r>
+        <w:t>newArr</w:t>
+      </w:r>
+      <w:proofErr w:type="spellEnd"/>
+      <w:r>
+        <w:t>[</w:t>
+      </w:r>
+      <w:proofErr w:type="spellStart"/>
+      <w:r>
+        <w:t>i</w:t>
+      </w:r>
+      <w:proofErr w:type="spellEnd"/>
+      <w:r>
+        <w:t xml:space="preserve">] = </w:t>
+      </w:r>
+      <w:proofErr w:type="spellStart"/>
+      <w:r>
+        <w:t>arr</w:t>
+      </w:r>
+      <w:proofErr w:type="spellEnd"/>
+      <w:r>
+        <w:t>[</w:t>
+      </w:r>
+      <w:proofErr w:type="spellStart"/>
+      <w:r>
+        <w:t>i</w:t>
+      </w:r>
+      <w:proofErr w:type="spellEnd"/>
+      <w:proofErr w:type="gramStart"/>
+      <w:r>
+        <w:t>];</w:t>
+      </w:r>
+      <w:proofErr w:type="gramEnd"/>
     </w:p>
     <w:p>
       <w:r>
         <w:t xml:space="preserve">    }</w:t>
       </w:r>
     </w:p>
-    <w:p/>
-    <w:p>
-      <w:r>
-        <w:t xml:space="preserve">    newArr[pos] = value;</w:t>
-      </w:r>
-    </w:p>
-    <w:p/>
-    <w:p>
-      <w:r>
-        <w:t xml:space="preserve">    for (int i = pos; i &lt; arr.length; i++) {</w:t>
-      </w:r>
-    </w:p>
-    <w:p>
-      <w:r>
-        <w:t xml:space="preserve">        newArr[i + 1] = arr[i];</w:t>
-      </w:r>
+    <w:p>
+      <w:r>
+        <w:t xml:space="preserve">    </w:t>
+      </w:r>
+      <w:proofErr w:type="spellStart"/>
+      <w:r>
+        <w:t>newArr</w:t>
+      </w:r>
+      <w:proofErr w:type="spellEnd"/>
+      <w:r>
+        <w:t>[</w:t>
+      </w:r>
+      <w:proofErr w:type="spellStart"/>
+      <w:r>
+        <w:t>pos</w:t>
+      </w:r>
+      <w:proofErr w:type="spellEnd"/>
+      <w:r>
+        <w:t xml:space="preserve">] = </w:t>
+      </w:r>
+      <w:proofErr w:type="gramStart"/>
+      <w:r>
+        <w:t>value;</w:t>
+      </w:r>
+      <w:proofErr w:type="gramEnd"/>
+    </w:p>
+    <w:p>
+      <w:r>
+        <w:t xml:space="preserve">    for (int </w:t>
+      </w:r>
+      <w:proofErr w:type="spellStart"/>
+      <w:r>
+        <w:t>i</w:t>
+      </w:r>
+      <w:proofErr w:type="spellEnd"/>
+      <w:r>
+        <w:t xml:space="preserve"> = </w:t>
+      </w:r>
+      <w:proofErr w:type="spellStart"/>
+      <w:r>
+        <w:t>pos</w:t>
+      </w:r>
+      <w:proofErr w:type="spellEnd"/>
+      <w:r>
+        <w:t xml:space="preserve">; </w:t>
+      </w:r>
+      <w:proofErr w:type="spellStart"/>
+      <w:r>
+        <w:t>i</w:t>
+      </w:r>
+      <w:proofErr w:type="spellEnd"/>
+      <w:r>
+        <w:t xml:space="preserve"> &lt; </w:t>
+      </w:r>
+      <w:proofErr w:type="spellStart"/>
+      <w:proofErr w:type="gramStart"/>
+      <w:r>
+        <w:t>arr.length</w:t>
+      </w:r>
+      <w:proofErr w:type="spellEnd"/>
+      <w:proofErr w:type="gramEnd"/>
+      <w:r>
+        <w:t xml:space="preserve">; </w:t>
+      </w:r>
+      <w:proofErr w:type="spellStart"/>
+      <w:r>
+        <w:t>i</w:t>
+      </w:r>
+      <w:proofErr w:type="spellEnd"/>
+      <w:r>
+        <w:t>++) {</w:t>
+      </w:r>
+    </w:p>
+    <w:p>
+      <w:r>
+        <w:t xml:space="preserve">        </w:t>
+      </w:r>
+      <w:proofErr w:type="spellStart"/>
+      <w:proofErr w:type="gramStart"/>
+      <w:r>
+        <w:t>newArr</w:t>
+      </w:r>
+      <w:proofErr w:type="spellEnd"/>
+      <w:r>
+        <w:t>[</w:t>
+      </w:r>
+      <w:proofErr w:type="spellStart"/>
+      <w:proofErr w:type="gramEnd"/>
+      <w:r>
+        <w:t>i</w:t>
+      </w:r>
+      <w:proofErr w:type="spellEnd"/>
+      <w:r>
+        <w:t xml:space="preserve"> + 1] = </w:t>
+      </w:r>
+      <w:proofErr w:type="spellStart"/>
+      <w:r>
+        <w:t>arr</w:t>
+      </w:r>
+      <w:proofErr w:type="spellEnd"/>
+      <w:r>
+        <w:t>[</w:t>
+      </w:r>
+      <w:proofErr w:type="spellStart"/>
+      <w:r>
+        <w:t>i</w:t>
+      </w:r>
+      <w:proofErr w:type="spellEnd"/>
+      <w:proofErr w:type="gramStart"/>
+      <w:r>
+        <w:t>];</w:t>
+      </w:r>
+      <w:proofErr w:type="gramEnd"/>
     </w:p>
     <w:p>
       <w:r>
         <w:t xml:space="preserve">    }</w:t>
       </w:r>
     </w:p>
-    <w:p/>
-    <w:p>
-      <w:r>
-        <w:t xml:space="preserve">    return newArr;</w:t>
-      </w:r>
+    <w:p>
+      <w:r>
+        <w:t xml:space="preserve">    return </w:t>
+      </w:r>
+      <w:proofErr w:type="spellStart"/>
+      <w:proofErr w:type="gramStart"/>
+      <w:r>
+        <w:t>newArr</w:t>
+      </w:r>
+      <w:proofErr w:type="spellEnd"/>
+      <w:r>
+        <w:t>;</w:t>
+      </w:r>
+      <w:proofErr w:type="gramEnd"/>
     </w:p>
     <w:p>
       <w:r>
@@ -696,26 +1726,229 @@
       </w:r>
     </w:p>
     <w:p>
-      <w:r>
-        <w:t>int[] deleteAtPos(int[] arr, int pos) {</w:t>
-      </w:r>
-    </w:p>
-    <w:p>
-      <w:r>
-        <w:t xml:space="preserve">    int[] newArr = new int[arr.length - 1];</w:t>
-      </w:r>
+      <w:pPr>
+        <w:rPr>
+          <w:b/>
+          <w:bCs/>
+        </w:rPr>
+      </w:pPr>
+      <w:r>
+        <w:rPr>
+          <w:b/>
+          <w:bCs/>
+        </w:rPr>
+        <w:t xml:space="preserve">// int </w:t>
+      </w:r>
+      <w:proofErr w:type="spellStart"/>
+      <w:proofErr w:type="gramStart"/>
+      <w:r>
+        <w:rPr>
+          <w:b/>
+          <w:bCs/>
+        </w:rPr>
+        <w:t>num</w:t>
+      </w:r>
+      <w:proofErr w:type="spellEnd"/>
+      <w:r>
+        <w:rPr>
+          <w:b/>
+          <w:bCs/>
+        </w:rPr>
+        <w:t>[</w:t>
+      </w:r>
+      <w:proofErr w:type="gramEnd"/>
+      <w:r>
+        <w:rPr>
+          <w:b/>
+          <w:bCs/>
+        </w:rPr>
+        <w:t>]</w:t>
+      </w:r>
+      <w:proofErr w:type="gramStart"/>
+      <w:r>
+        <w:rPr>
+          <w:b/>
+          <w:bCs/>
+        </w:rPr>
+        <w:t>={</w:t>
+      </w:r>
+      <w:proofErr w:type="gramEnd"/>
+      <w:r>
+        <w:rPr>
+          <w:b/>
+          <w:bCs/>
+        </w:rPr>
+        <w:t>10,20,30,40,50}</w:t>
+      </w:r>
+      <w:r>
+        <w:rPr>
+          <w:b/>
+          <w:bCs/>
+        </w:rPr>
+        <w:tab/>
+        <w:t>0,1,2,3,4</w:t>
+      </w:r>
+    </w:p>
+    <w:p>
+      <w:pPr>
+        <w:rPr>
+          <w:b/>
+          <w:bCs/>
+        </w:rPr>
+      </w:pPr>
+    </w:p>
+    <w:p>
+      <w:proofErr w:type="gramStart"/>
+      <w:r>
+        <w:t>int[</w:t>
+      </w:r>
+      <w:proofErr w:type="gramEnd"/>
+      <w:r>
+        <w:t xml:space="preserve">] </w:t>
+      </w:r>
+      <w:proofErr w:type="spellStart"/>
+      <w:r>
+        <w:t>deleteAtPos</w:t>
+      </w:r>
+      <w:proofErr w:type="spellEnd"/>
+      <w:r>
+        <w:t>(</w:t>
+      </w:r>
+      <w:proofErr w:type="gramStart"/>
+      <w:r>
+        <w:t>int[</w:t>
+      </w:r>
+      <w:proofErr w:type="gramEnd"/>
+      <w:r>
+        <w:t xml:space="preserve">] </w:t>
+      </w:r>
+      <w:proofErr w:type="spellStart"/>
+      <w:r>
+        <w:t>arr</w:t>
+      </w:r>
+      <w:proofErr w:type="spellEnd"/>
+      <w:r>
+        <w:t>, int pos</w:t>
+      </w:r>
+      <w:proofErr w:type="gramStart"/>
+      <w:r>
+        <w:t>1,int</w:t>
+      </w:r>
+      <w:proofErr w:type="gramEnd"/>
+      <w:r>
+        <w:t xml:space="preserve"> post2</w:t>
+      </w:r>
+      <w:r>
+        <w:t>) {</w:t>
+      </w:r>
+    </w:p>
+    <w:p>
+      <w:r>
+        <w:t xml:space="preserve">    </w:t>
+      </w:r>
+      <w:proofErr w:type="gramStart"/>
+      <w:r>
+        <w:t>int[</w:t>
+      </w:r>
+      <w:proofErr w:type="gramEnd"/>
+      <w:r>
+        <w:t xml:space="preserve">] </w:t>
+      </w:r>
+      <w:proofErr w:type="spellStart"/>
+      <w:r>
+        <w:t>newArr</w:t>
+      </w:r>
+      <w:proofErr w:type="spellEnd"/>
+      <w:r>
+        <w:t xml:space="preserve"> = new </w:t>
+      </w:r>
+      <w:proofErr w:type="gramStart"/>
+      <w:r>
+        <w:t>int[</w:t>
+      </w:r>
+      <w:proofErr w:type="spellStart"/>
+      <w:r>
+        <w:t>arr.length</w:t>
+      </w:r>
+      <w:proofErr w:type="spellEnd"/>
+      <w:proofErr w:type="gramEnd"/>
+      <w:r>
+        <w:t xml:space="preserve"> - 1</w:t>
+      </w:r>
+      <w:proofErr w:type="gramStart"/>
+      <w:r>
+        <w:t>];</w:t>
+      </w:r>
+      <w:proofErr w:type="gramEnd"/>
     </w:p>
     <w:p/>
     <w:p>
       <w:r>
-        <w:lastRenderedPageBreak/>
-        <w:t xml:space="preserve">    for (int i = 0; i &lt; pos; i++) {</w:t>
-      </w:r>
-    </w:p>
-    <w:p>
-      <w:r>
-        <w:t xml:space="preserve">        newArr[i] = arr[i];</w:t>
-      </w:r>
+        <w:t xml:space="preserve">    for (int </w:t>
+      </w:r>
+      <w:proofErr w:type="spellStart"/>
+      <w:r>
+        <w:t>i</w:t>
+      </w:r>
+      <w:proofErr w:type="spellEnd"/>
+      <w:r>
+        <w:t xml:space="preserve"> = 0; </w:t>
+      </w:r>
+      <w:proofErr w:type="spellStart"/>
+      <w:r>
+        <w:t>i</w:t>
+      </w:r>
+      <w:proofErr w:type="spellEnd"/>
+      <w:r>
+        <w:t xml:space="preserve"> &lt; </w:t>
+      </w:r>
+      <w:proofErr w:type="spellStart"/>
+      <w:r>
+        <w:t>pos</w:t>
+      </w:r>
+      <w:proofErr w:type="spellEnd"/>
+      <w:r>
+        <w:t>; i++) {</w:t>
+      </w:r>
+    </w:p>
+    <w:p>
+      <w:r>
+        <w:t xml:space="preserve">        </w:t>
+      </w:r>
+      <w:proofErr w:type="spellStart"/>
+      <w:r>
+        <w:t>newArr</w:t>
+      </w:r>
+      <w:proofErr w:type="spellEnd"/>
+      <w:r>
+        <w:t>[</w:t>
+      </w:r>
+      <w:proofErr w:type="spellStart"/>
+      <w:r>
+        <w:t>i</w:t>
+      </w:r>
+      <w:proofErr w:type="spellEnd"/>
+      <w:r>
+        <w:t xml:space="preserve">] = </w:t>
+      </w:r>
+      <w:proofErr w:type="spellStart"/>
+      <w:r>
+        <w:t>arr</w:t>
+      </w:r>
+      <w:proofErr w:type="spellEnd"/>
+      <w:r>
+        <w:t>[</w:t>
+      </w:r>
+      <w:proofErr w:type="spellStart"/>
+      <w:r>
+        <w:t>i</w:t>
+      </w:r>
+      <w:proofErr w:type="spellEnd"/>
+      <w:proofErr w:type="gramStart"/>
+      <w:r>
+        <w:t>];</w:t>
+      </w:r>
+      <w:proofErr w:type="gramEnd"/>
     </w:p>
     <w:p>
       <w:r>
@@ -725,13 +1958,91 @@
     <w:p/>
     <w:p>
       <w:r>
-        <w:t xml:space="preserve">    for (int i = pos + 1; i &lt; arr.length; i++) {</w:t>
-      </w:r>
-    </w:p>
-    <w:p>
-      <w:r>
-        <w:t xml:space="preserve">        newArr[i - 1] = arr[i];</w:t>
-      </w:r>
+        <w:t xml:space="preserve">    for (int </w:t>
+      </w:r>
+      <w:proofErr w:type="spellStart"/>
+      <w:r>
+        <w:t>i</w:t>
+      </w:r>
+      <w:proofErr w:type="spellEnd"/>
+      <w:r>
+        <w:t xml:space="preserve"> = </w:t>
+      </w:r>
+      <w:proofErr w:type="spellStart"/>
+      <w:r>
+        <w:t>pos</w:t>
+      </w:r>
+      <w:proofErr w:type="spellEnd"/>
+      <w:r>
+        <w:t xml:space="preserve"> + 1; </w:t>
+      </w:r>
+      <w:proofErr w:type="spellStart"/>
+      <w:r>
+        <w:t>i</w:t>
+      </w:r>
+      <w:proofErr w:type="spellEnd"/>
+      <w:r>
+        <w:t xml:space="preserve"> &lt; </w:t>
+      </w:r>
+      <w:proofErr w:type="spellStart"/>
+      <w:proofErr w:type="gramStart"/>
+      <w:r>
+        <w:t>arr.length</w:t>
+      </w:r>
+      <w:proofErr w:type="spellEnd"/>
+      <w:proofErr w:type="gramEnd"/>
+      <w:r>
+        <w:t xml:space="preserve">; </w:t>
+      </w:r>
+      <w:proofErr w:type="spellStart"/>
+      <w:r>
+        <w:t>i</w:t>
+      </w:r>
+      <w:proofErr w:type="spellEnd"/>
+      <w:r>
+        <w:t>++) {</w:t>
+      </w:r>
+    </w:p>
+    <w:p>
+      <w:r>
+        <w:t xml:space="preserve">        </w:t>
+      </w:r>
+      <w:proofErr w:type="spellStart"/>
+      <w:proofErr w:type="gramStart"/>
+      <w:r>
+        <w:t>newArr</w:t>
+      </w:r>
+      <w:proofErr w:type="spellEnd"/>
+      <w:r>
+        <w:t>[</w:t>
+      </w:r>
+      <w:proofErr w:type="spellStart"/>
+      <w:proofErr w:type="gramEnd"/>
+      <w:r>
+        <w:t>i</w:t>
+      </w:r>
+      <w:proofErr w:type="spellEnd"/>
+      <w:r>
+        <w:t xml:space="preserve"> - 1] = </w:t>
+      </w:r>
+      <w:proofErr w:type="spellStart"/>
+      <w:r>
+        <w:t>arr</w:t>
+      </w:r>
+      <w:proofErr w:type="spellEnd"/>
+      <w:r>
+        <w:t>[</w:t>
+      </w:r>
+      <w:proofErr w:type="spellStart"/>
+      <w:r>
+        <w:t>i</w:t>
+      </w:r>
+      <w:proofErr w:type="spellEnd"/>
+      <w:proofErr w:type="gramStart"/>
+      <w:r>
+        <w:t>];</w:t>
+      </w:r>
+      <w:proofErr w:type="gramEnd"/>
     </w:p>
     <w:p>
       <w:r>
@@ -741,12 +2052,33 @@
     <w:p/>
     <w:p>
       <w:r>
-        <w:t xml:space="preserve">    return newArr;</w:t>
-      </w:r>
+        <w:t xml:space="preserve">    return </w:t>
+      </w:r>
+      <w:proofErr w:type="spellStart"/>
+      <w:proofErr w:type="gramStart"/>
+      <w:r>
+        <w:t>newArr</w:t>
+      </w:r>
+      <w:proofErr w:type="spellEnd"/>
+      <w:r>
+        <w:t>;</w:t>
+      </w:r>
+      <w:proofErr w:type="gramEnd"/>
     </w:p>
     <w:p>
       <w:r>
         <w:t>}</w:t>
+      </w:r>
+    </w:p>
+    <w:p>
+      <w:r>
+        <w:t>Time → O(</w:t>
+      </w:r>
+      <w:r>
+        <w:t>n</w:t>
+      </w:r>
+      <w:r>
+        <w:t>)</w:t>
       </w:r>
     </w:p>
     <w:p>
@@ -773,13 +2105,42 @@
     </w:p>
     <w:p>
       <w:r>
-        <w:t>void update(int[] arr, int index, int value) {</w:t>
-      </w:r>
-    </w:p>
-    <w:p>
-      <w:r>
-        <w:t xml:space="preserve">    arr[index] = value;</w:t>
-      </w:r>
+        <w:t>void update(</w:t>
+      </w:r>
+      <w:proofErr w:type="gramStart"/>
+      <w:r>
+        <w:t>int[</w:t>
+      </w:r>
+      <w:proofErr w:type="gramEnd"/>
+      <w:r>
+        <w:t xml:space="preserve">] </w:t>
+      </w:r>
+      <w:proofErr w:type="spellStart"/>
+      <w:r>
+        <w:t>arr</w:t>
+      </w:r>
+      <w:proofErr w:type="spellEnd"/>
+      <w:r>
+        <w:t>, int index, int value) {</w:t>
+      </w:r>
+    </w:p>
+    <w:p>
+      <w:r>
+        <w:t xml:space="preserve">    </w:t>
+      </w:r>
+      <w:proofErr w:type="spellStart"/>
+      <w:r>
+        <w:t>arr</w:t>
+      </w:r>
+      <w:proofErr w:type="spellEnd"/>
+      <w:r>
+        <w:t xml:space="preserve">[index] = </w:t>
+      </w:r>
+      <w:proofErr w:type="gramStart"/>
+      <w:r>
+        <w:t>value;</w:t>
+      </w:r>
+      <w:proofErr w:type="gramEnd"/>
     </w:p>
     <w:p>
       <w:r>
@@ -794,7 +2155,15 @@
         </w:numPr>
       </w:pPr>
       <w:r>
-        <w:t>Time → O(1)</w:t>
+        <w:t xml:space="preserve">Time → </w:t>
+      </w:r>
+      <w:proofErr w:type="gramStart"/>
+      <w:r>
+        <w:t>O(</w:t>
+      </w:r>
+      <w:proofErr w:type="gramEnd"/>
+      <w:r>
+        <w:t>1)</w:t>
       </w:r>
     </w:p>
     <w:p>
@@ -843,18 +2212,102 @@
     </w:p>
     <w:p>
       <w:r>
-        <w:t>int linearSearch(int[] arr, int key) {</w:t>
-      </w:r>
-    </w:p>
-    <w:p>
-      <w:r>
-        <w:t xml:space="preserve">    for (int i = 0; i &lt; arr.length; i++) {</w:t>
-      </w:r>
-    </w:p>
-    <w:p>
-      <w:r>
-        <w:t xml:space="preserve">        if (arr[i] == key) return i;</w:t>
-      </w:r>
+        <w:t xml:space="preserve">int </w:t>
+      </w:r>
+      <w:proofErr w:type="spellStart"/>
+      <w:r>
+        <w:t>linearSearch</w:t>
+      </w:r>
+      <w:proofErr w:type="spellEnd"/>
+      <w:r>
+        <w:t>(</w:t>
+      </w:r>
+      <w:proofErr w:type="gramStart"/>
+      <w:r>
+        <w:t>int[</w:t>
+      </w:r>
+      <w:proofErr w:type="gramEnd"/>
+      <w:r>
+        <w:t xml:space="preserve">] </w:t>
+      </w:r>
+      <w:proofErr w:type="spellStart"/>
+      <w:r>
+        <w:t>arr</w:t>
+      </w:r>
+      <w:proofErr w:type="spellEnd"/>
+      <w:r>
+        <w:t>, int key) {</w:t>
+      </w:r>
+    </w:p>
+    <w:p>
+      <w:r>
+        <w:t xml:space="preserve">    for (int </w:t>
+      </w:r>
+      <w:proofErr w:type="spellStart"/>
+      <w:r>
+        <w:t>i</w:t>
+      </w:r>
+      <w:proofErr w:type="spellEnd"/>
+      <w:r>
+        <w:t xml:space="preserve"> = 0; </w:t>
+      </w:r>
+      <w:proofErr w:type="spellStart"/>
+      <w:r>
+        <w:t>i</w:t>
+      </w:r>
+      <w:proofErr w:type="spellEnd"/>
+      <w:r>
+        <w:t xml:space="preserve"> &lt; </w:t>
+      </w:r>
+      <w:proofErr w:type="spellStart"/>
+      <w:proofErr w:type="gramStart"/>
+      <w:r>
+        <w:t>arr.length</w:t>
+      </w:r>
+      <w:proofErr w:type="spellEnd"/>
+      <w:proofErr w:type="gramEnd"/>
+      <w:r>
+        <w:t xml:space="preserve">; </w:t>
+      </w:r>
+      <w:proofErr w:type="spellStart"/>
+      <w:r>
+        <w:t>i</w:t>
+      </w:r>
+      <w:proofErr w:type="spellEnd"/>
+      <w:r>
+        <w:t>++) {</w:t>
+      </w:r>
+    </w:p>
+    <w:p>
+      <w:r>
+        <w:t xml:space="preserve">        if (</w:t>
+      </w:r>
+      <w:proofErr w:type="spellStart"/>
+      <w:r>
+        <w:t>arr</w:t>
+      </w:r>
+      <w:proofErr w:type="spellEnd"/>
+      <w:r>
+        <w:t>[</w:t>
+      </w:r>
+      <w:proofErr w:type="spellStart"/>
+      <w:r>
+        <w:t>i</w:t>
+      </w:r>
+      <w:proofErr w:type="spellEnd"/>
+      <w:r>
+        <w:t xml:space="preserve">] == key) return </w:t>
+      </w:r>
+      <w:proofErr w:type="spellStart"/>
+      <w:proofErr w:type="gramStart"/>
+      <w:r>
+        <w:t>i</w:t>
+      </w:r>
+      <w:proofErr w:type="spellEnd"/>
+      <w:r>
+        <w:t>;</w:t>
+      </w:r>
+      <w:proofErr w:type="gramEnd"/>
     </w:p>
     <w:p>
       <w:r>
@@ -863,8 +2316,13 @@
     </w:p>
     <w:p>
       <w:r>
-        <w:t xml:space="preserve">    return -1;</w:t>
-      </w:r>
+        <w:t xml:space="preserve">    return </w:t>
+      </w:r>
+      <w:proofErr w:type="gramStart"/>
+      <w:r>
+        <w:t>-1;</w:t>
+      </w:r>
+      <w:proofErr w:type="gramEnd"/>
     </w:p>
     <w:p>
       <w:r>
@@ -901,19 +2359,57 @@
           <w:b/>
           <w:bCs/>
         </w:rPr>
-        <w:lastRenderedPageBreak/>
         <w:t>Binary Search (Array Must Be Sorted)</w:t>
       </w:r>
     </w:p>
     <w:p>
       <w:r>
-        <w:t>int binarySearch(int[] arr, int key) {</w:t>
-      </w:r>
-    </w:p>
-    <w:p>
-      <w:r>
-        <w:t xml:space="preserve">    int low = 0, high = arr.length - 1;</w:t>
-      </w:r>
+        <w:t xml:space="preserve">int </w:t>
+      </w:r>
+      <w:proofErr w:type="spellStart"/>
+      <w:r>
+        <w:t>binarySearch</w:t>
+      </w:r>
+      <w:proofErr w:type="spellEnd"/>
+      <w:r>
+        <w:t>(</w:t>
+      </w:r>
+      <w:proofErr w:type="gramStart"/>
+      <w:r>
+        <w:t>int[</w:t>
+      </w:r>
+      <w:proofErr w:type="gramEnd"/>
+      <w:r>
+        <w:t xml:space="preserve">] </w:t>
+      </w:r>
+      <w:proofErr w:type="spellStart"/>
+      <w:r>
+        <w:t>arr</w:t>
+      </w:r>
+      <w:proofErr w:type="spellEnd"/>
+      <w:r>
+        <w:t>, int key) {</w:t>
+      </w:r>
+    </w:p>
+    <w:p>
+      <w:r>
+        <w:t xml:space="preserve">    int low = 0, high = </w:t>
+      </w:r>
+      <w:proofErr w:type="spellStart"/>
+      <w:proofErr w:type="gramStart"/>
+      <w:r>
+        <w:t>arr.length</w:t>
+      </w:r>
+      <w:proofErr w:type="spellEnd"/>
+      <w:proofErr w:type="gramEnd"/>
+      <w:r>
+        <w:t xml:space="preserve"> - </w:t>
+      </w:r>
+      <w:proofErr w:type="gramStart"/>
+      <w:r>
+        <w:t>1;</w:t>
+      </w:r>
+      <w:proofErr w:type="gramEnd"/>
     </w:p>
     <w:p/>
     <w:p>
@@ -923,24 +2419,60 @@
     </w:p>
     <w:p>
       <w:r>
-        <w:t xml:space="preserve">        int mid = (low + high) / 2;</w:t>
-      </w:r>
+        <w:t xml:space="preserve">        int mid = (low + high) / </w:t>
+      </w:r>
+      <w:proofErr w:type="gramStart"/>
+      <w:r>
+        <w:t>2;</w:t>
+      </w:r>
+      <w:proofErr w:type="gramEnd"/>
     </w:p>
     <w:p/>
     <w:p>
       <w:r>
-        <w:t xml:space="preserve">        if (arr[mid] == key) return mid;</w:t>
-      </w:r>
-    </w:p>
-    <w:p>
-      <w:r>
-        <w:t xml:space="preserve">        else if (arr[mid] &lt; key) low = mid + 1;</w:t>
-      </w:r>
-    </w:p>
-    <w:p>
-      <w:r>
-        <w:t xml:space="preserve">        else high = mid - 1;</w:t>
-      </w:r>
+        <w:t xml:space="preserve">        if (</w:t>
+      </w:r>
+      <w:proofErr w:type="spellStart"/>
+      <w:r>
+        <w:t>arr</w:t>
+      </w:r>
+      <w:proofErr w:type="spellEnd"/>
+      <w:r>
+        <w:t xml:space="preserve">[mid] == key) return </w:t>
+      </w:r>
+      <w:proofErr w:type="gramStart"/>
+      <w:r>
+        <w:t>mid;</w:t>
+      </w:r>
+      <w:proofErr w:type="gramEnd"/>
+    </w:p>
+    <w:p>
+      <w:r>
+        <w:t xml:space="preserve">        else if (</w:t>
+      </w:r>
+      <w:proofErr w:type="spellStart"/>
+      <w:r>
+        <w:t>arr</w:t>
+      </w:r>
+      <w:proofErr w:type="spellEnd"/>
+      <w:r>
+        <w:t xml:space="preserve">[mid] &lt; key) low = mid + </w:t>
+      </w:r>
+      <w:proofErr w:type="gramStart"/>
+      <w:r>
+        <w:t>1;</w:t>
+      </w:r>
+      <w:proofErr w:type="gramEnd"/>
+    </w:p>
+    <w:p>
+      <w:r>
+        <w:t xml:space="preserve">        else high = mid - </w:t>
+      </w:r>
+      <w:proofErr w:type="gramStart"/>
+      <w:r>
+        <w:t>1;</w:t>
+      </w:r>
+      <w:proofErr w:type="gramEnd"/>
     </w:p>
     <w:p>
       <w:r>
@@ -949,8 +2481,13 @@
     </w:p>
     <w:p>
       <w:r>
-        <w:t xml:space="preserve">    return -1;</w:t>
-      </w:r>
+        <w:t xml:space="preserve">    return </w:t>
+      </w:r>
+      <w:proofErr w:type="gramStart"/>
+      <w:r>
+        <w:t>-1;</w:t>
+      </w:r>
+      <w:proofErr w:type="gramEnd"/>
     </w:p>
     <w:p>
       <w:r>
@@ -965,7 +2502,15 @@
         </w:numPr>
       </w:pPr>
       <w:r>
-        <w:t>Time → O(log n)</w:t>
+        <w:t xml:space="preserve">Time → </w:t>
+      </w:r>
+      <w:proofErr w:type="gramStart"/>
+      <w:r>
+        <w:t>O(</w:t>
+      </w:r>
+      <w:proofErr w:type="gramEnd"/>
+      <w:r>
+        <w:t>log n)</w:t>
       </w:r>
     </w:p>
     <w:p>
@@ -1014,12 +2559,56 @@
     </w:p>
     <w:p>
       <w:r>
-        <w:t>void reverse(int[] arr) {</w:t>
-      </w:r>
-    </w:p>
-    <w:p>
-      <w:r>
-        <w:t xml:space="preserve">    int left = 0, right = arr.length - 1;</w:t>
+        <w:t>void reverse(</w:t>
+      </w:r>
+      <w:proofErr w:type="gramStart"/>
+      <w:r>
+        <w:t>int[</w:t>
+      </w:r>
+      <w:proofErr w:type="gramEnd"/>
+      <w:r>
+        <w:t xml:space="preserve">] </w:t>
+      </w:r>
+      <w:proofErr w:type="spellStart"/>
+      <w:r>
+        <w:t>arr</w:t>
+      </w:r>
+      <w:proofErr w:type="spellEnd"/>
+      <w:r>
+        <w:t>) {</w:t>
+      </w:r>
+    </w:p>
+    <w:p>
+      <w:r>
+        <w:t xml:space="preserve">    int left = 0, right = </w:t>
+      </w:r>
+      <w:proofErr w:type="spellStart"/>
+      <w:proofErr w:type="gramStart"/>
+      <w:r>
+        <w:t>arr.length</w:t>
+      </w:r>
+      <w:proofErr w:type="spellEnd"/>
+      <w:proofErr w:type="gramEnd"/>
+      <w:r>
+        <w:t xml:space="preserve"> - 1;</w:t>
+      </w:r>
+      <w:r>
+        <w:tab/>
+      </w:r>
+      <w:r>
+        <w:tab/>
+      </w:r>
+      <w:r>
+        <w:tab/>
+        <w:t>//2</w:t>
+      </w:r>
+      <w:r>
+        <w:tab/>
+        <w:t>100,200</w:t>
+      </w:r>
+      <w:r>
+        <w:tab/>
+        <w:t>200,100</w:t>
       </w:r>
     </w:p>
     <w:p/>
@@ -1027,36 +2616,117 @@
       <w:r>
         <w:t xml:space="preserve">    while (left &lt; right) {</w:t>
       </w:r>
-    </w:p>
-    <w:p>
-      <w:r>
-        <w:t xml:space="preserve">        int temp = arr[left];</w:t>
-      </w:r>
-    </w:p>
-    <w:p>
-      <w:r>
-        <w:t xml:space="preserve">        arr[left] = arr[right];</w:t>
-      </w:r>
-    </w:p>
-    <w:p>
-      <w:r>
-        <w:t xml:space="preserve">        arr[right] = temp;</w:t>
+      <w:r>
+        <w:tab/>
+      </w:r>
+      <w:r>
+        <w:tab/>
+      </w:r>
+      <w:r>
+        <w:tab/>
+        <w:t xml:space="preserve">// left 0, right 1 </w:t>
+      </w:r>
+    </w:p>
+    <w:p>
+      <w:r>
+        <w:t xml:space="preserve">        int temp = </w:t>
+      </w:r>
+      <w:proofErr w:type="spellStart"/>
+      <w:r>
+        <w:t>arr</w:t>
+      </w:r>
+      <w:proofErr w:type="spellEnd"/>
+      <w:r>
+        <w:t>[left];</w:t>
+      </w:r>
+      <w:r>
+        <w:tab/>
+      </w:r>
+      <w:r>
+        <w:tab/>
+        <w:t>//temp = 100</w:t>
+      </w:r>
+      <w:r>
+        <w:tab/>
+      </w:r>
+      <w:r>
+        <w:tab/>
+      </w:r>
+    </w:p>
+    <w:p>
+      <w:r>
+        <w:t xml:space="preserve">        </w:t>
+      </w:r>
+      <w:proofErr w:type="spellStart"/>
+      <w:r>
+        <w:t>arr</w:t>
+      </w:r>
+      <w:proofErr w:type="spellEnd"/>
+      <w:r>
+        <w:t xml:space="preserve">[left] = </w:t>
+      </w:r>
+      <w:proofErr w:type="spellStart"/>
+      <w:r>
+        <w:t>arr</w:t>
+      </w:r>
+      <w:proofErr w:type="spellEnd"/>
+      <w:r>
+        <w:t>[right];</w:t>
+      </w:r>
+      <w:r>
+        <w:tab/>
+      </w:r>
+      <w:r>
+        <w:tab/>
+        <w:t xml:space="preserve">// 200, </w:t>
+      </w:r>
+    </w:p>
+    <w:p>
+      <w:r>
+        <w:t xml:space="preserve">        </w:t>
+      </w:r>
+      <w:proofErr w:type="spellStart"/>
+      <w:r>
+        <w:t>arr</w:t>
+      </w:r>
+      <w:proofErr w:type="spellEnd"/>
+      <w:r>
+        <w:t>[right] = temp;</w:t>
+      </w:r>
+      <w:r>
+        <w:tab/>
+      </w:r>
+      <w:r>
+        <w:tab/>
+      </w:r>
+      <w:r>
+        <w:tab/>
+        <w:t xml:space="preserve">// 100 </w:t>
       </w:r>
     </w:p>
     <w:p/>
     <w:p>
       <w:r>
-        <w:t xml:space="preserve">        left++;</w:t>
-      </w:r>
-    </w:p>
-    <w:p>
-      <w:r>
-        <w:t xml:space="preserve">        right--;</w:t>
-      </w:r>
-    </w:p>
-    <w:p>
-      <w:r>
-        <w:lastRenderedPageBreak/>
+        <w:t xml:space="preserve">        left+</w:t>
+      </w:r>
+      <w:proofErr w:type="gramStart"/>
+      <w:r>
+        <w:t>+;</w:t>
+      </w:r>
+      <w:proofErr w:type="gramEnd"/>
+    </w:p>
+    <w:p>
+      <w:r>
+        <w:t xml:space="preserve">        right-</w:t>
+      </w:r>
+      <w:proofErr w:type="gramStart"/>
+      <w:r>
+        <w:t>-;</w:t>
+      </w:r>
+      <w:proofErr w:type="gramEnd"/>
+    </w:p>
+    <w:p>
+      <w:r>
         <w:t xml:space="preserve">    }</w:t>
       </w:r>
     </w:p>
@@ -1079,33 +2749,168 @@
           <w:bCs/>
         </w:rPr>
       </w:pPr>
-      <w:r>
-        <w:rPr>
-          <w:b/>
-          <w:bCs/>
-        </w:rPr>
+    </w:p>
+    <w:p>
+      <w:pPr>
+        <w:rPr>
+          <w:b/>
+          <w:bCs/>
+        </w:rPr>
+      </w:pPr>
+    </w:p>
+    <w:p>
+      <w:pPr>
+        <w:rPr>
+          <w:b/>
+          <w:bCs/>
+        </w:rPr>
+      </w:pPr>
+    </w:p>
+    <w:p>
+      <w:pPr>
+        <w:rPr>
+          <w:b/>
+          <w:bCs/>
+        </w:rPr>
+      </w:pPr>
+      <w:r>
+        <w:rPr>
+          <w:b/>
+          <w:bCs/>
+        </w:rPr>
+        <w:lastRenderedPageBreak/>
         <w:t>Find Max &amp; Min</w:t>
       </w:r>
     </w:p>
     <w:p>
       <w:r>
-        <w:t>int findMax(int[] arr) {</w:t>
-      </w:r>
-    </w:p>
-    <w:p>
-      <w:r>
-        <w:t xml:space="preserve">    int max = arr[0];</w:t>
-      </w:r>
-    </w:p>
-    <w:p>
-      <w:r>
-        <w:t xml:space="preserve">    for (int i = 1; i &lt; arr.length; i++) {</w:t>
-      </w:r>
-    </w:p>
-    <w:p>
-      <w:r>
-        <w:t xml:space="preserve">        if (arr[i] &gt; max) max = arr[i];</w:t>
-      </w:r>
+        <w:t xml:space="preserve">int </w:t>
+      </w:r>
+      <w:proofErr w:type="spellStart"/>
+      <w:r>
+        <w:t>findMax</w:t>
+      </w:r>
+      <w:proofErr w:type="spellEnd"/>
+      <w:r>
+        <w:t>(</w:t>
+      </w:r>
+      <w:proofErr w:type="gramStart"/>
+      <w:r>
+        <w:t>int[</w:t>
+      </w:r>
+      <w:proofErr w:type="gramEnd"/>
+      <w:r>
+        <w:t xml:space="preserve">] </w:t>
+      </w:r>
+      <w:proofErr w:type="spellStart"/>
+      <w:r>
+        <w:t>arr</w:t>
+      </w:r>
+      <w:proofErr w:type="spellEnd"/>
+      <w:r>
+        <w:t>) {</w:t>
+      </w:r>
+    </w:p>
+    <w:p>
+      <w:r>
+        <w:t xml:space="preserve">    int max = </w:t>
+      </w:r>
+      <w:proofErr w:type="spellStart"/>
+      <w:proofErr w:type="gramStart"/>
+      <w:r>
+        <w:t>arr</w:t>
+      </w:r>
+      <w:proofErr w:type="spellEnd"/>
+      <w:r>
+        <w:t>[</w:t>
+      </w:r>
+      <w:proofErr w:type="gramEnd"/>
+      <w:r>
+        <w:t>0</w:t>
+      </w:r>
+      <w:proofErr w:type="gramStart"/>
+      <w:r>
+        <w:t>];</w:t>
+      </w:r>
+      <w:proofErr w:type="gramEnd"/>
+    </w:p>
+    <w:p>
+      <w:r>
+        <w:t xml:space="preserve">    for (int </w:t>
+      </w:r>
+      <w:proofErr w:type="spellStart"/>
+      <w:r>
+        <w:t>i</w:t>
+      </w:r>
+      <w:proofErr w:type="spellEnd"/>
+      <w:r>
+        <w:t xml:space="preserve"> = 1; </w:t>
+      </w:r>
+      <w:proofErr w:type="spellStart"/>
+      <w:r>
+        <w:t>i</w:t>
+      </w:r>
+      <w:proofErr w:type="spellEnd"/>
+      <w:r>
+        <w:t xml:space="preserve"> &lt; </w:t>
+      </w:r>
+      <w:proofErr w:type="spellStart"/>
+      <w:proofErr w:type="gramStart"/>
+      <w:r>
+        <w:t>arr.length</w:t>
+      </w:r>
+      <w:proofErr w:type="spellEnd"/>
+      <w:proofErr w:type="gramEnd"/>
+      <w:r>
+        <w:t xml:space="preserve">; </w:t>
+      </w:r>
+      <w:proofErr w:type="spellStart"/>
+      <w:r>
+        <w:t>i</w:t>
+      </w:r>
+      <w:proofErr w:type="spellEnd"/>
+      <w:r>
+        <w:t>++) {</w:t>
+      </w:r>
+    </w:p>
+    <w:p>
+      <w:r>
+        <w:t xml:space="preserve">        if (</w:t>
+      </w:r>
+      <w:proofErr w:type="spellStart"/>
+      <w:r>
+        <w:t>arr</w:t>
+      </w:r>
+      <w:proofErr w:type="spellEnd"/>
+      <w:r>
+        <w:t>[</w:t>
+      </w:r>
+      <w:proofErr w:type="spellStart"/>
+      <w:r>
+        <w:t>i</w:t>
+      </w:r>
+      <w:proofErr w:type="spellEnd"/>
+      <w:r>
+        <w:t xml:space="preserve">] &gt; max) max = </w:t>
+      </w:r>
+      <w:proofErr w:type="spellStart"/>
+      <w:r>
+        <w:t>arr</w:t>
+      </w:r>
+      <w:proofErr w:type="spellEnd"/>
+      <w:r>
+        <w:t>[</w:t>
+      </w:r>
+      <w:proofErr w:type="spellStart"/>
+      <w:r>
+        <w:t>i</w:t>
+      </w:r>
+      <w:proofErr w:type="spellEnd"/>
+      <w:proofErr w:type="gramStart"/>
+      <w:r>
+        <w:t>];</w:t>
+      </w:r>
+      <w:proofErr w:type="gramEnd"/>
     </w:p>
     <w:p>
       <w:r>
@@ -1114,8 +2919,13 @@
     </w:p>
     <w:p>
       <w:r>
-        <w:t xml:space="preserve">    return max;</w:t>
-      </w:r>
+        <w:t xml:space="preserve">    return </w:t>
+      </w:r>
+      <w:proofErr w:type="gramStart"/>
+      <w:r>
+        <w:t>max;</w:t>
+      </w:r>
+      <w:proofErr w:type="gramEnd"/>
     </w:p>
     <w:p>
       <w:r>
@@ -1146,23 +2956,89 @@
     </w:p>
     <w:p>
       <w:r>
-        <w:t>int secondLargest(int[] arr) {</w:t>
-      </w:r>
-    </w:p>
-    <w:p>
-      <w:r>
-        <w:t xml:space="preserve">    int max = Integer.MIN_VALUE;</w:t>
-      </w:r>
-    </w:p>
-    <w:p>
-      <w:r>
-        <w:t xml:space="preserve">    int second = Integer.MIN_VALUE;</w:t>
-      </w:r>
+        <w:t xml:space="preserve">int </w:t>
+      </w:r>
+      <w:proofErr w:type="spellStart"/>
+      <w:r>
+        <w:t>secondLargest</w:t>
+      </w:r>
+      <w:proofErr w:type="spellEnd"/>
+      <w:r>
+        <w:t>(</w:t>
+      </w:r>
+      <w:proofErr w:type="gramStart"/>
+      <w:r>
+        <w:t>int[</w:t>
+      </w:r>
+      <w:proofErr w:type="gramEnd"/>
+      <w:r>
+        <w:t xml:space="preserve">] </w:t>
+      </w:r>
+      <w:proofErr w:type="spellStart"/>
+      <w:r>
+        <w:t>arr</w:t>
+      </w:r>
+      <w:proofErr w:type="spellEnd"/>
+      <w:r>
+        <w:t>) {</w:t>
+      </w:r>
+    </w:p>
+    <w:p>
+      <w:r>
+        <w:t xml:space="preserve">    int max = </w:t>
+      </w:r>
+      <w:proofErr w:type="spellStart"/>
+      <w:r>
+        <w:t>Integer.MIN_</w:t>
+      </w:r>
+      <w:proofErr w:type="gramStart"/>
+      <w:r>
+        <w:t>VALUE</w:t>
+      </w:r>
+      <w:proofErr w:type="spellEnd"/>
+      <w:r>
+        <w:t>;</w:t>
+      </w:r>
+      <w:proofErr w:type="gramEnd"/>
+    </w:p>
+    <w:p>
+      <w:r>
+        <w:t xml:space="preserve">    int second = </w:t>
+      </w:r>
+      <w:proofErr w:type="spellStart"/>
+      <w:r>
+        <w:t>Integer.MIN_</w:t>
+      </w:r>
+      <w:proofErr w:type="gramStart"/>
+      <w:r>
+        <w:t>VALUE</w:t>
+      </w:r>
+      <w:proofErr w:type="spellEnd"/>
+      <w:r>
+        <w:t>;</w:t>
+      </w:r>
+      <w:proofErr w:type="gramEnd"/>
     </w:p>
     <w:p/>
     <w:p>
       <w:r>
-        <w:t xml:space="preserve">    for (int x : arr) {</w:t>
+        <w:t xml:space="preserve">    for (int </w:t>
+      </w:r>
+      <w:proofErr w:type="gramStart"/>
+      <w:r>
+        <w:t>x :</w:t>
+      </w:r>
+      <w:proofErr w:type="gramEnd"/>
+      <w:r>
+        <w:t xml:space="preserve"> </w:t>
+      </w:r>
+      <w:proofErr w:type="spellStart"/>
+      <w:r>
+        <w:t>arr</w:t>
+      </w:r>
+      <w:proofErr w:type="spellEnd"/>
+      <w:r>
+        <w:t>) {</w:t>
       </w:r>
     </w:p>
     <w:p>
@@ -1172,23 +3048,46 @@
     </w:p>
     <w:p>
       <w:r>
-        <w:t xml:space="preserve">            second = max;</w:t>
-      </w:r>
-    </w:p>
-    <w:p>
-      <w:r>
-        <w:t xml:space="preserve">            max = x;</w:t>
-      </w:r>
-    </w:p>
-    <w:p>
-      <w:r>
-        <w:t xml:space="preserve">        } else if (x &gt; second &amp;&amp; x != max) {</w:t>
-      </w:r>
-    </w:p>
-    <w:p>
-      <w:r>
-        <w:t xml:space="preserve">            second = x;</w:t>
-      </w:r>
+        <w:t xml:space="preserve">            second = </w:t>
+      </w:r>
+      <w:proofErr w:type="gramStart"/>
+      <w:r>
+        <w:t>max;</w:t>
+      </w:r>
+      <w:proofErr w:type="gramEnd"/>
+    </w:p>
+    <w:p>
+      <w:r>
+        <w:t xml:space="preserve">            max = </w:t>
+      </w:r>
+      <w:proofErr w:type="gramStart"/>
+      <w:r>
+        <w:t>x;</w:t>
+      </w:r>
+      <w:proofErr w:type="gramEnd"/>
+    </w:p>
+    <w:p>
+      <w:r>
+        <w:t xml:space="preserve">        } else if (x &gt; second &amp;&amp; </w:t>
+      </w:r>
+      <w:proofErr w:type="gramStart"/>
+      <w:r>
+        <w:t>x !</w:t>
+      </w:r>
+      <w:proofErr w:type="gramEnd"/>
+      <w:r>
+        <w:t>= max) {</w:t>
+      </w:r>
+    </w:p>
+    <w:p>
+      <w:r>
+        <w:t xml:space="preserve">            second = </w:t>
+      </w:r>
+      <w:proofErr w:type="gramStart"/>
+      <w:r>
+        <w:t>x;</w:t>
+      </w:r>
+      <w:proofErr w:type="gramEnd"/>
     </w:p>
     <w:p>
       <w:r>
@@ -1202,8 +3101,13 @@
     </w:p>
     <w:p>
       <w:r>
-        <w:t xml:space="preserve">    return second;</w:t>
-      </w:r>
+        <w:t xml:space="preserve">    return </w:t>
+      </w:r>
+      <w:proofErr w:type="gramStart"/>
+      <w:r>
+        <w:t>second;</w:t>
+      </w:r>
+      <w:proofErr w:type="gramEnd"/>
     </w:p>
     <w:p>
       <w:r>
@@ -1229,7 +3133,6 @@
           <w:b/>
           <w:bCs/>
         </w:rPr>
-        <w:lastRenderedPageBreak/>
         <w:t>6. 2D Array (Matrix)</w:t>
       </w:r>
     </w:p>
@@ -1263,6 +3166,7 @@
         </w:numPr>
       </w:pPr>
       <w:r>
+        <w:lastRenderedPageBreak/>
         <w:t>Array of arrays</w:t>
       </w:r>
     </w:p>
@@ -1333,9 +3237,27 @@
       </w:r>
     </w:p>
     <w:p>
-      <w:r>
-        <w:t>int[][] matrix = new int[2][3];</w:t>
-      </w:r>
+      <w:proofErr w:type="gramStart"/>
+      <w:r>
+        <w:t>int[][</w:t>
+      </w:r>
+      <w:proofErr w:type="gramEnd"/>
+      <w:r>
+        <w:t xml:space="preserve">] matrix = new </w:t>
+      </w:r>
+      <w:proofErr w:type="gramStart"/>
+      <w:r>
+        <w:t>int[</w:t>
+      </w:r>
+      <w:proofErr w:type="gramEnd"/>
+      <w:r>
+        <w:t>2][3</w:t>
+      </w:r>
+      <w:proofErr w:type="gramStart"/>
+      <w:r>
+        <w:t>];</w:t>
+      </w:r>
+      <w:proofErr w:type="gramEnd"/>
     </w:p>
     <w:p>
       <w:r>
@@ -1361,23 +3283,107 @@
     </w:p>
     <w:p>
       <w:r>
-        <w:t>void traverse2D(int[][] mat) {</w:t>
-      </w:r>
-    </w:p>
-    <w:p>
-      <w:r>
-        <w:t xml:space="preserve">    for (int i = 0; i &lt; mat.length; i++) {</w:t>
-      </w:r>
-    </w:p>
-    <w:p>
-      <w:r>
-        <w:t xml:space="preserve">        for (int j = 0; j &lt; mat[i].length; j++) {</w:t>
-      </w:r>
-    </w:p>
-    <w:p>
-      <w:r>
-        <w:t xml:space="preserve">            System.out.print(mat[i][j] + " ");</w:t>
-      </w:r>
+        <w:t>void traverse2D(</w:t>
+      </w:r>
+      <w:proofErr w:type="gramStart"/>
+      <w:r>
+        <w:t>int[][</w:t>
+      </w:r>
+      <w:proofErr w:type="gramEnd"/>
+      <w:r>
+        <w:t>] mat) {</w:t>
+      </w:r>
+    </w:p>
+    <w:p>
+      <w:r>
+        <w:t xml:space="preserve">    for (int </w:t>
+      </w:r>
+      <w:proofErr w:type="spellStart"/>
+      <w:r>
+        <w:t>i</w:t>
+      </w:r>
+      <w:proofErr w:type="spellEnd"/>
+      <w:r>
+        <w:t xml:space="preserve"> = 0; </w:t>
+      </w:r>
+      <w:proofErr w:type="spellStart"/>
+      <w:r>
+        <w:t>i</w:t>
+      </w:r>
+      <w:proofErr w:type="spellEnd"/>
+      <w:r>
+        <w:t xml:space="preserve"> &lt; </w:t>
+      </w:r>
+      <w:proofErr w:type="spellStart"/>
+      <w:proofErr w:type="gramStart"/>
+      <w:r>
+        <w:t>mat.length</w:t>
+      </w:r>
+      <w:proofErr w:type="spellEnd"/>
+      <w:proofErr w:type="gramEnd"/>
+      <w:r>
+        <w:t xml:space="preserve">; </w:t>
+      </w:r>
+      <w:proofErr w:type="spellStart"/>
+      <w:r>
+        <w:t>i</w:t>
+      </w:r>
+      <w:proofErr w:type="spellEnd"/>
+      <w:r>
+        <w:t>++) {</w:t>
+      </w:r>
+    </w:p>
+    <w:p>
+      <w:r>
+        <w:t xml:space="preserve">        for (int j = 0; j &lt; mat[</w:t>
+      </w:r>
+      <w:proofErr w:type="spellStart"/>
+      <w:r>
+        <w:t>i</w:t>
+      </w:r>
+      <w:proofErr w:type="spellEnd"/>
+      <w:proofErr w:type="gramStart"/>
+      <w:r>
+        <w:t>].length</w:t>
+      </w:r>
+      <w:proofErr w:type="gramEnd"/>
+      <w:r>
+        <w:t xml:space="preserve">; </w:t>
+      </w:r>
+      <w:proofErr w:type="spellStart"/>
+      <w:r>
+        <w:t>j++</w:t>
+      </w:r>
+      <w:proofErr w:type="spellEnd"/>
+      <w:r>
+        <w:t>) {</w:t>
+      </w:r>
+    </w:p>
+    <w:p>
+      <w:r>
+        <w:t xml:space="preserve">            </w:t>
+      </w:r>
+      <w:proofErr w:type="spellStart"/>
+      <w:r>
+        <w:t>System.out.print</w:t>
+      </w:r>
+      <w:proofErr w:type="spellEnd"/>
+      <w:r>
+        <w:t>(mat[</w:t>
+      </w:r>
+      <w:proofErr w:type="spellStart"/>
+      <w:r>
+        <w:t>i</w:t>
+      </w:r>
+      <w:proofErr w:type="spellEnd"/>
+      <w:r>
+        <w:t>][j] + " "</w:t>
+      </w:r>
+      <w:proofErr w:type="gramStart"/>
+      <w:r>
+        <w:t>);</w:t>
+      </w:r>
+      <w:proofErr w:type="gramEnd"/>
     </w:p>
     <w:p>
       <w:r>
@@ -1386,8 +3392,21 @@
     </w:p>
     <w:p>
       <w:r>
-        <w:t xml:space="preserve">        System.out.println();</w:t>
-      </w:r>
+        <w:t xml:space="preserve">        </w:t>
+      </w:r>
+      <w:proofErr w:type="spellStart"/>
+      <w:r>
+        <w:t>System.out.println</w:t>
+      </w:r>
+      <w:proofErr w:type="spellEnd"/>
+      <w:r>
+        <w:t>(</w:t>
+      </w:r>
+      <w:proofErr w:type="gramStart"/>
+      <w:r>
+        <w:t>);</w:t>
+      </w:r>
+      <w:proofErr w:type="gramEnd"/>
     </w:p>
     <w:p>
       <w:r>
@@ -1422,46 +3441,182 @@
       </w:r>
     </w:p>
     <w:p>
-      <w:r>
-        <w:t>int[][] add(int[][] a, int[][] b) {</w:t>
-      </w:r>
-    </w:p>
-    <w:p>
-      <w:r>
-        <w:t xml:space="preserve">    int[][] result = new int[a.length][a[0].length];</w:t>
-      </w:r>
+      <w:proofErr w:type="gramStart"/>
+      <w:r>
+        <w:t>int[][</w:t>
+      </w:r>
+      <w:proofErr w:type="gramEnd"/>
+      <w:r>
+        <w:t>] add(</w:t>
+      </w:r>
+      <w:proofErr w:type="gramStart"/>
+      <w:r>
+        <w:t>int[][</w:t>
+      </w:r>
+      <w:proofErr w:type="gramEnd"/>
+      <w:r>
+        <w:t xml:space="preserve">] a, </w:t>
+      </w:r>
+      <w:proofErr w:type="gramStart"/>
+      <w:r>
+        <w:t>int[][</w:t>
+      </w:r>
+      <w:proofErr w:type="gramEnd"/>
+      <w:r>
+        <w:t>] b) {</w:t>
+      </w:r>
+    </w:p>
+    <w:p>
+      <w:r>
+        <w:t xml:space="preserve">    </w:t>
+      </w:r>
+      <w:proofErr w:type="gramStart"/>
+      <w:r>
+        <w:t>int[][</w:t>
+      </w:r>
+      <w:proofErr w:type="gramEnd"/>
+      <w:r>
+        <w:t>] result = new int[</w:t>
+      </w:r>
+      <w:proofErr w:type="spellStart"/>
+      <w:proofErr w:type="gramStart"/>
+      <w:r>
+        <w:t>a.length</w:t>
+      </w:r>
+      <w:proofErr w:type="spellEnd"/>
+      <w:proofErr w:type="gramEnd"/>
+      <w:r>
+        <w:t>][a[0</w:t>
+      </w:r>
+      <w:proofErr w:type="gramStart"/>
+      <w:r>
+        <w:t>].length];</w:t>
+      </w:r>
+      <w:proofErr w:type="gramEnd"/>
     </w:p>
     <w:p/>
     <w:p>
       <w:r>
-        <w:t xml:space="preserve">    for (int i = 0; i &lt; a.length; i++) {</w:t>
-      </w:r>
-    </w:p>
-    <w:p>
-      <w:r>
-        <w:t xml:space="preserve">        for (int j = 0; j &lt; a[0].length; j++) {</w:t>
+        <w:t xml:space="preserve">    for (int </w:t>
+      </w:r>
+      <w:proofErr w:type="spellStart"/>
+      <w:r>
+        <w:t>i</w:t>
+      </w:r>
+      <w:proofErr w:type="spellEnd"/>
+      <w:r>
+        <w:t xml:space="preserve"> = 0; </w:t>
+      </w:r>
+      <w:proofErr w:type="spellStart"/>
+      <w:r>
+        <w:t>i</w:t>
+      </w:r>
+      <w:proofErr w:type="spellEnd"/>
+      <w:r>
+        <w:t xml:space="preserve"> &lt; </w:t>
+      </w:r>
+      <w:proofErr w:type="spellStart"/>
+      <w:proofErr w:type="gramStart"/>
+      <w:r>
+        <w:t>a.length</w:t>
+      </w:r>
+      <w:proofErr w:type="spellEnd"/>
+      <w:proofErr w:type="gramEnd"/>
+      <w:r>
+        <w:t xml:space="preserve">; </w:t>
+      </w:r>
+      <w:proofErr w:type="spellStart"/>
+      <w:r>
+        <w:t>i</w:t>
+      </w:r>
+      <w:proofErr w:type="spellEnd"/>
+      <w:r>
+        <w:t>++) {</w:t>
+      </w:r>
+    </w:p>
+    <w:p>
+      <w:r>
+        <w:t xml:space="preserve">        for (int j = 0; j &lt; </w:t>
+      </w:r>
+      <w:proofErr w:type="gramStart"/>
+      <w:r>
+        <w:t>a[</w:t>
+      </w:r>
+      <w:proofErr w:type="gramEnd"/>
+      <w:r>
+        <w:t>0</w:t>
+      </w:r>
+      <w:proofErr w:type="gramStart"/>
+      <w:r>
+        <w:t>].length</w:t>
+      </w:r>
+      <w:proofErr w:type="gramEnd"/>
+      <w:r>
+        <w:t xml:space="preserve">; </w:t>
+      </w:r>
+      <w:proofErr w:type="spellStart"/>
+      <w:r>
+        <w:t>j++</w:t>
+      </w:r>
+      <w:proofErr w:type="spellEnd"/>
+      <w:r>
+        <w:t>) {</w:t>
+      </w:r>
+    </w:p>
+    <w:p>
+      <w:r>
+        <w:t xml:space="preserve">            result[</w:t>
+      </w:r>
+      <w:proofErr w:type="spellStart"/>
+      <w:r>
+        <w:t>i</w:t>
+      </w:r>
+      <w:proofErr w:type="spellEnd"/>
+      <w:r>
+        <w:t>][j] = a[</w:t>
+      </w:r>
+      <w:proofErr w:type="spellStart"/>
+      <w:r>
+        <w:t>i</w:t>
+      </w:r>
+      <w:proofErr w:type="spellEnd"/>
+      <w:r>
+        <w:t>][j] + b[</w:t>
+      </w:r>
+      <w:proofErr w:type="spellStart"/>
+      <w:r>
+        <w:t>i</w:t>
+      </w:r>
+      <w:proofErr w:type="spellEnd"/>
+      <w:r>
+        <w:t>][j</w:t>
+      </w:r>
+      <w:proofErr w:type="gramStart"/>
+      <w:r>
+        <w:t>];</w:t>
+      </w:r>
+      <w:proofErr w:type="gramEnd"/>
+    </w:p>
+    <w:p>
+      <w:r>
+        <w:t xml:space="preserve">        }</w:t>
+      </w:r>
+    </w:p>
+    <w:p>
+      <w:r>
+        <w:t xml:space="preserve">    }</w:t>
       </w:r>
     </w:p>
     <w:p>
       <w:r>
         <w:lastRenderedPageBreak/>
-        <w:t xml:space="preserve">            result[i][j] = a[i][j] + b[i][j];</w:t>
-      </w:r>
-    </w:p>
-    <w:p>
-      <w:r>
-        <w:t xml:space="preserve">        }</w:t>
-      </w:r>
-    </w:p>
-    <w:p>
-      <w:r>
-        <w:t xml:space="preserve">    }</w:t>
-      </w:r>
-    </w:p>
-    <w:p>
-      <w:r>
-        <w:t xml:space="preserve">    return result;</w:t>
-      </w:r>
+        <w:t xml:space="preserve">    return </w:t>
+      </w:r>
+      <w:proofErr w:type="gramStart"/>
+      <w:r>
+        <w:t>result;</w:t>
+      </w:r>
+      <w:proofErr w:type="gramEnd"/>
     </w:p>
     <w:p>
       <w:r>
@@ -1487,7 +3642,23 @@
           <w:b/>
           <w:bCs/>
         </w:rPr>
-        <w:t>7. Array Rotation (Interview Favorite)</w:t>
+        <w:t xml:space="preserve">7. Array Rotation (Interview </w:t>
+      </w:r>
+      <w:proofErr w:type="spellStart"/>
+      <w:r>
+        <w:rPr>
+          <w:b/>
+          <w:bCs/>
+        </w:rPr>
+        <w:t>Favorite</w:t>
+      </w:r>
+      <w:proofErr w:type="spellEnd"/>
+      <w:r>
+        <w:rPr>
+          <w:b/>
+          <w:bCs/>
+        </w:rPr>
+        <w:t>)</w:t>
       </w:r>
     </w:p>
     <w:p>
@@ -1514,28 +3685,151 @@
     </w:p>
     <w:p>
       <w:r>
-        <w:t>void rotateRight(int[] arr, int k) {</w:t>
-      </w:r>
-    </w:p>
-    <w:p>
-      <w:r>
-        <w:t xml:space="preserve">    k = k % arr.length;</w:t>
-      </w:r>
-    </w:p>
-    <w:p>
-      <w:r>
-        <w:t xml:space="preserve">    reversePart(arr, 0, arr.length - 1);</w:t>
-      </w:r>
-    </w:p>
-    <w:p>
-      <w:r>
-        <w:t xml:space="preserve">    reversePart(arr, 0, k - 1);</w:t>
-      </w:r>
-    </w:p>
-    <w:p>
-      <w:r>
-        <w:t xml:space="preserve">    reversePart(arr, k, arr.length - 1);</w:t>
-      </w:r>
+        <w:t xml:space="preserve">void </w:t>
+      </w:r>
+      <w:proofErr w:type="spellStart"/>
+      <w:r>
+        <w:t>rotateRight</w:t>
+      </w:r>
+      <w:proofErr w:type="spellEnd"/>
+      <w:r>
+        <w:t>(</w:t>
+      </w:r>
+      <w:proofErr w:type="gramStart"/>
+      <w:r>
+        <w:t>int[</w:t>
+      </w:r>
+      <w:proofErr w:type="gramEnd"/>
+      <w:r>
+        <w:t xml:space="preserve">] </w:t>
+      </w:r>
+      <w:proofErr w:type="spellStart"/>
+      <w:r>
+        <w:t>arr</w:t>
+      </w:r>
+      <w:proofErr w:type="spellEnd"/>
+      <w:r>
+        <w:t>, int k) {</w:t>
+      </w:r>
+    </w:p>
+    <w:p>
+      <w:r>
+        <w:t xml:space="preserve">    k = k % </w:t>
+      </w:r>
+      <w:proofErr w:type="spellStart"/>
+      <w:proofErr w:type="gramStart"/>
+      <w:r>
+        <w:t>arr.length</w:t>
+      </w:r>
+      <w:proofErr w:type="spellEnd"/>
+      <w:proofErr w:type="gramEnd"/>
+      <w:r>
+        <w:t>;</w:t>
+      </w:r>
+    </w:p>
+    <w:p>
+      <w:r>
+        <w:t xml:space="preserve">    </w:t>
+      </w:r>
+      <w:proofErr w:type="spellStart"/>
+      <w:proofErr w:type="gramStart"/>
+      <w:r>
+        <w:t>reversePart</w:t>
+      </w:r>
+      <w:proofErr w:type="spellEnd"/>
+      <w:r>
+        <w:t>(</w:t>
+      </w:r>
+      <w:proofErr w:type="spellStart"/>
+      <w:proofErr w:type="gramEnd"/>
+      <w:r>
+        <w:t>arr</w:t>
+      </w:r>
+      <w:proofErr w:type="spellEnd"/>
+      <w:r>
+        <w:t xml:space="preserve">, 0, </w:t>
+      </w:r>
+      <w:proofErr w:type="spellStart"/>
+      <w:proofErr w:type="gramStart"/>
+      <w:r>
+        <w:t>arr.length</w:t>
+      </w:r>
+      <w:proofErr w:type="spellEnd"/>
+      <w:proofErr w:type="gramEnd"/>
+      <w:r>
+        <w:t xml:space="preserve"> - 1</w:t>
+      </w:r>
+      <w:proofErr w:type="gramStart"/>
+      <w:r>
+        <w:t>);</w:t>
+      </w:r>
+      <w:proofErr w:type="gramEnd"/>
+    </w:p>
+    <w:p>
+      <w:r>
+        <w:t xml:space="preserve">    </w:t>
+      </w:r>
+      <w:proofErr w:type="spellStart"/>
+      <w:proofErr w:type="gramStart"/>
+      <w:r>
+        <w:t>reversePart</w:t>
+      </w:r>
+      <w:proofErr w:type="spellEnd"/>
+      <w:r>
+        <w:t>(</w:t>
+      </w:r>
+      <w:proofErr w:type="spellStart"/>
+      <w:proofErr w:type="gramEnd"/>
+      <w:r>
+        <w:t>arr</w:t>
+      </w:r>
+      <w:proofErr w:type="spellEnd"/>
+      <w:r>
+        <w:t>, 0, k - 1</w:t>
+      </w:r>
+      <w:proofErr w:type="gramStart"/>
+      <w:r>
+        <w:t>);</w:t>
+      </w:r>
+      <w:proofErr w:type="gramEnd"/>
+    </w:p>
+    <w:p>
+      <w:r>
+        <w:t xml:space="preserve">    </w:t>
+      </w:r>
+      <w:proofErr w:type="spellStart"/>
+      <w:proofErr w:type="gramStart"/>
+      <w:r>
+        <w:t>reversePart</w:t>
+      </w:r>
+      <w:proofErr w:type="spellEnd"/>
+      <w:r>
+        <w:t>(</w:t>
+      </w:r>
+      <w:proofErr w:type="spellStart"/>
+      <w:proofErr w:type="gramEnd"/>
+      <w:r>
+        <w:t>arr</w:t>
+      </w:r>
+      <w:proofErr w:type="spellEnd"/>
+      <w:r>
+        <w:t xml:space="preserve">, k, </w:t>
+      </w:r>
+      <w:proofErr w:type="spellStart"/>
+      <w:proofErr w:type="gramStart"/>
+      <w:r>
+        <w:t>arr.length</w:t>
+      </w:r>
+      <w:proofErr w:type="spellEnd"/>
+      <w:proofErr w:type="gramEnd"/>
+      <w:r>
+        <w:t xml:space="preserve"> - 1</w:t>
+      </w:r>
+      <w:proofErr w:type="gramStart"/>
+      <w:r>
+        <w:t>);</w:t>
+      </w:r>
+      <w:proofErr w:type="gramEnd"/>
     </w:p>
     <w:p>
       <w:r>
@@ -1545,7 +3839,31 @@
     <w:p/>
     <w:p>
       <w:r>
-        <w:t>void reversePart(int[] arr, int l, int r) {</w:t>
+        <w:t xml:space="preserve">void </w:t>
+      </w:r>
+      <w:proofErr w:type="spellStart"/>
+      <w:r>
+        <w:t>reversePart</w:t>
+      </w:r>
+      <w:proofErr w:type="spellEnd"/>
+      <w:r>
+        <w:t>(</w:t>
+      </w:r>
+      <w:proofErr w:type="gramStart"/>
+      <w:r>
+        <w:t>int[</w:t>
+      </w:r>
+      <w:proofErr w:type="gramEnd"/>
+      <w:r>
+        <w:t xml:space="preserve">] </w:t>
+      </w:r>
+      <w:proofErr w:type="spellStart"/>
+      <w:r>
+        <w:t>arr</w:t>
+      </w:r>
+      <w:proofErr w:type="spellEnd"/>
+      <w:r>
+        <w:t>, int l, int r) {</w:t>
       </w:r>
     </w:p>
     <w:p>
@@ -1555,18 +3873,65 @@
     </w:p>
     <w:p>
       <w:r>
-        <w:t xml:space="preserve">        int t = arr[l];</w:t>
-      </w:r>
-    </w:p>
-    <w:p>
-      <w:r>
-        <w:t xml:space="preserve">        arr[l++] = arr[r];</w:t>
-      </w:r>
-    </w:p>
-    <w:p>
-      <w:r>
-        <w:t xml:space="preserve">        arr[r--] = t;</w:t>
-      </w:r>
+        <w:t xml:space="preserve">        int t = </w:t>
+      </w:r>
+      <w:proofErr w:type="spellStart"/>
+      <w:r>
+        <w:t>arr</w:t>
+      </w:r>
+      <w:proofErr w:type="spellEnd"/>
+      <w:r>
+        <w:t>[l</w:t>
+      </w:r>
+      <w:proofErr w:type="gramStart"/>
+      <w:r>
+        <w:t>];</w:t>
+      </w:r>
+      <w:proofErr w:type="gramEnd"/>
+    </w:p>
+    <w:p>
+      <w:r>
+        <w:t xml:space="preserve">        </w:t>
+      </w:r>
+      <w:proofErr w:type="spellStart"/>
+      <w:r>
+        <w:t>arr</w:t>
+      </w:r>
+      <w:proofErr w:type="spellEnd"/>
+      <w:r>
+        <w:t xml:space="preserve">[l++] = </w:t>
+      </w:r>
+      <w:proofErr w:type="spellStart"/>
+      <w:r>
+        <w:t>arr</w:t>
+      </w:r>
+      <w:proofErr w:type="spellEnd"/>
+      <w:r>
+        <w:t>[r</w:t>
+      </w:r>
+      <w:proofErr w:type="gramStart"/>
+      <w:r>
+        <w:t>];</w:t>
+      </w:r>
+      <w:proofErr w:type="gramEnd"/>
+    </w:p>
+    <w:p>
+      <w:r>
+        <w:t xml:space="preserve">        </w:t>
+      </w:r>
+      <w:proofErr w:type="spellStart"/>
+      <w:r>
+        <w:t>arr</w:t>
+      </w:r>
+      <w:proofErr w:type="spellEnd"/>
+      <w:r>
+        <w:t xml:space="preserve">[r--] = </w:t>
+      </w:r>
+      <w:proofErr w:type="gramStart"/>
+      <w:r>
+        <w:t>t;</w:t>
+      </w:r>
+      <w:proofErr w:type="gramEnd"/>
     </w:p>
     <w:p>
       <w:r>
@@ -1608,7 +3973,15 @@
         </w:numPr>
       </w:pPr>
       <w:r>
-        <w:t>Access → O(1)</w:t>
+        <w:t xml:space="preserve">Access → </w:t>
+      </w:r>
+      <w:proofErr w:type="gramStart"/>
+      <w:r>
+        <w:t>O(</w:t>
+      </w:r>
+      <w:proofErr w:type="gramEnd"/>
+      <w:r>
+        <w:t>1)</w:t>
       </w:r>
     </w:p>
     <w:p>
@@ -1641,8 +4014,15 @@
         </w:numPr>
       </w:pPr>
       <w:r>
-        <w:lastRenderedPageBreak/>
-        <w:t>Binary Search → O(log n)</w:t>
+        <w:t xml:space="preserve">Binary Search → </w:t>
+      </w:r>
+      <w:proofErr w:type="gramStart"/>
+      <w:r>
+        <w:t>O(</w:t>
+      </w:r>
+      <w:proofErr w:type="gramEnd"/>
+      <w:r>
+        <w:t>log n)</w:t>
       </w:r>
     </w:p>
     <w:p>
@@ -1675,6 +4055,7 @@
           <w:b/>
           <w:bCs/>
         </w:rPr>
+        <w:lastRenderedPageBreak/>
         <w:t>9. Advantages of Array</w:t>
       </w:r>
     </w:p>
@@ -1862,7 +4243,15 @@
         </w:numPr>
       </w:pPr>
       <w:r>
-        <w:t>Why array index access is O(1)?</w:t>
+        <w:t xml:space="preserve">Why array index access is </w:t>
+      </w:r>
+      <w:proofErr w:type="gramStart"/>
+      <w:r>
+        <w:t>O(</w:t>
+      </w:r>
+      <w:proofErr w:type="gramEnd"/>
+      <w:r>
+        <w:t>1)?</w:t>
       </w:r>
     </w:p>
     <w:p>
@@ -1937,12 +4326,14 @@
           <w:b/>
           <w:bCs/>
         </w:rPr>
+        <w:t>Array is a linear data structure that stores homogeneous elements in contiguous memory, offering fast access but costly insertion and deletion.</w:t>
+      </w:r>
+    </w:p>
+    <w:p/>
+    <w:p/>
+    <w:p>
+      <w:r>
         <w:lastRenderedPageBreak/>
-        <w:t>Array is a linear data structure that stores homogeneous elements in contiguous memory, offering fast access but costly insertion and deletion.</w:t>
-      </w:r>
-    </w:p>
-    <w:p>
-      <w:r>
         <w:t xml:space="preserve">Below is </w:t>
       </w:r>
       <w:r>
@@ -2299,8 +4690,28 @@
     </w:p>
     <w:p>
       <w:r>
-        <w:t>char[] str = {'J','A','V','A'};</w:t>
-      </w:r>
+        <w:t>char info=’a</w:t>
+      </w:r>
+      <w:proofErr w:type="gramStart"/>
+      <w:r>
+        <w:t>’;</w:t>
+      </w:r>
+      <w:proofErr w:type="gramEnd"/>
+    </w:p>
+    <w:p>
+      <w:proofErr w:type="gramStart"/>
+      <w:r>
+        <w:t>char[</w:t>
+      </w:r>
+      <w:proofErr w:type="gramEnd"/>
+      <w:r>
+        <w:t>] str = {'J','A','V','A'</w:t>
+      </w:r>
+      <w:proofErr w:type="gramStart"/>
+      <w:r>
+        <w:t>};</w:t>
+      </w:r>
+      <w:proofErr w:type="gramEnd"/>
     </w:p>
     <w:p>
       <w:r>
@@ -2349,9 +4760,19 @@
       </w:r>
     </w:p>
     <w:p>
-      <w:r>
-        <w:t>char[] str = {'H','E','L','L','O'};</w:t>
-      </w:r>
+      <w:proofErr w:type="gramStart"/>
+      <w:r>
+        <w:t>char[</w:t>
+      </w:r>
+      <w:proofErr w:type="gramEnd"/>
+      <w:r>
+        <w:t>] str = {'H','E','L','L','O'</w:t>
+      </w:r>
+      <w:proofErr w:type="gramStart"/>
+      <w:r>
+        <w:t>};</w:t>
+      </w:r>
+      <w:proofErr w:type="gramEnd"/>
     </w:p>
     <w:p>
       <w:r>
@@ -2360,7 +4781,15 @@
     </w:p>
     <w:p>
       <w:r>
-        <w:t>Index →  0   1   2   3   4</w:t>
+        <w:t xml:space="preserve">Index </w:t>
+      </w:r>
+      <w:proofErr w:type="gramStart"/>
+      <w:r>
+        <w:t>→  0</w:t>
+      </w:r>
+      <w:proofErr w:type="gramEnd"/>
+      <w:r>
+        <w:t xml:space="preserve">   1   2   3   4</w:t>
       </w:r>
     </w:p>
     <w:p>
@@ -2387,7 +4816,15 @@
         </w:numPr>
       </w:pPr>
       <w:r>
-        <w:t>Access time → O(1)</w:t>
+        <w:t xml:space="preserve">Access time → </w:t>
+      </w:r>
+      <w:proofErr w:type="gramStart"/>
+      <w:r>
+        <w:t>O(</w:t>
+      </w:r>
+      <w:proofErr w:type="gramEnd"/>
+      <w:r>
+        <w:t>1)</w:t>
       </w:r>
     </w:p>
     <w:p>
@@ -2424,8 +4861,13 @@
           <w:numId w:val="18"/>
         </w:numPr>
       </w:pPr>
-      <w:r>
-        <w:t>String.reverse()</w:t>
+      <w:proofErr w:type="spellStart"/>
+      <w:r>
+        <w:t>String.reverse</w:t>
+      </w:r>
+      <w:proofErr w:type="spellEnd"/>
+      <w:r>
+        <w:t>()</w:t>
       </w:r>
     </w:p>
     <w:p>
@@ -2435,8 +4877,13 @@
           <w:numId w:val="18"/>
         </w:numPr>
       </w:pPr>
-      <w:r>
-        <w:t>contains()</w:t>
+      <w:proofErr w:type="gramStart"/>
+      <w:r>
+        <w:t>contains(</w:t>
+      </w:r>
+      <w:proofErr w:type="gramEnd"/>
+      <w:r>
+        <w:t>)</w:t>
       </w:r>
     </w:p>
     <w:p>
@@ -2446,8 +4893,13 @@
           <w:numId w:val="18"/>
         </w:numPr>
       </w:pPr>
-      <w:r>
-        <w:t>split()</w:t>
+      <w:proofErr w:type="gramStart"/>
+      <w:r>
+        <w:t>split(</w:t>
+      </w:r>
+      <w:proofErr w:type="gramEnd"/>
+      <w:r>
+        <w:t>)</w:t>
       </w:r>
     </w:p>
     <w:p>
@@ -2457,8 +4909,13 @@
           <w:numId w:val="18"/>
         </w:numPr>
       </w:pPr>
-      <w:r>
-        <w:t>replace()</w:t>
+      <w:proofErr w:type="gramStart"/>
+      <w:r>
+        <w:t>replace(</w:t>
+      </w:r>
+      <w:proofErr w:type="gramEnd"/>
+      <w:r>
+        <w:t>)</w:t>
       </w:r>
     </w:p>
     <w:p>
@@ -2473,8 +4930,18 @@
           <w:numId w:val="19"/>
         </w:numPr>
       </w:pPr>
-      <w:r>
-        <w:t>charAt() (conceptually same as array access)</w:t>
+      <w:proofErr w:type="spellStart"/>
+      <w:proofErr w:type="gramStart"/>
+      <w:r>
+        <w:t>charAt</w:t>
+      </w:r>
+      <w:proofErr w:type="spellEnd"/>
+      <w:r>
+        <w:t>(</w:t>
+      </w:r>
+      <w:proofErr w:type="gramEnd"/>
+      <w:r>
+        <w:t>) (conceptually same as array access)</w:t>
       </w:r>
     </w:p>
     <w:p>
@@ -2488,6 +4955,7 @@
         <w:t>Manual loops</w:t>
       </w:r>
     </w:p>
+    <w:p/>
     <w:p>
       <w:r>
         <w:pict w14:anchorId="59883953">
@@ -2507,6 +4975,7 @@
           <w:b/>
           <w:bCs/>
         </w:rPr>
+        <w:lastRenderedPageBreak/>
         <w:t>4. Basic String Operations (Core)</w:t>
       </w:r>
     </w:p>
@@ -2529,7 +4998,6 @@
           <w:b/>
           <w:bCs/>
         </w:rPr>
-        <w:lastRenderedPageBreak/>
         <w:t>4.1 Find Length of String</w:t>
       </w:r>
     </w:p>
@@ -2545,28 +5013,88 @@
           <w:b/>
           <w:bCs/>
         </w:rPr>
-        <w:t>Without using length()</w:t>
-      </w:r>
-    </w:p>
-    <w:p>
-      <w:r>
-        <w:t>int length(char[] str) {</w:t>
-      </w:r>
-    </w:p>
-    <w:p>
-      <w:r>
-        <w:t xml:space="preserve">    int count = 0;</w:t>
-      </w:r>
-    </w:p>
-    <w:p>
-      <w:r>
-        <w:t xml:space="preserve">    for (char c : str) {</w:t>
-      </w:r>
-    </w:p>
-    <w:p>
-      <w:r>
-        <w:t xml:space="preserve">        count++;</w:t>
-      </w:r>
+        <w:t xml:space="preserve">Without using </w:t>
+      </w:r>
+      <w:proofErr w:type="gramStart"/>
+      <w:r>
+        <w:rPr>
+          <w:b/>
+          <w:bCs/>
+        </w:rPr>
+        <w:t>length(</w:t>
+      </w:r>
+      <w:proofErr w:type="gramEnd"/>
+      <w:r>
+        <w:rPr>
+          <w:b/>
+          <w:bCs/>
+        </w:rPr>
+        <w:t>)</w:t>
+      </w:r>
+    </w:p>
+    <w:p>
+      <w:r>
+        <w:t>int length(</w:t>
+      </w:r>
+      <w:proofErr w:type="gramStart"/>
+      <w:r>
+        <w:t>char[</w:t>
+      </w:r>
+      <w:proofErr w:type="gramEnd"/>
+      <w:r>
+        <w:t>] str) {</w:t>
+      </w:r>
+    </w:p>
+    <w:p>
+      <w:r>
+        <w:t xml:space="preserve">    int </w:t>
+      </w:r>
+      <w:r>
+        <w:rPr>
+          <w:highlight w:val="yellow"/>
+        </w:rPr>
+        <w:t>count</w:t>
+      </w:r>
+      <w:r>
+        <w:t xml:space="preserve"> = </w:t>
+      </w:r>
+      <w:proofErr w:type="gramStart"/>
+      <w:r>
+        <w:t>0;</w:t>
+      </w:r>
+      <w:proofErr w:type="gramEnd"/>
+    </w:p>
+    <w:p>
+      <w:r>
+        <w:t xml:space="preserve">    for (char </w:t>
+      </w:r>
+      <w:proofErr w:type="gramStart"/>
+      <w:r>
+        <w:t>c :</w:t>
+      </w:r>
+      <w:proofErr w:type="gramEnd"/>
+      <w:r>
+        <w:t xml:space="preserve"> str) {</w:t>
+      </w:r>
+    </w:p>
+    <w:p>
+      <w:r>
+        <w:t xml:space="preserve">        </w:t>
+      </w:r>
+      <w:r>
+        <w:rPr>
+          <w:highlight w:val="yellow"/>
+        </w:rPr>
+        <w:t>count+</w:t>
+      </w:r>
+      <w:proofErr w:type="gramStart"/>
+      <w:r>
+        <w:rPr>
+          <w:highlight w:val="yellow"/>
+        </w:rPr>
+        <w:t>+;</w:t>
+      </w:r>
+      <w:proofErr w:type="gramEnd"/>
     </w:p>
     <w:p>
       <w:r>
@@ -2575,8 +5103,13 @@
     </w:p>
     <w:p>
       <w:r>
-        <w:t xml:space="preserve">    return count;</w:t>
-      </w:r>
+        <w:t xml:space="preserve">    return </w:t>
+      </w:r>
+      <w:proofErr w:type="gramStart"/>
+      <w:r>
+        <w:t>count;</w:t>
+      </w:r>
+      <w:proofErr w:type="gramEnd"/>
     </w:p>
     <w:p>
       <w:r>
@@ -2602,7 +5135,15 @@
         </w:numPr>
       </w:pPr>
       <w:r>
-        <w:t>Space → O(1)</w:t>
+        <w:t xml:space="preserve">Space → </w:t>
+      </w:r>
+      <w:proofErr w:type="gramStart"/>
+      <w:r>
+        <w:t>O(</w:t>
+      </w:r>
+      <w:proofErr w:type="gramEnd"/>
+      <w:r>
+        <w:t>1)</w:t>
       </w:r>
     </w:p>
     <w:p>
@@ -2629,18 +5170,81 @@
     </w:p>
     <w:p>
       <w:r>
-        <w:t>void traverse(char[] str) {</w:t>
-      </w:r>
-    </w:p>
-    <w:p>
-      <w:r>
-        <w:t xml:space="preserve">    for (int i = 0; i &lt; str.length; i++) {</w:t>
-      </w:r>
-    </w:p>
-    <w:p>
-      <w:r>
-        <w:t xml:space="preserve">        System.out.print(str[i]);</w:t>
-      </w:r>
+        <w:t>void traverse(</w:t>
+      </w:r>
+      <w:proofErr w:type="gramStart"/>
+      <w:r>
+        <w:t>char[</w:t>
+      </w:r>
+      <w:proofErr w:type="gramEnd"/>
+      <w:r>
+        <w:t>] str) {</w:t>
+      </w:r>
+    </w:p>
+    <w:p>
+      <w:r>
+        <w:t xml:space="preserve">    for (int </w:t>
+      </w:r>
+      <w:proofErr w:type="spellStart"/>
+      <w:r>
+        <w:t>i</w:t>
+      </w:r>
+      <w:proofErr w:type="spellEnd"/>
+      <w:r>
+        <w:t xml:space="preserve"> = 0; </w:t>
+      </w:r>
+      <w:proofErr w:type="spellStart"/>
+      <w:r>
+        <w:t>i</w:t>
+      </w:r>
+      <w:proofErr w:type="spellEnd"/>
+      <w:r>
+        <w:t xml:space="preserve"> &lt; </w:t>
+      </w:r>
+      <w:proofErr w:type="spellStart"/>
+      <w:proofErr w:type="gramStart"/>
+      <w:r>
+        <w:t>str.length</w:t>
+      </w:r>
+      <w:proofErr w:type="spellEnd"/>
+      <w:proofErr w:type="gramEnd"/>
+      <w:r>
+        <w:t xml:space="preserve">; </w:t>
+      </w:r>
+      <w:proofErr w:type="spellStart"/>
+      <w:r>
+        <w:t>i</w:t>
+      </w:r>
+      <w:proofErr w:type="spellEnd"/>
+      <w:r>
+        <w:t>++) {</w:t>
+      </w:r>
+    </w:p>
+    <w:p>
+      <w:r>
+        <w:t xml:space="preserve">        </w:t>
+      </w:r>
+      <w:proofErr w:type="spellStart"/>
+      <w:r>
+        <w:t>System.out.print</w:t>
+      </w:r>
+      <w:proofErr w:type="spellEnd"/>
+      <w:r>
+        <w:t>(str[</w:t>
+      </w:r>
+      <w:proofErr w:type="spellStart"/>
+      <w:r>
+        <w:t>i</w:t>
+      </w:r>
+      <w:proofErr w:type="spellEnd"/>
+      <w:r>
+        <w:t>]</w:t>
+      </w:r>
+      <w:proofErr w:type="gramStart"/>
+      <w:r>
+        <w:t>);</w:t>
+      </w:r>
+      <w:proofErr w:type="gramEnd"/>
     </w:p>
     <w:p>
       <w:r>
@@ -2688,30 +5292,98 @@
           <w:bCs/>
         </w:rPr>
       </w:pPr>
-      <w:r>
-        <w:rPr>
-          <w:b/>
-          <w:bCs/>
-        </w:rPr>
+    </w:p>
+    <w:p>
+      <w:pPr>
+        <w:rPr>
+          <w:b/>
+          <w:bCs/>
+        </w:rPr>
+      </w:pPr>
+    </w:p>
+    <w:p>
+      <w:pPr>
+        <w:rPr>
+          <w:b/>
+          <w:bCs/>
+        </w:rPr>
+      </w:pPr>
+    </w:p>
+    <w:p>
+      <w:pPr>
+        <w:rPr>
+          <w:b/>
+          <w:bCs/>
+        </w:rPr>
+      </w:pPr>
+    </w:p>
+    <w:p>
+      <w:pPr>
+        <w:rPr>
+          <w:b/>
+          <w:bCs/>
+        </w:rPr>
+      </w:pPr>
+    </w:p>
+    <w:p>
+      <w:pPr>
+        <w:rPr>
+          <w:b/>
+          <w:bCs/>
+        </w:rPr>
+      </w:pPr>
+      <w:r>
+        <w:rPr>
+          <w:b/>
+          <w:bCs/>
+        </w:rPr>
+        <w:lastRenderedPageBreak/>
         <w:t>Method 1: Two Pointer Technique</w:t>
       </w:r>
     </w:p>
     <w:p>
       <w:r>
-        <w:t>void reverse(char[] str) {</w:t>
-      </w:r>
-    </w:p>
-    <w:p>
-      <w:r>
-        <w:t xml:space="preserve">    int left = 0;</w:t>
-      </w:r>
-    </w:p>
-    <w:p>
-      <w:r>
-        <w:t xml:space="preserve">    int right = str.length - 1;</w:t>
-      </w:r>
-    </w:p>
-    <w:p/>
+        <w:t>void reverse(</w:t>
+      </w:r>
+      <w:proofErr w:type="gramStart"/>
+      <w:r>
+        <w:t>char[</w:t>
+      </w:r>
+      <w:proofErr w:type="gramEnd"/>
+      <w:r>
+        <w:t>] str) {</w:t>
+      </w:r>
+    </w:p>
+    <w:p>
+      <w:r>
+        <w:t xml:space="preserve">    int left = </w:t>
+      </w:r>
+      <w:proofErr w:type="gramStart"/>
+      <w:r>
+        <w:t>0;</w:t>
+      </w:r>
+      <w:proofErr w:type="gramEnd"/>
+    </w:p>
+    <w:p>
+      <w:r>
+        <w:t xml:space="preserve">    int right = </w:t>
+      </w:r>
+      <w:proofErr w:type="spellStart"/>
+      <w:proofErr w:type="gramStart"/>
+      <w:r>
+        <w:t>str.length</w:t>
+      </w:r>
+      <w:proofErr w:type="spellEnd"/>
+      <w:proofErr w:type="gramEnd"/>
+      <w:r>
+        <w:t xml:space="preserve"> - </w:t>
+      </w:r>
+      <w:proofErr w:type="gramStart"/>
+      <w:r>
+        <w:t>1;</w:t>
+      </w:r>
+      <w:proofErr w:type="gramEnd"/>
+    </w:p>
     <w:p>
       <w:r>
         <w:t xml:space="preserve">    while (left &lt; right) {</w:t>
@@ -2719,30 +5391,53 @@
     </w:p>
     <w:p>
       <w:r>
-        <w:t xml:space="preserve">        char temp = str[left];</w:t>
-      </w:r>
-    </w:p>
-    <w:p>
-      <w:r>
-        <w:lastRenderedPageBreak/>
-        <w:t xml:space="preserve">        str[left] = str[right];</w:t>
-      </w:r>
-    </w:p>
-    <w:p>
-      <w:r>
-        <w:t xml:space="preserve">        str[right] = temp;</w:t>
-      </w:r>
-    </w:p>
-    <w:p/>
-    <w:p>
-      <w:r>
-        <w:t xml:space="preserve">        left++;</w:t>
-      </w:r>
-    </w:p>
-    <w:p>
-      <w:r>
-        <w:t xml:space="preserve">        right--;</w:t>
-      </w:r>
+        <w:t xml:space="preserve">        char temp = str[left</w:t>
+      </w:r>
+      <w:proofErr w:type="gramStart"/>
+      <w:r>
+        <w:t>];</w:t>
+      </w:r>
+      <w:proofErr w:type="gramEnd"/>
+    </w:p>
+    <w:p>
+      <w:r>
+        <w:t xml:space="preserve">        str[left] = str[right</w:t>
+      </w:r>
+      <w:proofErr w:type="gramStart"/>
+      <w:r>
+        <w:t>];</w:t>
+      </w:r>
+      <w:proofErr w:type="gramEnd"/>
+    </w:p>
+    <w:p>
+      <w:r>
+        <w:t xml:space="preserve">        str[right] = </w:t>
+      </w:r>
+      <w:proofErr w:type="gramStart"/>
+      <w:r>
+        <w:t>temp;</w:t>
+      </w:r>
+      <w:proofErr w:type="gramEnd"/>
+    </w:p>
+    <w:p>
+      <w:r>
+        <w:t xml:space="preserve">        left+</w:t>
+      </w:r>
+      <w:proofErr w:type="gramStart"/>
+      <w:r>
+        <w:t>+;</w:t>
+      </w:r>
+      <w:proofErr w:type="gramEnd"/>
+    </w:p>
+    <w:p>
+      <w:r>
+        <w:t xml:space="preserve">        right-</w:t>
+      </w:r>
+      <w:proofErr w:type="gramStart"/>
+      <w:r>
+        <w:t>-;</w:t>
+      </w:r>
+      <w:proofErr w:type="gramEnd"/>
     </w:p>
     <w:p>
       <w:r>
@@ -2773,7 +5468,15 @@
         </w:numPr>
       </w:pPr>
       <w:r>
-        <w:t>Space → O(1)</w:t>
+        <w:t xml:space="preserve">Space → </w:t>
+      </w:r>
+      <w:proofErr w:type="gramStart"/>
+      <w:r>
+        <w:t>O(</w:t>
+      </w:r>
+      <w:proofErr w:type="gramEnd"/>
+      <w:r>
+        <w:t>1)</w:t>
       </w:r>
     </w:p>
     <w:p>
@@ -2784,8 +5487,13 @@
         </w:numPr>
       </w:pPr>
       <w:r>
-        <w:t>Interview favorite</w:t>
-      </w:r>
+        <w:t xml:space="preserve">Interview </w:t>
+      </w:r>
+      <w:proofErr w:type="spellStart"/>
+      <w:r>
+        <w:t>favorite</w:t>
+      </w:r>
+      <w:proofErr w:type="spellEnd"/>
     </w:p>
     <w:p>
       <w:r>
@@ -2843,21 +5551,74 @@
       </w:r>
     </w:p>
     <w:p>
-      <w:r>
-        <w:t>boolean isPalindrome(char[] str) {</w:t>
+      <w:proofErr w:type="spellStart"/>
+      <w:r>
+        <w:t>boolean</w:t>
+      </w:r>
+      <w:proofErr w:type="spellEnd"/>
+      <w:r>
+        <w:t xml:space="preserve"> </w:t>
+      </w:r>
+      <w:proofErr w:type="spellStart"/>
+      <w:r>
+        <w:t>isPalindrome</w:t>
+      </w:r>
+      <w:proofErr w:type="spellEnd"/>
+      <w:r>
+        <w:t>(</w:t>
+      </w:r>
+      <w:proofErr w:type="gramStart"/>
+      <w:r>
+        <w:t>char[</w:t>
+      </w:r>
+      <w:proofErr w:type="gramEnd"/>
+      <w:r>
+        <w:t>] str) {</w:t>
       </w:r>
     </w:p>
     <w:p>
       <w:r>
         <w:t xml:space="preserve">    int left = 0;</w:t>
       </w:r>
-    </w:p>
-    <w:p>
-      <w:r>
-        <w:t xml:space="preserve">    int right = str.length - 1;</w:t>
-      </w:r>
-    </w:p>
-    <w:p/>
+      <w:r>
+        <w:tab/>
+      </w:r>
+      <w:r>
+        <w:tab/>
+      </w:r>
+      <w:r>
+        <w:tab/>
+      </w:r>
+      <w:r>
+        <w:tab/>
+      </w:r>
+      <w:r>
+        <w:t>//</w:t>
+      </w:r>
+      <w:r>
+        <w:t>Madam</w:t>
+      </w:r>
+    </w:p>
+    <w:p>
+      <w:r>
+        <w:t xml:space="preserve">    int right = </w:t>
+      </w:r>
+      <w:proofErr w:type="spellStart"/>
+      <w:proofErr w:type="gramStart"/>
+      <w:r>
+        <w:t>str.length</w:t>
+      </w:r>
+      <w:proofErr w:type="spellEnd"/>
+      <w:proofErr w:type="gramEnd"/>
+      <w:r>
+        <w:t xml:space="preserve"> - </w:t>
+      </w:r>
+      <w:proofErr w:type="gramStart"/>
+      <w:r>
+        <w:t>1;</w:t>
+      </w:r>
+      <w:proofErr w:type="gramEnd"/>
+    </w:p>
     <w:p>
       <w:r>
         <w:t xml:space="preserve">    while (left &lt; right) {</w:t>
@@ -2865,13 +5626,26 @@
     </w:p>
     <w:p>
       <w:r>
-        <w:t xml:space="preserve">        if (str[left] != str[right]) {</w:t>
-      </w:r>
-    </w:p>
-    <w:p>
-      <w:r>
-        <w:t xml:space="preserve">            return false;</w:t>
-      </w:r>
+        <w:t xml:space="preserve">        if (str[left</w:t>
+      </w:r>
+      <w:proofErr w:type="gramStart"/>
+      <w:r>
+        <w:t>] !</w:t>
+      </w:r>
+      <w:proofErr w:type="gramEnd"/>
+      <w:r>
+        <w:t>= str[right]) {</w:t>
+      </w:r>
+    </w:p>
+    <w:p>
+      <w:r>
+        <w:t xml:space="preserve">            return </w:t>
+      </w:r>
+      <w:proofErr w:type="gramStart"/>
+      <w:r>
+        <w:t>false;</w:t>
+      </w:r>
+      <w:proofErr w:type="gramEnd"/>
     </w:p>
     <w:p>
       <w:r>
@@ -2880,13 +5654,24 @@
     </w:p>
     <w:p>
       <w:r>
-        <w:t xml:space="preserve">        left++;</w:t>
-      </w:r>
-    </w:p>
-    <w:p>
-      <w:r>
-        <w:t xml:space="preserve">        right--;</w:t>
-      </w:r>
+        <w:t xml:space="preserve">        left+</w:t>
+      </w:r>
+      <w:proofErr w:type="gramStart"/>
+      <w:r>
+        <w:t>+;</w:t>
+      </w:r>
+      <w:proofErr w:type="gramEnd"/>
+    </w:p>
+    <w:p>
+      <w:r>
+        <w:lastRenderedPageBreak/>
+        <w:t xml:space="preserve">        right-</w:t>
+      </w:r>
+      <w:proofErr w:type="gramStart"/>
+      <w:r>
+        <w:t>-;</w:t>
+      </w:r>
+      <w:proofErr w:type="gramEnd"/>
     </w:p>
     <w:p>
       <w:r>
@@ -2895,8 +5680,13 @@
     </w:p>
     <w:p>
       <w:r>
-        <w:t xml:space="preserve">    return true;</w:t>
-      </w:r>
+        <w:t xml:space="preserve">    return </w:t>
+      </w:r>
+      <w:proofErr w:type="gramStart"/>
+      <w:r>
+        <w:t>true;</w:t>
+      </w:r>
+      <w:proofErr w:type="gramEnd"/>
     </w:p>
     <w:p>
       <w:r>
@@ -2905,7 +5695,6 @@
     </w:p>
     <w:p>
       <w:r>
-        <w:lastRenderedPageBreak/>
         <w:t>Examples:</w:t>
       </w:r>
     </w:p>
@@ -2967,24 +5756,87 @@
     </w:p>
     <w:p>
       <w:r>
-        <w:t>void frequency(char[] str) {</w:t>
-      </w:r>
-    </w:p>
-    <w:p>
-      <w:r>
-        <w:t xml:space="preserve">    int[] freq = new int[26];</w:t>
-      </w:r>
+        <w:t>void frequency(</w:t>
+      </w:r>
+      <w:proofErr w:type="gramStart"/>
+      <w:r>
+        <w:t>char[</w:t>
+      </w:r>
+      <w:proofErr w:type="gramEnd"/>
+      <w:r>
+        <w:t>] str) {</w:t>
+      </w:r>
+    </w:p>
+    <w:p>
+      <w:r>
+        <w:t xml:space="preserve">    </w:t>
+      </w:r>
+      <w:proofErr w:type="gramStart"/>
+      <w:r>
+        <w:t>int[</w:t>
+      </w:r>
+      <w:proofErr w:type="gramEnd"/>
+      <w:r>
+        <w:t xml:space="preserve">] </w:t>
+      </w:r>
+      <w:proofErr w:type="spellStart"/>
+      <w:r>
+        <w:t>freq</w:t>
+      </w:r>
+      <w:proofErr w:type="spellEnd"/>
+      <w:r>
+        <w:t xml:space="preserve"> = new </w:t>
+      </w:r>
+      <w:proofErr w:type="gramStart"/>
+      <w:r>
+        <w:t>int[</w:t>
+      </w:r>
+      <w:proofErr w:type="gramEnd"/>
+      <w:r>
+        <w:t>26</w:t>
+      </w:r>
+      <w:proofErr w:type="gramStart"/>
+      <w:r>
+        <w:t>];</w:t>
+      </w:r>
+      <w:proofErr w:type="gramEnd"/>
     </w:p>
     <w:p/>
     <w:p>
       <w:r>
-        <w:t xml:space="preserve">    for (char c : str) {</w:t>
-      </w:r>
-    </w:p>
-    <w:p>
-      <w:r>
-        <w:t xml:space="preserve">        freq[c - 'a']++;</w:t>
-      </w:r>
+        <w:t xml:space="preserve">    for (char </w:t>
+      </w:r>
+      <w:proofErr w:type="gramStart"/>
+      <w:r>
+        <w:t>c :</w:t>
+      </w:r>
+      <w:proofErr w:type="gramEnd"/>
+      <w:r>
+        <w:t xml:space="preserve"> str) {</w:t>
+      </w:r>
+    </w:p>
+    <w:p>
+      <w:r>
+        <w:t xml:space="preserve">        </w:t>
+      </w:r>
+      <w:proofErr w:type="spellStart"/>
+      <w:proofErr w:type="gramStart"/>
+      <w:r>
+        <w:t>freq</w:t>
+      </w:r>
+      <w:proofErr w:type="spellEnd"/>
+      <w:r>
+        <w:t>[</w:t>
+      </w:r>
+      <w:proofErr w:type="gramEnd"/>
+      <w:r>
+        <w:t>c - 'a</w:t>
+      </w:r>
+      <w:proofErr w:type="gramStart"/>
+      <w:r>
+        <w:t>']++;</w:t>
+      </w:r>
+      <w:proofErr w:type="gramEnd"/>
     </w:p>
     <w:p>
       <w:r>
@@ -2994,18 +5846,100 @@
     <w:p/>
     <w:p>
       <w:r>
-        <w:t xml:space="preserve">    for (int i = 0; i &lt; 26; i++) {</w:t>
-      </w:r>
-    </w:p>
-    <w:p>
-      <w:r>
-        <w:t xml:space="preserve">        if (freq[i] &gt; 0) {</w:t>
-      </w:r>
-    </w:p>
-    <w:p>
-      <w:r>
-        <w:t xml:space="preserve">            System.out.println((char)(i + 'a') + " -&gt; " + freq[i]);</w:t>
-      </w:r>
+        <w:t xml:space="preserve">    for (int </w:t>
+      </w:r>
+      <w:proofErr w:type="spellStart"/>
+      <w:r>
+        <w:t>i</w:t>
+      </w:r>
+      <w:proofErr w:type="spellEnd"/>
+      <w:r>
+        <w:t xml:space="preserve"> = 0; </w:t>
+      </w:r>
+      <w:proofErr w:type="spellStart"/>
+      <w:r>
+        <w:t>i</w:t>
+      </w:r>
+      <w:proofErr w:type="spellEnd"/>
+      <w:r>
+        <w:t xml:space="preserve"> &lt; 26; </w:t>
+      </w:r>
+      <w:proofErr w:type="spellStart"/>
+      <w:r>
+        <w:t>i</w:t>
+      </w:r>
+      <w:proofErr w:type="spellEnd"/>
+      <w:r>
+        <w:t>++) {</w:t>
+      </w:r>
+    </w:p>
+    <w:p>
+      <w:r>
+        <w:t xml:space="preserve">        if (</w:t>
+      </w:r>
+      <w:proofErr w:type="spellStart"/>
+      <w:r>
+        <w:t>freq</w:t>
+      </w:r>
+      <w:proofErr w:type="spellEnd"/>
+      <w:r>
+        <w:t>[</w:t>
+      </w:r>
+      <w:proofErr w:type="spellStart"/>
+      <w:r>
+        <w:t>i</w:t>
+      </w:r>
+      <w:proofErr w:type="spellEnd"/>
+      <w:r>
+        <w:t>] &gt; 0) {</w:t>
+      </w:r>
+    </w:p>
+    <w:p>
+      <w:r>
+        <w:t xml:space="preserve">            </w:t>
+      </w:r>
+      <w:proofErr w:type="spellStart"/>
+      <w:r>
+        <w:t>System.out.println</w:t>
+      </w:r>
+      <w:proofErr w:type="spellEnd"/>
+      <w:r>
+        <w:t>((char</w:t>
+      </w:r>
+      <w:proofErr w:type="gramStart"/>
+      <w:r>
+        <w:t>)(</w:t>
+      </w:r>
+      <w:proofErr w:type="spellStart"/>
+      <w:proofErr w:type="gramEnd"/>
+      <w:r>
+        <w:t>i</w:t>
+      </w:r>
+      <w:proofErr w:type="spellEnd"/>
+      <w:r>
+        <w:t xml:space="preserve"> + 'a') + " -&gt; " + </w:t>
+      </w:r>
+      <w:proofErr w:type="spellStart"/>
+      <w:r>
+        <w:t>freq</w:t>
+      </w:r>
+      <w:proofErr w:type="spellEnd"/>
+      <w:r>
+        <w:t>[</w:t>
+      </w:r>
+      <w:proofErr w:type="spellStart"/>
+      <w:r>
+        <w:t>i</w:t>
+      </w:r>
+      <w:proofErr w:type="spellEnd"/>
+      <w:r>
+        <w:t>]</w:t>
+      </w:r>
+      <w:proofErr w:type="gramStart"/>
+      <w:r>
+        <w:t>);</w:t>
+      </w:r>
+      <w:proofErr w:type="gramEnd"/>
     </w:p>
     <w:p>
       <w:r>
@@ -3068,25 +6002,83 @@
     </w:p>
     <w:p>
       <w:r>
-        <w:t>void duplicates(char[] str) {</w:t>
-      </w:r>
-    </w:p>
-    <w:p>
-      <w:r>
-        <w:t xml:space="preserve">    int[] freq = new int[256];</w:t>
-      </w:r>
+        <w:lastRenderedPageBreak/>
+        <w:t>void duplicates(</w:t>
+      </w:r>
+      <w:proofErr w:type="gramStart"/>
+      <w:r>
+        <w:t>char[</w:t>
+      </w:r>
+      <w:proofErr w:type="gramEnd"/>
+      <w:r>
+        <w:t>] str) {</w:t>
+      </w:r>
+    </w:p>
+    <w:p>
+      <w:r>
+        <w:t xml:space="preserve">    </w:t>
+      </w:r>
+      <w:proofErr w:type="gramStart"/>
+      <w:r>
+        <w:t>int[</w:t>
+      </w:r>
+      <w:proofErr w:type="gramEnd"/>
+      <w:r>
+        <w:t xml:space="preserve">] </w:t>
+      </w:r>
+      <w:proofErr w:type="spellStart"/>
+      <w:r>
+        <w:t>freq</w:t>
+      </w:r>
+      <w:proofErr w:type="spellEnd"/>
+      <w:r>
+        <w:t xml:space="preserve"> = new </w:t>
+      </w:r>
+      <w:proofErr w:type="gramStart"/>
+      <w:r>
+        <w:t>int[</w:t>
+      </w:r>
+      <w:proofErr w:type="gramEnd"/>
+      <w:r>
+        <w:t>256</w:t>
+      </w:r>
+      <w:proofErr w:type="gramStart"/>
+      <w:r>
+        <w:t>];</w:t>
+      </w:r>
+      <w:proofErr w:type="gramEnd"/>
     </w:p>
     <w:p/>
     <w:p>
       <w:r>
-        <w:t xml:space="preserve">    for (char c : str) {</w:t>
-      </w:r>
-    </w:p>
-    <w:p>
-      <w:r>
-        <w:lastRenderedPageBreak/>
-        <w:t xml:space="preserve">        freq[c]++;</w:t>
-      </w:r>
+        <w:t xml:space="preserve">    for (char </w:t>
+      </w:r>
+      <w:proofErr w:type="gramStart"/>
+      <w:r>
+        <w:t>c :</w:t>
+      </w:r>
+      <w:proofErr w:type="gramEnd"/>
+      <w:r>
+        <w:t xml:space="preserve"> str) {</w:t>
+      </w:r>
+    </w:p>
+    <w:p>
+      <w:r>
+        <w:t xml:space="preserve">        </w:t>
+      </w:r>
+      <w:proofErr w:type="spellStart"/>
+      <w:r>
+        <w:t>freq</w:t>
+      </w:r>
+      <w:proofErr w:type="spellEnd"/>
+      <w:r>
+        <w:t>[c]+</w:t>
+      </w:r>
+      <w:proofErr w:type="gramStart"/>
+      <w:r>
+        <w:t>+;</w:t>
+      </w:r>
+      <w:proofErr w:type="gramEnd"/>
     </w:p>
     <w:p>
       <w:r>
@@ -3096,18 +6088,95 @@
     <w:p/>
     <w:p>
       <w:r>
-        <w:t xml:space="preserve">    for (int i = 0; i &lt; 256; i++) {</w:t>
-      </w:r>
-    </w:p>
-    <w:p>
-      <w:r>
-        <w:t xml:space="preserve">        if (freq[i] &gt; 1) {</w:t>
-      </w:r>
-    </w:p>
-    <w:p>
-      <w:r>
-        <w:t xml:space="preserve">            System.out.println((char)i + " repeated " + freq[i] + " times");</w:t>
-      </w:r>
+        <w:t xml:space="preserve">    for (int </w:t>
+      </w:r>
+      <w:proofErr w:type="spellStart"/>
+      <w:r>
+        <w:t>i</w:t>
+      </w:r>
+      <w:proofErr w:type="spellEnd"/>
+      <w:r>
+        <w:t xml:space="preserve"> = 0; </w:t>
+      </w:r>
+      <w:proofErr w:type="spellStart"/>
+      <w:r>
+        <w:t>i</w:t>
+      </w:r>
+      <w:proofErr w:type="spellEnd"/>
+      <w:r>
+        <w:t xml:space="preserve"> &lt; 256; </w:t>
+      </w:r>
+      <w:proofErr w:type="spellStart"/>
+      <w:r>
+        <w:t>i</w:t>
+      </w:r>
+      <w:proofErr w:type="spellEnd"/>
+      <w:r>
+        <w:t>++) {</w:t>
+      </w:r>
+    </w:p>
+    <w:p>
+      <w:r>
+        <w:t xml:space="preserve">        if (</w:t>
+      </w:r>
+      <w:proofErr w:type="spellStart"/>
+      <w:r>
+        <w:t>freq</w:t>
+      </w:r>
+      <w:proofErr w:type="spellEnd"/>
+      <w:r>
+        <w:t>[</w:t>
+      </w:r>
+      <w:proofErr w:type="spellStart"/>
+      <w:r>
+        <w:t>i</w:t>
+      </w:r>
+      <w:proofErr w:type="spellEnd"/>
+      <w:r>
+        <w:t>] &gt; 1) {</w:t>
+      </w:r>
+    </w:p>
+    <w:p>
+      <w:r>
+        <w:t xml:space="preserve">            </w:t>
+      </w:r>
+      <w:proofErr w:type="spellStart"/>
+      <w:r>
+        <w:t>System.out.println</w:t>
+      </w:r>
+      <w:proofErr w:type="spellEnd"/>
+      <w:r>
+        <w:t>((char)</w:t>
+      </w:r>
+      <w:proofErr w:type="spellStart"/>
+      <w:r>
+        <w:t>i</w:t>
+      </w:r>
+      <w:proofErr w:type="spellEnd"/>
+      <w:r>
+        <w:t xml:space="preserve"> + " repeated " + </w:t>
+      </w:r>
+      <w:proofErr w:type="spellStart"/>
+      <w:r>
+        <w:t>freq</w:t>
+      </w:r>
+      <w:proofErr w:type="spellEnd"/>
+      <w:r>
+        <w:t>[</w:t>
+      </w:r>
+      <w:proofErr w:type="spellStart"/>
+      <w:r>
+        <w:t>i</w:t>
+      </w:r>
+      <w:proofErr w:type="spellEnd"/>
+      <w:r>
+        <w:t>] + " times"</w:t>
+      </w:r>
+      <w:proofErr w:type="gramStart"/>
+      <w:r>
+        <w:t>);</w:t>
+      </w:r>
+      <w:proofErr w:type="gramEnd"/>
     </w:p>
     <w:p>
       <w:r>
@@ -3174,52 +6243,236 @@
       </w:r>
     </w:p>
     <w:p>
-      <w:r>
-        <w:t>boolean isAnagram(char[] a, char[] b) {</w:t>
-      </w:r>
-    </w:p>
-    <w:p>
-      <w:r>
-        <w:t xml:space="preserve">    if (a.length != b.length) return false;</w:t>
-      </w:r>
+      <w:proofErr w:type="spellStart"/>
+      <w:r>
+        <w:t>boolean</w:t>
+      </w:r>
+      <w:proofErr w:type="spellEnd"/>
+      <w:r>
+        <w:t xml:space="preserve"> </w:t>
+      </w:r>
+      <w:proofErr w:type="spellStart"/>
+      <w:r>
+        <w:t>isAnagram</w:t>
+      </w:r>
+      <w:proofErr w:type="spellEnd"/>
+      <w:r>
+        <w:t>(</w:t>
+      </w:r>
+      <w:proofErr w:type="gramStart"/>
+      <w:r>
+        <w:t>char[</w:t>
+      </w:r>
+      <w:proofErr w:type="gramEnd"/>
+      <w:r>
+        <w:t xml:space="preserve">] a, </w:t>
+      </w:r>
+      <w:proofErr w:type="gramStart"/>
+      <w:r>
+        <w:t>char[</w:t>
+      </w:r>
+      <w:proofErr w:type="gramEnd"/>
+      <w:r>
+        <w:t>] b) {</w:t>
+      </w:r>
+    </w:p>
+    <w:p>
+      <w:r>
+        <w:t xml:space="preserve">    if (</w:t>
+      </w:r>
+      <w:proofErr w:type="spellStart"/>
+      <w:proofErr w:type="gramStart"/>
+      <w:r>
+        <w:t>a.length</w:t>
+      </w:r>
+      <w:proofErr w:type="spellEnd"/>
+      <w:r>
+        <w:t xml:space="preserve"> !=</w:t>
+      </w:r>
+      <w:proofErr w:type="gramEnd"/>
+      <w:r>
+        <w:t xml:space="preserve"> </w:t>
+      </w:r>
+      <w:proofErr w:type="spellStart"/>
+      <w:proofErr w:type="gramStart"/>
+      <w:r>
+        <w:t>b.length</w:t>
+      </w:r>
+      <w:proofErr w:type="spellEnd"/>
+      <w:proofErr w:type="gramEnd"/>
+      <w:r>
+        <w:t xml:space="preserve">) return </w:t>
+      </w:r>
+      <w:proofErr w:type="gramStart"/>
+      <w:r>
+        <w:t>false;</w:t>
+      </w:r>
+      <w:proofErr w:type="gramEnd"/>
     </w:p>
     <w:p/>
     <w:p>
       <w:r>
-        <w:t xml:space="preserve">    int[] freq = new int[256];</w:t>
-      </w:r>
+        <w:t xml:space="preserve">    </w:t>
+      </w:r>
+      <w:proofErr w:type="gramStart"/>
+      <w:r>
+        <w:t>int[</w:t>
+      </w:r>
+      <w:proofErr w:type="gramEnd"/>
+      <w:r>
+        <w:t xml:space="preserve">] </w:t>
+      </w:r>
+      <w:proofErr w:type="spellStart"/>
+      <w:r>
+        <w:t>freq</w:t>
+      </w:r>
+      <w:proofErr w:type="spellEnd"/>
+      <w:r>
+        <w:t xml:space="preserve"> = new </w:t>
+      </w:r>
+      <w:proofErr w:type="gramStart"/>
+      <w:r>
+        <w:t>int[</w:t>
+      </w:r>
+      <w:proofErr w:type="gramEnd"/>
+      <w:r>
+        <w:t>256</w:t>
+      </w:r>
+      <w:proofErr w:type="gramStart"/>
+      <w:r>
+        <w:t>];</w:t>
+      </w:r>
+      <w:proofErr w:type="gramEnd"/>
     </w:p>
     <w:p/>
     <w:p>
       <w:r>
-        <w:t xml:space="preserve">    for (char c : a) freq[c]++;</w:t>
-      </w:r>
-    </w:p>
-    <w:p>
-      <w:r>
-        <w:t xml:space="preserve">    for (char c : b) freq[c]--;</w:t>
-      </w:r>
+        <w:t xml:space="preserve">    for (char </w:t>
+      </w:r>
+      <w:proofErr w:type="gramStart"/>
+      <w:r>
+        <w:t>c :</w:t>
+      </w:r>
+      <w:proofErr w:type="gramEnd"/>
+      <w:r>
+        <w:t xml:space="preserve"> a) </w:t>
+      </w:r>
+      <w:proofErr w:type="spellStart"/>
+      <w:r>
+        <w:t>freq</w:t>
+      </w:r>
+      <w:proofErr w:type="spellEnd"/>
+      <w:r>
+        <w:t>[c]+</w:t>
+      </w:r>
+      <w:proofErr w:type="gramStart"/>
+      <w:r>
+        <w:t>+;</w:t>
+      </w:r>
+      <w:proofErr w:type="gramEnd"/>
+    </w:p>
+    <w:p>
+      <w:r>
+        <w:t xml:space="preserve">    for (char </w:t>
+      </w:r>
+      <w:proofErr w:type="gramStart"/>
+      <w:r>
+        <w:t>c :</w:t>
+      </w:r>
+      <w:proofErr w:type="gramEnd"/>
+      <w:r>
+        <w:t xml:space="preserve"> b) </w:t>
+      </w:r>
+      <w:proofErr w:type="spellStart"/>
+      <w:r>
+        <w:t>freq</w:t>
+      </w:r>
+      <w:proofErr w:type="spellEnd"/>
+      <w:r>
+        <w:t>[c]-</w:t>
+      </w:r>
+      <w:proofErr w:type="gramStart"/>
+      <w:r>
+        <w:t>-;</w:t>
+      </w:r>
+      <w:proofErr w:type="gramEnd"/>
     </w:p>
     <w:p/>
     <w:p>
       <w:r>
-        <w:t xml:space="preserve">    for (int i = 0; i &lt; 256; i++) {</w:t>
-      </w:r>
-    </w:p>
-    <w:p>
-      <w:r>
-        <w:t xml:space="preserve">        if (freq[i] != 0) return false;</w:t>
-      </w:r>
-    </w:p>
-    <w:p>
-      <w:r>
+        <w:t xml:space="preserve">    for (int </w:t>
+      </w:r>
+      <w:proofErr w:type="spellStart"/>
+      <w:r>
+        <w:t>i</w:t>
+      </w:r>
+      <w:proofErr w:type="spellEnd"/>
+      <w:r>
+        <w:t xml:space="preserve"> = 0; </w:t>
+      </w:r>
+      <w:proofErr w:type="spellStart"/>
+      <w:r>
+        <w:t>i</w:t>
+      </w:r>
+      <w:proofErr w:type="spellEnd"/>
+      <w:r>
+        <w:t xml:space="preserve"> &lt; 256; </w:t>
+      </w:r>
+      <w:proofErr w:type="spellStart"/>
+      <w:r>
+        <w:t>i</w:t>
+      </w:r>
+      <w:proofErr w:type="spellEnd"/>
+      <w:r>
+        <w:t>++) {</w:t>
+      </w:r>
+    </w:p>
+    <w:p>
+      <w:r>
+        <w:t xml:space="preserve">        if (</w:t>
+      </w:r>
+      <w:proofErr w:type="spellStart"/>
+      <w:r>
+        <w:t>freq</w:t>
+      </w:r>
+      <w:proofErr w:type="spellEnd"/>
+      <w:r>
+        <w:t>[</w:t>
+      </w:r>
+      <w:proofErr w:type="spellStart"/>
+      <w:r>
+        <w:t>i</w:t>
+      </w:r>
+      <w:proofErr w:type="spellEnd"/>
+      <w:proofErr w:type="gramStart"/>
+      <w:r>
+        <w:t>] !</w:t>
+      </w:r>
+      <w:proofErr w:type="gramEnd"/>
+      <w:r>
+        <w:t xml:space="preserve">= 0) return </w:t>
+      </w:r>
+      <w:proofErr w:type="gramStart"/>
+      <w:r>
+        <w:t>false;</w:t>
+      </w:r>
+      <w:proofErr w:type="gramEnd"/>
+    </w:p>
+    <w:p>
+      <w:r>
+        <w:lastRenderedPageBreak/>
         <w:t xml:space="preserve">    }</w:t>
       </w:r>
     </w:p>
     <w:p>
       <w:r>
-        <w:t xml:space="preserve">    return true;</w:t>
-      </w:r>
+        <w:t xml:space="preserve">    return </w:t>
+      </w:r>
+      <w:proofErr w:type="gramStart"/>
+      <w:r>
+        <w:t>true;</w:t>
+      </w:r>
+      <w:proofErr w:type="gramEnd"/>
     </w:p>
     <w:p>
       <w:r>
@@ -3239,7 +6492,6 @@
         </w:numPr>
       </w:pPr>
       <w:r>
-        <w:lastRenderedPageBreak/>
         <w:t>listen &amp; silent → true</w:t>
       </w:r>
     </w:p>
@@ -3251,7 +6503,15 @@
         </w:numPr>
       </w:pPr>
       <w:r>
-        <w:t>java &amp; ajav → true</w:t>
+        <w:t xml:space="preserve">java &amp; </w:t>
+      </w:r>
+      <w:proofErr w:type="spellStart"/>
+      <w:r>
+        <w:t>ajav</w:t>
+      </w:r>
+      <w:proofErr w:type="spellEnd"/>
+      <w:r>
+        <w:t xml:space="preserve"> → true</w:t>
       </w:r>
     </w:p>
     <w:p>
@@ -3278,29 +6538,71 @@
     </w:p>
     <w:p>
       <w:r>
-        <w:t>void countVowels(char[] str) {</w:t>
-      </w:r>
-    </w:p>
-    <w:p>
-      <w:r>
-        <w:t xml:space="preserve">    int vowels = 0, consonants = 0;</w:t>
-      </w:r>
+        <w:t xml:space="preserve">void </w:t>
+      </w:r>
+      <w:proofErr w:type="spellStart"/>
+      <w:r>
+        <w:t>countVowels</w:t>
+      </w:r>
+      <w:proofErr w:type="spellEnd"/>
+      <w:r>
+        <w:t>(</w:t>
+      </w:r>
+      <w:proofErr w:type="gramStart"/>
+      <w:r>
+        <w:t>char[</w:t>
+      </w:r>
+      <w:proofErr w:type="gramEnd"/>
+      <w:r>
+        <w:t>] str) {</w:t>
+      </w:r>
+    </w:p>
+    <w:p>
+      <w:r>
+        <w:t xml:space="preserve">    int vowels = 0, consonants = </w:t>
+      </w:r>
+      <w:proofErr w:type="gramStart"/>
+      <w:r>
+        <w:t>0;</w:t>
+      </w:r>
+      <w:proofErr w:type="gramEnd"/>
     </w:p>
     <w:p/>
     <w:p>
       <w:r>
-        <w:t xml:space="preserve">    for (char c : str) {</w:t>
-      </w:r>
-    </w:p>
-    <w:p>
-      <w:r>
-        <w:t xml:space="preserve">        if (c=='a'||c=='e'||c=='i'||c=='o'||c=='u') {</w:t>
-      </w:r>
-    </w:p>
-    <w:p>
-      <w:r>
-        <w:t xml:space="preserve">            vowels++;</w:t>
-      </w:r>
+        <w:t xml:space="preserve">    for (char </w:t>
+      </w:r>
+      <w:proofErr w:type="gramStart"/>
+      <w:r>
+        <w:t>c :</w:t>
+      </w:r>
+      <w:proofErr w:type="gramEnd"/>
+      <w:r>
+        <w:t xml:space="preserve"> str) {</w:t>
+      </w:r>
+    </w:p>
+    <w:p>
+      <w:r>
+        <w:t xml:space="preserve">        if (c=='a'||c=='e'||c=='</w:t>
+      </w:r>
+      <w:proofErr w:type="spellStart"/>
+      <w:r>
+        <w:t>i</w:t>
+      </w:r>
+      <w:proofErr w:type="spellEnd"/>
+      <w:r>
+        <w:t>'||c=='o'||c=='u') {</w:t>
+      </w:r>
+    </w:p>
+    <w:p>
+      <w:r>
+        <w:t xml:space="preserve">            vowels+</w:t>
+      </w:r>
+      <w:proofErr w:type="gramStart"/>
+      <w:r>
+        <w:t>+;</w:t>
+      </w:r>
+      <w:proofErr w:type="gramEnd"/>
     </w:p>
     <w:p>
       <w:r>
@@ -3309,8 +6611,13 @@
     </w:p>
     <w:p>
       <w:r>
-        <w:t xml:space="preserve">            consonants++;</w:t>
-      </w:r>
+        <w:t xml:space="preserve">            consonants+</w:t>
+      </w:r>
+      <w:proofErr w:type="gramStart"/>
+      <w:r>
+        <w:t>+;</w:t>
+      </w:r>
+      <w:proofErr w:type="gramEnd"/>
     </w:p>
     <w:p>
       <w:r>
@@ -3325,13 +6632,39 @@
     <w:p/>
     <w:p>
       <w:r>
-        <w:t xml:space="preserve">    System.out.println("Vowels: " + vowels);</w:t>
-      </w:r>
-    </w:p>
-    <w:p>
-      <w:r>
-        <w:t xml:space="preserve">    System.out.println("Consonants: " + consonants);</w:t>
-      </w:r>
+        <w:t xml:space="preserve">    </w:t>
+      </w:r>
+      <w:proofErr w:type="spellStart"/>
+      <w:r>
+        <w:t>System.out.println</w:t>
+      </w:r>
+      <w:proofErr w:type="spellEnd"/>
+      <w:r>
+        <w:t>("Vowels: " + vowels</w:t>
+      </w:r>
+      <w:proofErr w:type="gramStart"/>
+      <w:r>
+        <w:t>);</w:t>
+      </w:r>
+      <w:proofErr w:type="gramEnd"/>
+    </w:p>
+    <w:p>
+      <w:r>
+        <w:t xml:space="preserve">    </w:t>
+      </w:r>
+      <w:proofErr w:type="spellStart"/>
+      <w:r>
+        <w:t>System.out.println</w:t>
+      </w:r>
+      <w:proofErr w:type="spellEnd"/>
+      <w:r>
+        <w:t>("Consonants: " + consonants</w:t>
+      </w:r>
+      <w:proofErr w:type="gramStart"/>
+      <w:r>
+        <w:t>);</w:t>
+      </w:r>
+      <w:proofErr w:type="gramEnd"/>
     </w:p>
     <w:p>
       <w:r>
@@ -3361,35 +6694,101 @@
       </w:r>
     </w:p>
     <w:p>
-      <w:r>
-        <w:t>char[] removeSpaces(char[] str) {</w:t>
-      </w:r>
-    </w:p>
-    <w:p>
-      <w:r>
-        <w:t xml:space="preserve">    char[] result = new char[str.length];</w:t>
-      </w:r>
-    </w:p>
-    <w:p>
-      <w:r>
-        <w:t xml:space="preserve">    int index = 0;</w:t>
-      </w:r>
+      <w:proofErr w:type="gramStart"/>
+      <w:r>
+        <w:t>char[</w:t>
+      </w:r>
+      <w:proofErr w:type="gramEnd"/>
+      <w:r>
+        <w:t xml:space="preserve">] </w:t>
+      </w:r>
+      <w:proofErr w:type="spellStart"/>
+      <w:r>
+        <w:t>removeSpaces</w:t>
+      </w:r>
+      <w:proofErr w:type="spellEnd"/>
+      <w:r>
+        <w:t>(</w:t>
+      </w:r>
+      <w:proofErr w:type="gramStart"/>
+      <w:r>
+        <w:t>char[</w:t>
+      </w:r>
+      <w:proofErr w:type="gramEnd"/>
+      <w:r>
+        <w:t>] str) {</w:t>
+      </w:r>
+    </w:p>
+    <w:p>
+      <w:r>
+        <w:t xml:space="preserve">    </w:t>
+      </w:r>
+      <w:proofErr w:type="gramStart"/>
+      <w:r>
+        <w:t>char[</w:t>
+      </w:r>
+      <w:proofErr w:type="gramEnd"/>
+      <w:r>
+        <w:t>] result = new char[</w:t>
+      </w:r>
+      <w:proofErr w:type="spellStart"/>
+      <w:proofErr w:type="gramStart"/>
+      <w:r>
+        <w:t>str.length</w:t>
+      </w:r>
+      <w:proofErr w:type="spellEnd"/>
+      <w:r>
+        <w:t>];</w:t>
+      </w:r>
+      <w:proofErr w:type="gramEnd"/>
+    </w:p>
+    <w:p>
+      <w:r>
+        <w:t xml:space="preserve">    int index = </w:t>
+      </w:r>
+      <w:proofErr w:type="gramStart"/>
+      <w:r>
+        <w:t>0;</w:t>
+      </w:r>
+      <w:proofErr w:type="gramEnd"/>
     </w:p>
     <w:p/>
     <w:p>
       <w:r>
-        <w:t xml:space="preserve">    for (char c : str) {</w:t>
-      </w:r>
-    </w:p>
-    <w:p>
-      <w:r>
-        <w:t xml:space="preserve">        if (c != ' ') {</w:t>
-      </w:r>
-    </w:p>
-    <w:p>
-      <w:r>
-        <w:t xml:space="preserve">            result[index++] = c;</w:t>
-      </w:r>
+        <w:lastRenderedPageBreak/>
+        <w:t xml:space="preserve">    for (char </w:t>
+      </w:r>
+      <w:proofErr w:type="gramStart"/>
+      <w:r>
+        <w:t>c :</w:t>
+      </w:r>
+      <w:proofErr w:type="gramEnd"/>
+      <w:r>
+        <w:t xml:space="preserve"> str) {</w:t>
+      </w:r>
+    </w:p>
+    <w:p>
+      <w:r>
+        <w:t xml:space="preserve">        if (</w:t>
+      </w:r>
+      <w:proofErr w:type="gramStart"/>
+      <w:r>
+        <w:t>c !</w:t>
+      </w:r>
+      <w:proofErr w:type="gramEnd"/>
+      <w:r>
+        <w:t>= ' ') {</w:t>
+      </w:r>
+    </w:p>
+    <w:p>
+      <w:r>
+        <w:t xml:space="preserve">            result[index++] = </w:t>
+      </w:r>
+      <w:proofErr w:type="gramStart"/>
+      <w:r>
+        <w:t>c;</w:t>
+      </w:r>
+      <w:proofErr w:type="gramEnd"/>
     </w:p>
     <w:p>
       <w:r>
@@ -3398,14 +6797,18 @@
     </w:p>
     <w:p>
       <w:r>
-        <w:lastRenderedPageBreak/>
         <w:t xml:space="preserve">    }</w:t>
       </w:r>
     </w:p>
     <w:p>
       <w:r>
-        <w:t xml:space="preserve">    return result;</w:t>
-      </w:r>
+        <w:t xml:space="preserve">    return </w:t>
+      </w:r>
+      <w:proofErr w:type="gramStart"/>
+      <w:r>
+        <w:t>result;</w:t>
+      </w:r>
+      <w:proofErr w:type="gramEnd"/>
     </w:p>
     <w:p>
       <w:r>
@@ -3468,25 +6871,100 @@
       </w:r>
     </w:p>
     <w:p>
-      <w:r>
-        <w:t>boolean isRotation(String s1, String s2) {</w:t>
-      </w:r>
-    </w:p>
-    <w:p>
-      <w:r>
-        <w:t xml:space="preserve">    if (s1.length() != s2.length()) return false;</w:t>
-      </w:r>
+      <w:proofErr w:type="spellStart"/>
+      <w:r>
+        <w:t>boolean</w:t>
+      </w:r>
+      <w:proofErr w:type="spellEnd"/>
+      <w:r>
+        <w:t xml:space="preserve"> </w:t>
+      </w:r>
+      <w:proofErr w:type="spellStart"/>
+      <w:proofErr w:type="gramStart"/>
+      <w:r>
+        <w:t>isRotation</w:t>
+      </w:r>
+      <w:proofErr w:type="spellEnd"/>
+      <w:r>
+        <w:t>(</w:t>
+      </w:r>
+      <w:proofErr w:type="gramEnd"/>
+      <w:r>
+        <w:t>String s1, String s2) {</w:t>
+      </w:r>
+    </w:p>
+    <w:p>
+      <w:r>
+        <w:t xml:space="preserve">    if (s</w:t>
+      </w:r>
+      <w:proofErr w:type="gramStart"/>
+      <w:r>
+        <w:t>1.length</w:t>
+      </w:r>
+      <w:proofErr w:type="gramEnd"/>
+      <w:r>
+        <w:t>(</w:t>
+      </w:r>
+      <w:proofErr w:type="gramStart"/>
+      <w:r>
+        <w:t>) !</w:t>
+      </w:r>
+      <w:proofErr w:type="gramEnd"/>
+      <w:r>
+        <w:t>= s</w:t>
+      </w:r>
+      <w:proofErr w:type="gramStart"/>
+      <w:r>
+        <w:t>2.length</w:t>
+      </w:r>
+      <w:proofErr w:type="gramEnd"/>
+      <w:r>
+        <w:t xml:space="preserve">()) return </w:t>
+      </w:r>
+      <w:proofErr w:type="gramStart"/>
+      <w:r>
+        <w:t>false;</w:t>
+      </w:r>
+      <w:proofErr w:type="gramEnd"/>
     </w:p>
     <w:p/>
     <w:p>
       <w:r>
-        <w:t xml:space="preserve">    String combined = s1 + s1;</w:t>
-      </w:r>
-    </w:p>
-    <w:p>
-      <w:r>
-        <w:t xml:space="preserve">    return contains(combined.toCharArray(), s2.toCharArray());</w:t>
-      </w:r>
+        <w:t xml:space="preserve">    String combined = s1 + </w:t>
+      </w:r>
+      <w:proofErr w:type="gramStart"/>
+      <w:r>
+        <w:t>s1;</w:t>
+      </w:r>
+      <w:proofErr w:type="gramEnd"/>
+    </w:p>
+    <w:p>
+      <w:r>
+        <w:t xml:space="preserve">    return contains(</w:t>
+      </w:r>
+      <w:proofErr w:type="spellStart"/>
+      <w:proofErr w:type="gramStart"/>
+      <w:r>
+        <w:t>combined.toCharArray</w:t>
+      </w:r>
+      <w:proofErr w:type="spellEnd"/>
+      <w:proofErr w:type="gramEnd"/>
+      <w:r>
+        <w:t>(), s</w:t>
+      </w:r>
+      <w:proofErr w:type="gramStart"/>
+      <w:r>
+        <w:t>2.toCharArray</w:t>
+      </w:r>
+      <w:proofErr w:type="gramEnd"/>
+      <w:r>
+        <w:t>()</w:t>
+      </w:r>
+      <w:proofErr w:type="gramStart"/>
+      <w:r>
+        <w:t>);</w:t>
+      </w:r>
+      <w:proofErr w:type="gramEnd"/>
     </w:p>
     <w:p>
       <w:r>
@@ -3495,29 +6973,132 @@
     </w:p>
     <w:p/>
     <w:p>
-      <w:r>
-        <w:t>boolean contains(char[] text, char[] pattern) {</w:t>
-      </w:r>
-    </w:p>
-    <w:p>
-      <w:r>
-        <w:t xml:space="preserve">    for (int i = 0; i &lt;= text.length - pattern.length; i++) {</w:t>
-      </w:r>
-    </w:p>
-    <w:p>
-      <w:r>
-        <w:t xml:space="preserve">        int j = 0;</w:t>
-      </w:r>
-    </w:p>
-    <w:p>
-      <w:r>
-        <w:t xml:space="preserve">        while (j &lt; pattern.length &amp;&amp; text[i + j] == pattern[j]) {</w:t>
-      </w:r>
-    </w:p>
-    <w:p>
-      <w:r>
-        <w:t xml:space="preserve">            j++;</w:t>
-      </w:r>
+      <w:proofErr w:type="spellStart"/>
+      <w:r>
+        <w:t>boolean</w:t>
+      </w:r>
+      <w:proofErr w:type="spellEnd"/>
+      <w:r>
+        <w:t xml:space="preserve"> contains(</w:t>
+      </w:r>
+      <w:proofErr w:type="gramStart"/>
+      <w:r>
+        <w:t>char[</w:t>
+      </w:r>
+      <w:proofErr w:type="gramEnd"/>
+      <w:r>
+        <w:t xml:space="preserve">] text, </w:t>
+      </w:r>
+      <w:proofErr w:type="gramStart"/>
+      <w:r>
+        <w:t>char[</w:t>
+      </w:r>
+      <w:proofErr w:type="gramEnd"/>
+      <w:r>
+        <w:t>] pattern) {</w:t>
+      </w:r>
+    </w:p>
+    <w:p>
+      <w:r>
+        <w:t xml:space="preserve">    for (int </w:t>
+      </w:r>
+      <w:proofErr w:type="spellStart"/>
+      <w:r>
+        <w:t>i</w:t>
+      </w:r>
+      <w:proofErr w:type="spellEnd"/>
+      <w:r>
+        <w:t xml:space="preserve"> = 0; </w:t>
+      </w:r>
+      <w:proofErr w:type="spellStart"/>
+      <w:r>
+        <w:t>i</w:t>
+      </w:r>
+      <w:proofErr w:type="spellEnd"/>
+      <w:r>
+        <w:t xml:space="preserve"> &lt;= </w:t>
+      </w:r>
+      <w:proofErr w:type="spellStart"/>
+      <w:proofErr w:type="gramStart"/>
+      <w:r>
+        <w:t>text.length</w:t>
+      </w:r>
+      <w:proofErr w:type="spellEnd"/>
+      <w:proofErr w:type="gramEnd"/>
+      <w:r>
+        <w:t xml:space="preserve"> - </w:t>
+      </w:r>
+      <w:proofErr w:type="spellStart"/>
+      <w:proofErr w:type="gramStart"/>
+      <w:r>
+        <w:t>pattern.length</w:t>
+      </w:r>
+      <w:proofErr w:type="spellEnd"/>
+      <w:proofErr w:type="gramEnd"/>
+      <w:r>
+        <w:t xml:space="preserve">; </w:t>
+      </w:r>
+      <w:proofErr w:type="spellStart"/>
+      <w:r>
+        <w:t>i</w:t>
+      </w:r>
+      <w:proofErr w:type="spellEnd"/>
+      <w:r>
+        <w:t>++) {</w:t>
+      </w:r>
+    </w:p>
+    <w:p>
+      <w:r>
+        <w:t xml:space="preserve">        int j = </w:t>
+      </w:r>
+      <w:proofErr w:type="gramStart"/>
+      <w:r>
+        <w:t>0;</w:t>
+      </w:r>
+      <w:proofErr w:type="gramEnd"/>
+    </w:p>
+    <w:p>
+      <w:r>
+        <w:t xml:space="preserve">        while (j &lt; </w:t>
+      </w:r>
+      <w:proofErr w:type="spellStart"/>
+      <w:proofErr w:type="gramStart"/>
+      <w:r>
+        <w:t>pattern.length</w:t>
+      </w:r>
+      <w:proofErr w:type="spellEnd"/>
+      <w:proofErr w:type="gramEnd"/>
+      <w:r>
+        <w:t xml:space="preserve"> &amp;&amp; </w:t>
+      </w:r>
+      <w:proofErr w:type="gramStart"/>
+      <w:r>
+        <w:t>text[</w:t>
+      </w:r>
+      <w:proofErr w:type="spellStart"/>
+      <w:proofErr w:type="gramEnd"/>
+      <w:r>
+        <w:t>i</w:t>
+      </w:r>
+      <w:proofErr w:type="spellEnd"/>
+      <w:r>
+        <w:t xml:space="preserve"> + j] == pattern[j]) {</w:t>
+      </w:r>
+    </w:p>
+    <w:p>
+      <w:r>
+        <w:t xml:space="preserve">            </w:t>
+      </w:r>
+      <w:proofErr w:type="spellStart"/>
+      <w:proofErr w:type="gramStart"/>
+      <w:r>
+        <w:t>j++</w:t>
+      </w:r>
+      <w:proofErr w:type="spellEnd"/>
+      <w:r>
+        <w:t>;</w:t>
+      </w:r>
+      <w:proofErr w:type="gramEnd"/>
     </w:p>
     <w:p>
       <w:r>
@@ -3526,8 +7107,23 @@
     </w:p>
     <w:p>
       <w:r>
-        <w:t xml:space="preserve">        if (j == pattern.length) return true;</w:t>
-      </w:r>
+        <w:t xml:space="preserve">        if (j == </w:t>
+      </w:r>
+      <w:proofErr w:type="spellStart"/>
+      <w:proofErr w:type="gramStart"/>
+      <w:r>
+        <w:t>pattern.length</w:t>
+      </w:r>
+      <w:proofErr w:type="spellEnd"/>
+      <w:proofErr w:type="gramEnd"/>
+      <w:r>
+        <w:t xml:space="preserve">) return </w:t>
+      </w:r>
+      <w:proofErr w:type="gramStart"/>
+      <w:r>
+        <w:t>true;</w:t>
+      </w:r>
+      <w:proofErr w:type="gramEnd"/>
     </w:p>
     <w:p>
       <w:r>
@@ -3536,11 +7132,17 @@
     </w:p>
     <w:p>
       <w:r>
-        <w:t xml:space="preserve">    return false;</w:t>
-      </w:r>
-    </w:p>
-    <w:p>
-      <w:r>
+        <w:t xml:space="preserve">    return </w:t>
+      </w:r>
+      <w:proofErr w:type="gramStart"/>
+      <w:r>
+        <w:t>false;</w:t>
+      </w:r>
+      <w:proofErr w:type="gramEnd"/>
+    </w:p>
+    <w:p>
+      <w:r>
+        <w:lastRenderedPageBreak/>
         <w:t>}</w:t>
       </w:r>
     </w:p>
@@ -3568,35 +7170,94 @@
     </w:p>
     <w:p>
       <w:r>
-        <w:t>int longestWord(char[] str) {</w:t>
-      </w:r>
-    </w:p>
-    <w:p>
-      <w:r>
-        <w:lastRenderedPageBreak/>
-        <w:t xml:space="preserve">    int max = 0, count = 0;</w:t>
-      </w:r>
+        <w:t xml:space="preserve">int </w:t>
+      </w:r>
+      <w:proofErr w:type="spellStart"/>
+      <w:r>
+        <w:t>longestWord</w:t>
+      </w:r>
+      <w:proofErr w:type="spellEnd"/>
+      <w:r>
+        <w:t>(</w:t>
+      </w:r>
+      <w:proofErr w:type="gramStart"/>
+      <w:r>
+        <w:t>char[</w:t>
+      </w:r>
+      <w:proofErr w:type="gramEnd"/>
+      <w:r>
+        <w:t>] str) {</w:t>
+      </w:r>
+    </w:p>
+    <w:p>
+      <w:r>
+        <w:t xml:space="preserve">    int max = 0, count = </w:t>
+      </w:r>
+      <w:proofErr w:type="gramStart"/>
+      <w:r>
+        <w:t>0;</w:t>
+      </w:r>
+      <w:proofErr w:type="gramEnd"/>
     </w:p>
     <w:p/>
     <w:p>
       <w:r>
-        <w:t xml:space="preserve">    for (char c : str) {</w:t>
-      </w:r>
-    </w:p>
-    <w:p>
-      <w:r>
-        <w:t xml:space="preserve">        if (c != ' ') {</w:t>
-      </w:r>
-    </w:p>
-    <w:p>
-      <w:r>
-        <w:t xml:space="preserve">            count++;</w:t>
-      </w:r>
-    </w:p>
-    <w:p>
-      <w:r>
-        <w:t xml:space="preserve">            max = Math.max(max, count);</w:t>
-      </w:r>
+        <w:t xml:space="preserve">    for (char </w:t>
+      </w:r>
+      <w:proofErr w:type="gramStart"/>
+      <w:r>
+        <w:t>c :</w:t>
+      </w:r>
+      <w:proofErr w:type="gramEnd"/>
+      <w:r>
+        <w:t xml:space="preserve"> str) {</w:t>
+      </w:r>
+    </w:p>
+    <w:p>
+      <w:r>
+        <w:t xml:space="preserve">        if (</w:t>
+      </w:r>
+      <w:proofErr w:type="gramStart"/>
+      <w:r>
+        <w:t>c !</w:t>
+      </w:r>
+      <w:proofErr w:type="gramEnd"/>
+      <w:r>
+        <w:t>= ' ') {</w:t>
+      </w:r>
+    </w:p>
+    <w:p>
+      <w:r>
+        <w:t xml:space="preserve">            count+</w:t>
+      </w:r>
+      <w:proofErr w:type="gramStart"/>
+      <w:r>
+        <w:t>+;</w:t>
+      </w:r>
+      <w:proofErr w:type="gramEnd"/>
+    </w:p>
+    <w:p>
+      <w:r>
+        <w:t xml:space="preserve">            max = </w:t>
+      </w:r>
+      <w:proofErr w:type="spellStart"/>
+      <w:proofErr w:type="gramStart"/>
+      <w:r>
+        <w:t>Math.max</w:t>
+      </w:r>
+      <w:proofErr w:type="spellEnd"/>
+      <w:r>
+        <w:t>(</w:t>
+      </w:r>
+      <w:proofErr w:type="gramEnd"/>
+      <w:r>
+        <w:t>max, count</w:t>
+      </w:r>
+      <w:proofErr w:type="gramStart"/>
+      <w:r>
+        <w:t>);</w:t>
+      </w:r>
+      <w:proofErr w:type="gramEnd"/>
     </w:p>
     <w:p>
       <w:r>
@@ -3605,8 +7266,13 @@
     </w:p>
     <w:p>
       <w:r>
-        <w:t xml:space="preserve">            count = 0;</w:t>
-      </w:r>
+        <w:t xml:space="preserve">            count = </w:t>
+      </w:r>
+      <w:proofErr w:type="gramStart"/>
+      <w:r>
+        <w:t>0;</w:t>
+      </w:r>
+      <w:proofErr w:type="gramEnd"/>
     </w:p>
     <w:p>
       <w:r>
@@ -3620,8 +7286,13 @@
     </w:p>
     <w:p>
       <w:r>
-        <w:t xml:space="preserve">    return max;</w:t>
-      </w:r>
+        <w:t xml:space="preserve">    return </w:t>
+      </w:r>
+      <w:proofErr w:type="gramStart"/>
+      <w:r>
+        <w:t>max;</w:t>
+      </w:r>
+      <w:proofErr w:type="gramEnd"/>
     </w:p>
     <w:p>
       <w:r>
@@ -3713,7 +7384,23 @@
         </w:numPr>
       </w:pPr>
       <w:r>
-        <w:t>Extra space → O(1) or O(256)</w:t>
+        <w:t xml:space="preserve">Extra space → </w:t>
+      </w:r>
+      <w:proofErr w:type="gramStart"/>
+      <w:r>
+        <w:t>O(</w:t>
+      </w:r>
+      <w:proofErr w:type="gramEnd"/>
+      <w:r>
+        <w:t xml:space="preserve">1) or </w:t>
+      </w:r>
+      <w:proofErr w:type="gramStart"/>
+      <w:r>
+        <w:t>O(</w:t>
+      </w:r>
+      <w:proofErr w:type="gramEnd"/>
+      <w:r>
+        <w:t>256)</w:t>
       </w:r>
     </w:p>
     <w:p>
@@ -3746,8 +7433,13 @@
         </w:numPr>
       </w:pPr>
       <w:r>
-        <w:t>Two pointer</w:t>
-      </w:r>
+        <w:t xml:space="preserve">Two </w:t>
+      </w:r>
+      <w:proofErr w:type="gramStart"/>
+      <w:r>
+        <w:t>pointer</w:t>
+      </w:r>
+      <w:proofErr w:type="gramEnd"/>
     </w:p>
     <w:p>
       <w:pPr>
@@ -3768,6 +7460,7 @@
         </w:numPr>
       </w:pPr>
       <w:r>
+        <w:lastRenderedPageBreak/>
         <w:t>Sliding window (later)</w:t>
       </w:r>
     </w:p>
@@ -3812,7 +7505,6 @@
         </w:numPr>
       </w:pPr>
       <w:r>
-        <w:lastRenderedPageBreak/>
         <w:t>Full control</w:t>
       </w:r>
     </w:p>
@@ -4120,6 +7812,95 @@
     </w:lvl>
   </w:abstractNum>
   <w:abstractNum w:abstractNumId="1" w15:restartNumberingAfterBreak="0">
+    <w:nsid w:val="060E7BD7"/>
+    <w:multiLevelType w:val="hybridMultilevel"/>
+    <w:tmpl w:val="87D8FACA"/>
+    <w:lvl w:ilvl="0" w:tplc="4009000F">
+      <w:start w:val="1"/>
+      <w:numFmt w:val="decimal"/>
+      <w:lvlText w:val="%1."/>
+      <w:lvlJc w:val="left"/>
+      <w:pPr>
+        <w:ind w:left="720" w:hanging="360"/>
+      </w:pPr>
+      <w:rPr>
+        <w:rFonts w:hint="default"/>
+      </w:rPr>
+    </w:lvl>
+    <w:lvl w:ilvl="1" w:tplc="40090019" w:tentative="1">
+      <w:start w:val="1"/>
+      <w:numFmt w:val="lowerLetter"/>
+      <w:lvlText w:val="%2."/>
+      <w:lvlJc w:val="left"/>
+      <w:pPr>
+        <w:ind w:left="1440" w:hanging="360"/>
+      </w:pPr>
+    </w:lvl>
+    <w:lvl w:ilvl="2" w:tplc="4009001B" w:tentative="1">
+      <w:start w:val="1"/>
+      <w:numFmt w:val="lowerRoman"/>
+      <w:lvlText w:val="%3."/>
+      <w:lvlJc w:val="right"/>
+      <w:pPr>
+        <w:ind w:left="2160" w:hanging="180"/>
+      </w:pPr>
+    </w:lvl>
+    <w:lvl w:ilvl="3" w:tplc="4009000F" w:tentative="1">
+      <w:start w:val="1"/>
+      <w:numFmt w:val="decimal"/>
+      <w:lvlText w:val="%4."/>
+      <w:lvlJc w:val="left"/>
+      <w:pPr>
+        <w:ind w:left="2880" w:hanging="360"/>
+      </w:pPr>
+    </w:lvl>
+    <w:lvl w:ilvl="4" w:tplc="40090019" w:tentative="1">
+      <w:start w:val="1"/>
+      <w:numFmt w:val="lowerLetter"/>
+      <w:lvlText w:val="%5."/>
+      <w:lvlJc w:val="left"/>
+      <w:pPr>
+        <w:ind w:left="3600" w:hanging="360"/>
+      </w:pPr>
+    </w:lvl>
+    <w:lvl w:ilvl="5" w:tplc="4009001B" w:tentative="1">
+      <w:start w:val="1"/>
+      <w:numFmt w:val="lowerRoman"/>
+      <w:lvlText w:val="%6."/>
+      <w:lvlJc w:val="right"/>
+      <w:pPr>
+        <w:ind w:left="4320" w:hanging="180"/>
+      </w:pPr>
+    </w:lvl>
+    <w:lvl w:ilvl="6" w:tplc="4009000F" w:tentative="1">
+      <w:start w:val="1"/>
+      <w:numFmt w:val="decimal"/>
+      <w:lvlText w:val="%7."/>
+      <w:lvlJc w:val="left"/>
+      <w:pPr>
+        <w:ind w:left="5040" w:hanging="360"/>
+      </w:pPr>
+    </w:lvl>
+    <w:lvl w:ilvl="7" w:tplc="40090019" w:tentative="1">
+      <w:start w:val="1"/>
+      <w:numFmt w:val="lowerLetter"/>
+      <w:lvlText w:val="%8."/>
+      <w:lvlJc w:val="left"/>
+      <w:pPr>
+        <w:ind w:left="5760" w:hanging="360"/>
+      </w:pPr>
+    </w:lvl>
+    <w:lvl w:ilvl="8" w:tplc="4009001B" w:tentative="1">
+      <w:start w:val="1"/>
+      <w:numFmt w:val="lowerRoman"/>
+      <w:lvlText w:val="%9."/>
+      <w:lvlJc w:val="right"/>
+      <w:pPr>
+        <w:ind w:left="6480" w:hanging="180"/>
+      </w:pPr>
+    </w:lvl>
+  </w:abstractNum>
+  <w:abstractNum w:abstractNumId="2" w15:restartNumberingAfterBreak="0">
     <w:nsid w:val="080859AE"/>
     <w:multiLevelType w:val="multilevel"/>
     <w:tmpl w:val="3FC00CC0"/>
@@ -4268,7 +8049,7 @@
       </w:rPr>
     </w:lvl>
   </w:abstractNum>
-  <w:abstractNum w:abstractNumId="2" w15:restartNumberingAfterBreak="0">
+  <w:abstractNum w:abstractNumId="3" w15:restartNumberingAfterBreak="0">
     <w:nsid w:val="085256E9"/>
     <w:multiLevelType w:val="multilevel"/>
     <w:tmpl w:val="047EC03E"/>
@@ -4417,7 +8198,7 @@
       </w:rPr>
     </w:lvl>
   </w:abstractNum>
-  <w:abstractNum w:abstractNumId="3" w15:restartNumberingAfterBreak="0">
+  <w:abstractNum w:abstractNumId="4" w15:restartNumberingAfterBreak="0">
     <w:nsid w:val="135B44D1"/>
     <w:multiLevelType w:val="multilevel"/>
     <w:tmpl w:val="AAA28078"/>
@@ -4566,7 +8347,7 @@
       </w:rPr>
     </w:lvl>
   </w:abstractNum>
-  <w:abstractNum w:abstractNumId="4" w15:restartNumberingAfterBreak="0">
+  <w:abstractNum w:abstractNumId="5" w15:restartNumberingAfterBreak="0">
     <w:nsid w:val="20D658A5"/>
     <w:multiLevelType w:val="multilevel"/>
     <w:tmpl w:val="F692CA50"/>
@@ -4715,7 +8496,7 @@
       </w:rPr>
     </w:lvl>
   </w:abstractNum>
-  <w:abstractNum w:abstractNumId="5" w15:restartNumberingAfterBreak="0">
+  <w:abstractNum w:abstractNumId="6" w15:restartNumberingAfterBreak="0">
     <w:nsid w:val="225E3996"/>
     <w:multiLevelType w:val="multilevel"/>
     <w:tmpl w:val="C47EC6C4"/>
@@ -4864,7 +8645,7 @@
       </w:rPr>
     </w:lvl>
   </w:abstractNum>
-  <w:abstractNum w:abstractNumId="6" w15:restartNumberingAfterBreak="0">
+  <w:abstractNum w:abstractNumId="7" w15:restartNumberingAfterBreak="0">
     <w:nsid w:val="23372E49"/>
     <w:multiLevelType w:val="multilevel"/>
     <w:tmpl w:val="B5EEEF28"/>
@@ -5013,7 +8794,7 @@
       </w:rPr>
     </w:lvl>
   </w:abstractNum>
-  <w:abstractNum w:abstractNumId="7" w15:restartNumberingAfterBreak="0">
+  <w:abstractNum w:abstractNumId="8" w15:restartNumberingAfterBreak="0">
     <w:nsid w:val="240210E8"/>
     <w:multiLevelType w:val="multilevel"/>
     <w:tmpl w:val="81D07190"/>
@@ -5162,7 +8943,7 @@
       </w:rPr>
     </w:lvl>
   </w:abstractNum>
-  <w:abstractNum w:abstractNumId="8" w15:restartNumberingAfterBreak="0">
+  <w:abstractNum w:abstractNumId="9" w15:restartNumberingAfterBreak="0">
     <w:nsid w:val="2B9D5BE3"/>
     <w:multiLevelType w:val="multilevel"/>
     <w:tmpl w:val="A4B8C24E"/>
@@ -5311,7 +9092,7 @@
       </w:rPr>
     </w:lvl>
   </w:abstractNum>
-  <w:abstractNum w:abstractNumId="9" w15:restartNumberingAfterBreak="0">
+  <w:abstractNum w:abstractNumId="10" w15:restartNumberingAfterBreak="0">
     <w:nsid w:val="2FDB0EB4"/>
     <w:multiLevelType w:val="multilevel"/>
     <w:tmpl w:val="94226E0E"/>
@@ -5460,7 +9241,7 @@
       </w:rPr>
     </w:lvl>
   </w:abstractNum>
-  <w:abstractNum w:abstractNumId="10" w15:restartNumberingAfterBreak="0">
+  <w:abstractNum w:abstractNumId="11" w15:restartNumberingAfterBreak="0">
     <w:nsid w:val="33322FC9"/>
     <w:multiLevelType w:val="multilevel"/>
     <w:tmpl w:val="E3107EB4"/>
@@ -5609,7 +9390,7 @@
       </w:rPr>
     </w:lvl>
   </w:abstractNum>
-  <w:abstractNum w:abstractNumId="11" w15:restartNumberingAfterBreak="0">
+  <w:abstractNum w:abstractNumId="12" w15:restartNumberingAfterBreak="0">
     <w:nsid w:val="34AE3DE9"/>
     <w:multiLevelType w:val="multilevel"/>
     <w:tmpl w:val="BBD20456"/>
@@ -5758,7 +9539,7 @@
       </w:rPr>
     </w:lvl>
   </w:abstractNum>
-  <w:abstractNum w:abstractNumId="12" w15:restartNumberingAfterBreak="0">
+  <w:abstractNum w:abstractNumId="13" w15:restartNumberingAfterBreak="0">
     <w:nsid w:val="35B4039A"/>
     <w:multiLevelType w:val="multilevel"/>
     <w:tmpl w:val="D88626DC"/>
@@ -5907,7 +9688,7 @@
       </w:rPr>
     </w:lvl>
   </w:abstractNum>
-  <w:abstractNum w:abstractNumId="13" w15:restartNumberingAfterBreak="0">
+  <w:abstractNum w:abstractNumId="14" w15:restartNumberingAfterBreak="0">
     <w:nsid w:val="3F1C4A50"/>
     <w:multiLevelType w:val="multilevel"/>
     <w:tmpl w:val="55809C0C"/>
@@ -6056,7 +9837,7 @@
       </w:rPr>
     </w:lvl>
   </w:abstractNum>
-  <w:abstractNum w:abstractNumId="14" w15:restartNumberingAfterBreak="0">
+  <w:abstractNum w:abstractNumId="15" w15:restartNumberingAfterBreak="0">
     <w:nsid w:val="40640923"/>
     <w:multiLevelType w:val="multilevel"/>
     <w:tmpl w:val="64DCA85C"/>
@@ -6205,7 +9986,7 @@
       </w:rPr>
     </w:lvl>
   </w:abstractNum>
-  <w:abstractNum w:abstractNumId="15" w15:restartNumberingAfterBreak="0">
+  <w:abstractNum w:abstractNumId="16" w15:restartNumberingAfterBreak="0">
     <w:nsid w:val="4085608B"/>
     <w:multiLevelType w:val="multilevel"/>
     <w:tmpl w:val="121064EC"/>
@@ -6354,7 +10135,7 @@
       </w:rPr>
     </w:lvl>
   </w:abstractNum>
-  <w:abstractNum w:abstractNumId="16" w15:restartNumberingAfterBreak="0">
+  <w:abstractNum w:abstractNumId="17" w15:restartNumberingAfterBreak="0">
     <w:nsid w:val="40A67341"/>
     <w:multiLevelType w:val="multilevel"/>
     <w:tmpl w:val="986CF2EA"/>
@@ -6503,7 +10284,96 @@
       </w:rPr>
     </w:lvl>
   </w:abstractNum>
-  <w:abstractNum w:abstractNumId="17" w15:restartNumberingAfterBreak="0">
+  <w:abstractNum w:abstractNumId="18" w15:restartNumberingAfterBreak="0">
+    <w:nsid w:val="48AE78F5"/>
+    <w:multiLevelType w:val="hybridMultilevel"/>
+    <w:tmpl w:val="DFE2A030"/>
+    <w:lvl w:ilvl="0" w:tplc="4009000F">
+      <w:start w:val="1"/>
+      <w:numFmt w:val="decimal"/>
+      <w:lvlText w:val="%1."/>
+      <w:lvlJc w:val="left"/>
+      <w:pPr>
+        <w:ind w:left="720" w:hanging="360"/>
+      </w:pPr>
+      <w:rPr>
+        <w:rFonts w:hint="default"/>
+      </w:rPr>
+    </w:lvl>
+    <w:lvl w:ilvl="1" w:tplc="40090019" w:tentative="1">
+      <w:start w:val="1"/>
+      <w:numFmt w:val="lowerLetter"/>
+      <w:lvlText w:val="%2."/>
+      <w:lvlJc w:val="left"/>
+      <w:pPr>
+        <w:ind w:left="1440" w:hanging="360"/>
+      </w:pPr>
+    </w:lvl>
+    <w:lvl w:ilvl="2" w:tplc="4009001B" w:tentative="1">
+      <w:start w:val="1"/>
+      <w:numFmt w:val="lowerRoman"/>
+      <w:lvlText w:val="%3."/>
+      <w:lvlJc w:val="right"/>
+      <w:pPr>
+        <w:ind w:left="2160" w:hanging="180"/>
+      </w:pPr>
+    </w:lvl>
+    <w:lvl w:ilvl="3" w:tplc="4009000F" w:tentative="1">
+      <w:start w:val="1"/>
+      <w:numFmt w:val="decimal"/>
+      <w:lvlText w:val="%4."/>
+      <w:lvlJc w:val="left"/>
+      <w:pPr>
+        <w:ind w:left="2880" w:hanging="360"/>
+      </w:pPr>
+    </w:lvl>
+    <w:lvl w:ilvl="4" w:tplc="40090019" w:tentative="1">
+      <w:start w:val="1"/>
+      <w:numFmt w:val="lowerLetter"/>
+      <w:lvlText w:val="%5."/>
+      <w:lvlJc w:val="left"/>
+      <w:pPr>
+        <w:ind w:left="3600" w:hanging="360"/>
+      </w:pPr>
+    </w:lvl>
+    <w:lvl w:ilvl="5" w:tplc="4009001B" w:tentative="1">
+      <w:start w:val="1"/>
+      <w:numFmt w:val="lowerRoman"/>
+      <w:lvlText w:val="%6."/>
+      <w:lvlJc w:val="right"/>
+      <w:pPr>
+        <w:ind w:left="4320" w:hanging="180"/>
+      </w:pPr>
+    </w:lvl>
+    <w:lvl w:ilvl="6" w:tplc="4009000F" w:tentative="1">
+      <w:start w:val="1"/>
+      <w:numFmt w:val="decimal"/>
+      <w:lvlText w:val="%7."/>
+      <w:lvlJc w:val="left"/>
+      <w:pPr>
+        <w:ind w:left="5040" w:hanging="360"/>
+      </w:pPr>
+    </w:lvl>
+    <w:lvl w:ilvl="7" w:tplc="40090019" w:tentative="1">
+      <w:start w:val="1"/>
+      <w:numFmt w:val="lowerLetter"/>
+      <w:lvlText w:val="%8."/>
+      <w:lvlJc w:val="left"/>
+      <w:pPr>
+        <w:ind w:left="5760" w:hanging="360"/>
+      </w:pPr>
+    </w:lvl>
+    <w:lvl w:ilvl="8" w:tplc="4009001B" w:tentative="1">
+      <w:start w:val="1"/>
+      <w:numFmt w:val="lowerRoman"/>
+      <w:lvlText w:val="%9."/>
+      <w:lvlJc w:val="right"/>
+      <w:pPr>
+        <w:ind w:left="6480" w:hanging="180"/>
+      </w:pPr>
+    </w:lvl>
+  </w:abstractNum>
+  <w:abstractNum w:abstractNumId="19" w15:restartNumberingAfterBreak="0">
     <w:nsid w:val="512364A5"/>
     <w:multiLevelType w:val="multilevel"/>
     <w:tmpl w:val="95F8C01E"/>
@@ -6652,7 +10522,7 @@
       </w:rPr>
     </w:lvl>
   </w:abstractNum>
-  <w:abstractNum w:abstractNumId="18" w15:restartNumberingAfterBreak="0">
+  <w:abstractNum w:abstractNumId="20" w15:restartNumberingAfterBreak="0">
     <w:nsid w:val="519B7CC4"/>
     <w:multiLevelType w:val="multilevel"/>
     <w:tmpl w:val="6A50DF06"/>
@@ -6801,7 +10671,7 @@
       </w:rPr>
     </w:lvl>
   </w:abstractNum>
-  <w:abstractNum w:abstractNumId="19" w15:restartNumberingAfterBreak="0">
+  <w:abstractNum w:abstractNumId="21" w15:restartNumberingAfterBreak="0">
     <w:nsid w:val="556A7EC4"/>
     <w:multiLevelType w:val="multilevel"/>
     <w:tmpl w:val="F506764C"/>
@@ -6950,7 +10820,7 @@
       </w:rPr>
     </w:lvl>
   </w:abstractNum>
-  <w:abstractNum w:abstractNumId="20" w15:restartNumberingAfterBreak="0">
+  <w:abstractNum w:abstractNumId="22" w15:restartNumberingAfterBreak="0">
     <w:nsid w:val="56676DB8"/>
     <w:multiLevelType w:val="multilevel"/>
     <w:tmpl w:val="147AE822"/>
@@ -7099,7 +10969,7 @@
       </w:rPr>
     </w:lvl>
   </w:abstractNum>
-  <w:abstractNum w:abstractNumId="21" w15:restartNumberingAfterBreak="0">
+  <w:abstractNum w:abstractNumId="23" w15:restartNumberingAfterBreak="0">
     <w:nsid w:val="57D9723F"/>
     <w:multiLevelType w:val="multilevel"/>
     <w:tmpl w:val="5218C19C"/>
@@ -7248,7 +11118,7 @@
       </w:rPr>
     </w:lvl>
   </w:abstractNum>
-  <w:abstractNum w:abstractNumId="22" w15:restartNumberingAfterBreak="0">
+  <w:abstractNum w:abstractNumId="24" w15:restartNumberingAfterBreak="0">
     <w:nsid w:val="5F6E380F"/>
     <w:multiLevelType w:val="multilevel"/>
     <w:tmpl w:val="A82E6908"/>
@@ -7397,7 +11267,7 @@
       </w:rPr>
     </w:lvl>
   </w:abstractNum>
-  <w:abstractNum w:abstractNumId="23" w15:restartNumberingAfterBreak="0">
+  <w:abstractNum w:abstractNumId="25" w15:restartNumberingAfterBreak="0">
     <w:nsid w:val="5FB624CD"/>
     <w:multiLevelType w:val="multilevel"/>
     <w:tmpl w:val="2092D0DE"/>
@@ -7546,7 +11416,7 @@
       </w:rPr>
     </w:lvl>
   </w:abstractNum>
-  <w:abstractNum w:abstractNumId="24" w15:restartNumberingAfterBreak="0">
+  <w:abstractNum w:abstractNumId="26" w15:restartNumberingAfterBreak="0">
     <w:nsid w:val="68E729A4"/>
     <w:multiLevelType w:val="multilevel"/>
     <w:tmpl w:val="7F7056CC"/>
@@ -7695,7 +11565,96 @@
       </w:rPr>
     </w:lvl>
   </w:abstractNum>
-  <w:abstractNum w:abstractNumId="25" w15:restartNumberingAfterBreak="0">
+  <w:abstractNum w:abstractNumId="27" w15:restartNumberingAfterBreak="0">
+    <w:nsid w:val="69616ABE"/>
+    <w:multiLevelType w:val="hybridMultilevel"/>
+    <w:tmpl w:val="211EC3E6"/>
+    <w:lvl w:ilvl="0" w:tplc="4009000F">
+      <w:start w:val="1"/>
+      <w:numFmt w:val="decimal"/>
+      <w:lvlText w:val="%1."/>
+      <w:lvlJc w:val="left"/>
+      <w:pPr>
+        <w:ind w:left="720" w:hanging="360"/>
+      </w:pPr>
+      <w:rPr>
+        <w:rFonts w:hint="default"/>
+      </w:rPr>
+    </w:lvl>
+    <w:lvl w:ilvl="1" w:tplc="40090019" w:tentative="1">
+      <w:start w:val="1"/>
+      <w:numFmt w:val="lowerLetter"/>
+      <w:lvlText w:val="%2."/>
+      <w:lvlJc w:val="left"/>
+      <w:pPr>
+        <w:ind w:left="1440" w:hanging="360"/>
+      </w:pPr>
+    </w:lvl>
+    <w:lvl w:ilvl="2" w:tplc="4009001B" w:tentative="1">
+      <w:start w:val="1"/>
+      <w:numFmt w:val="lowerRoman"/>
+      <w:lvlText w:val="%3."/>
+      <w:lvlJc w:val="right"/>
+      <w:pPr>
+        <w:ind w:left="2160" w:hanging="180"/>
+      </w:pPr>
+    </w:lvl>
+    <w:lvl w:ilvl="3" w:tplc="4009000F" w:tentative="1">
+      <w:start w:val="1"/>
+      <w:numFmt w:val="decimal"/>
+      <w:lvlText w:val="%4."/>
+      <w:lvlJc w:val="left"/>
+      <w:pPr>
+        <w:ind w:left="2880" w:hanging="360"/>
+      </w:pPr>
+    </w:lvl>
+    <w:lvl w:ilvl="4" w:tplc="40090019" w:tentative="1">
+      <w:start w:val="1"/>
+      <w:numFmt w:val="lowerLetter"/>
+      <w:lvlText w:val="%5."/>
+      <w:lvlJc w:val="left"/>
+      <w:pPr>
+        <w:ind w:left="3600" w:hanging="360"/>
+      </w:pPr>
+    </w:lvl>
+    <w:lvl w:ilvl="5" w:tplc="4009001B" w:tentative="1">
+      <w:start w:val="1"/>
+      <w:numFmt w:val="lowerRoman"/>
+      <w:lvlText w:val="%6."/>
+      <w:lvlJc w:val="right"/>
+      <w:pPr>
+        <w:ind w:left="4320" w:hanging="180"/>
+      </w:pPr>
+    </w:lvl>
+    <w:lvl w:ilvl="6" w:tplc="4009000F" w:tentative="1">
+      <w:start w:val="1"/>
+      <w:numFmt w:val="decimal"/>
+      <w:lvlText w:val="%7."/>
+      <w:lvlJc w:val="left"/>
+      <w:pPr>
+        <w:ind w:left="5040" w:hanging="360"/>
+      </w:pPr>
+    </w:lvl>
+    <w:lvl w:ilvl="7" w:tplc="40090019" w:tentative="1">
+      <w:start w:val="1"/>
+      <w:numFmt w:val="lowerLetter"/>
+      <w:lvlText w:val="%8."/>
+      <w:lvlJc w:val="left"/>
+      <w:pPr>
+        <w:ind w:left="5760" w:hanging="360"/>
+      </w:pPr>
+    </w:lvl>
+    <w:lvl w:ilvl="8" w:tplc="4009001B" w:tentative="1">
+      <w:start w:val="1"/>
+      <w:numFmt w:val="lowerRoman"/>
+      <w:lvlText w:val="%9."/>
+      <w:lvlJc w:val="right"/>
+      <w:pPr>
+        <w:ind w:left="6480" w:hanging="180"/>
+      </w:pPr>
+    </w:lvl>
+  </w:abstractNum>
+  <w:abstractNum w:abstractNumId="28" w15:restartNumberingAfterBreak="0">
     <w:nsid w:val="6E864F2B"/>
     <w:multiLevelType w:val="multilevel"/>
     <w:tmpl w:val="C5EC74C2"/>
@@ -7844,7 +11803,7 @@
       </w:rPr>
     </w:lvl>
   </w:abstractNum>
-  <w:abstractNum w:abstractNumId="26" w15:restartNumberingAfterBreak="0">
+  <w:abstractNum w:abstractNumId="29" w15:restartNumberingAfterBreak="0">
     <w:nsid w:val="6EF20DD0"/>
     <w:multiLevelType w:val="multilevel"/>
     <w:tmpl w:val="114CE716"/>
@@ -7993,7 +11952,7 @@
       </w:rPr>
     </w:lvl>
   </w:abstractNum>
-  <w:abstractNum w:abstractNumId="27" w15:restartNumberingAfterBreak="0">
+  <w:abstractNum w:abstractNumId="30" w15:restartNumberingAfterBreak="0">
     <w:nsid w:val="71510FD1"/>
     <w:multiLevelType w:val="multilevel"/>
     <w:tmpl w:val="07C2F6D8"/>
@@ -8142,7 +12101,7 @@
       </w:rPr>
     </w:lvl>
   </w:abstractNum>
-  <w:abstractNum w:abstractNumId="28" w15:restartNumberingAfterBreak="0">
+  <w:abstractNum w:abstractNumId="31" w15:restartNumberingAfterBreak="0">
     <w:nsid w:val="73363A85"/>
     <w:multiLevelType w:val="multilevel"/>
     <w:tmpl w:val="9F58954E"/>
@@ -8291,7 +12250,7 @@
       </w:rPr>
     </w:lvl>
   </w:abstractNum>
-  <w:abstractNum w:abstractNumId="29" w15:restartNumberingAfterBreak="0">
+  <w:abstractNum w:abstractNumId="32" w15:restartNumberingAfterBreak="0">
     <w:nsid w:val="785F31CD"/>
     <w:multiLevelType w:val="multilevel"/>
     <w:tmpl w:val="7ECA731C"/>
@@ -8441,94 +12400,103 @@
     </w:lvl>
   </w:abstractNum>
   <w:num w:numId="1" w16cid:durableId="818229547">
-    <w:abstractNumId w:val="27"/>
+    <w:abstractNumId w:val="30"/>
   </w:num>
   <w:num w:numId="2" w16cid:durableId="593125113">
     <w:abstractNumId w:val="0"/>
   </w:num>
   <w:num w:numId="3" w16cid:durableId="1417557279">
+    <w:abstractNumId w:val="17"/>
+  </w:num>
+  <w:num w:numId="4" w16cid:durableId="1075321283">
+    <w:abstractNumId w:val="10"/>
+  </w:num>
+  <w:num w:numId="5" w16cid:durableId="1245070766">
+    <w:abstractNumId w:val="2"/>
+  </w:num>
+  <w:num w:numId="6" w16cid:durableId="99034429">
+    <w:abstractNumId w:val="23"/>
+  </w:num>
+  <w:num w:numId="7" w16cid:durableId="2054114588">
+    <w:abstractNumId w:val="22"/>
+  </w:num>
+  <w:num w:numId="8" w16cid:durableId="1011417213">
+    <w:abstractNumId w:val="32"/>
+  </w:num>
+  <w:num w:numId="9" w16cid:durableId="2043552244">
+    <w:abstractNumId w:val="24"/>
+  </w:num>
+  <w:num w:numId="10" w16cid:durableId="246765005">
     <w:abstractNumId w:val="16"/>
   </w:num>
-  <w:num w:numId="4" w16cid:durableId="1075321283">
+  <w:num w:numId="11" w16cid:durableId="1344085064">
+    <w:abstractNumId w:val="28"/>
+  </w:num>
+  <w:num w:numId="12" w16cid:durableId="2139519615">
+    <w:abstractNumId w:val="14"/>
+  </w:num>
+  <w:num w:numId="13" w16cid:durableId="376202655">
+    <w:abstractNumId w:val="13"/>
+  </w:num>
+  <w:num w:numId="14" w16cid:durableId="838812293">
+    <w:abstractNumId w:val="20"/>
+  </w:num>
+  <w:num w:numId="15" w16cid:durableId="312611208">
+    <w:abstractNumId w:val="11"/>
+  </w:num>
+  <w:num w:numId="16" w16cid:durableId="1991904051">
+    <w:abstractNumId w:val="6"/>
+  </w:num>
+  <w:num w:numId="17" w16cid:durableId="909316332">
+    <w:abstractNumId w:val="25"/>
+  </w:num>
+  <w:num w:numId="18" w16cid:durableId="284585534">
+    <w:abstractNumId w:val="26"/>
+  </w:num>
+  <w:num w:numId="19" w16cid:durableId="1766922830">
+    <w:abstractNumId w:val="5"/>
+  </w:num>
+  <w:num w:numId="20" w16cid:durableId="2002152570">
+    <w:abstractNumId w:val="19"/>
+  </w:num>
+  <w:num w:numId="21" w16cid:durableId="1481574927">
+    <w:abstractNumId w:val="21"/>
+  </w:num>
+  <w:num w:numId="22" w16cid:durableId="1139808731">
+    <w:abstractNumId w:val="7"/>
+  </w:num>
+  <w:num w:numId="23" w16cid:durableId="1910653238">
+    <w:abstractNumId w:val="4"/>
+  </w:num>
+  <w:num w:numId="24" w16cid:durableId="770777321">
+    <w:abstractNumId w:val="31"/>
+  </w:num>
+  <w:num w:numId="25" w16cid:durableId="1469859847">
+    <w:abstractNumId w:val="12"/>
+  </w:num>
+  <w:num w:numId="26" w16cid:durableId="1312253616">
+    <w:abstractNumId w:val="3"/>
+  </w:num>
+  <w:num w:numId="27" w16cid:durableId="1516647399">
     <w:abstractNumId w:val="9"/>
   </w:num>
-  <w:num w:numId="5" w16cid:durableId="1245070766">
-    <w:abstractNumId w:val="1"/>
-  </w:num>
-  <w:num w:numId="6" w16cid:durableId="99034429">
-    <w:abstractNumId w:val="21"/>
-  </w:num>
-  <w:num w:numId="7" w16cid:durableId="2054114588">
-    <w:abstractNumId w:val="20"/>
-  </w:num>
-  <w:num w:numId="8" w16cid:durableId="1011417213">
+  <w:num w:numId="28" w16cid:durableId="1659919073">
     <w:abstractNumId w:val="29"/>
   </w:num>
-  <w:num w:numId="9" w16cid:durableId="2043552244">
-    <w:abstractNumId w:val="22"/>
-  </w:num>
-  <w:num w:numId="10" w16cid:durableId="246765005">
+  <w:num w:numId="29" w16cid:durableId="844982009">
     <w:abstractNumId w:val="15"/>
   </w:num>
-  <w:num w:numId="11" w16cid:durableId="1344085064">
-    <w:abstractNumId w:val="25"/>
+  <w:num w:numId="30" w16cid:durableId="39207249">
+    <w:abstractNumId w:val="8"/>
   </w:num>
-  <w:num w:numId="12" w16cid:durableId="2139519615">
-    <w:abstractNumId w:val="13"/>
-  </w:num>
-  <w:num w:numId="13" w16cid:durableId="376202655">
-    <w:abstractNumId w:val="12"/>
-  </w:num>
-  <w:num w:numId="14" w16cid:durableId="838812293">
+  <w:num w:numId="31" w16cid:durableId="1981642525">
     <w:abstractNumId w:val="18"/>
   </w:num>
-  <w:num w:numId="15" w16cid:durableId="312611208">
-    <w:abstractNumId w:val="10"/>
+  <w:num w:numId="32" w16cid:durableId="561719535">
+    <w:abstractNumId w:val="27"/>
   </w:num>
-  <w:num w:numId="16" w16cid:durableId="1991904051">
-    <w:abstractNumId w:val="5"/>
-  </w:num>
-  <w:num w:numId="17" w16cid:durableId="909316332">
-    <w:abstractNumId w:val="23"/>
-  </w:num>
-  <w:num w:numId="18" w16cid:durableId="284585534">
-    <w:abstractNumId w:val="24"/>
-  </w:num>
-  <w:num w:numId="19" w16cid:durableId="1766922830">
-    <w:abstractNumId w:val="4"/>
-  </w:num>
-  <w:num w:numId="20" w16cid:durableId="2002152570">
-    <w:abstractNumId w:val="17"/>
-  </w:num>
-  <w:num w:numId="21" w16cid:durableId="1481574927">
-    <w:abstractNumId w:val="19"/>
-  </w:num>
-  <w:num w:numId="22" w16cid:durableId="1139808731">
-    <w:abstractNumId w:val="6"/>
-  </w:num>
-  <w:num w:numId="23" w16cid:durableId="1910653238">
-    <w:abstractNumId w:val="3"/>
-  </w:num>
-  <w:num w:numId="24" w16cid:durableId="770777321">
-    <w:abstractNumId w:val="28"/>
-  </w:num>
-  <w:num w:numId="25" w16cid:durableId="1469859847">
-    <w:abstractNumId w:val="11"/>
-  </w:num>
-  <w:num w:numId="26" w16cid:durableId="1312253616">
-    <w:abstractNumId w:val="2"/>
-  </w:num>
-  <w:num w:numId="27" w16cid:durableId="1516647399">
-    <w:abstractNumId w:val="8"/>
-  </w:num>
-  <w:num w:numId="28" w16cid:durableId="1659919073">
-    <w:abstractNumId w:val="26"/>
-  </w:num>
-  <w:num w:numId="29" w16cid:durableId="844982009">
-    <w:abstractNumId w:val="14"/>
-  </w:num>
-  <w:num w:numId="30" w16cid:durableId="39207249">
-    <w:abstractNumId w:val="7"/>
+  <w:num w:numId="33" w16cid:durableId="1883708532">
+    <w:abstractNumId w:val="1"/>
   </w:num>
 </w:numbering>
 </file>
